--- a/packages/B馆2012年11月到2017年9月足迹新貌创新成果/src/assets/result1.docx
+++ b/packages/B馆2012年11月到2017年9月足迹新貌创新成果/src/assets/result1.docx
@@ -23,7 +23,21 @@
           <w:rFonts w:hint="default"/>
           <w:lang w:val="en-US" w:eastAsia="zh-CN"/>
         </w:rPr>
-        <w:t>第一至第四批全国社区治理和服务创新实验区名单及主题</w:t>
+        <w:t>第一至第</w:t>
+      </w:r>
+      <w:r>
+        <w:rPr>
+          <w:rFonts w:hint="eastAsia"/>
+          <w:lang w:val="en-US" w:eastAsia="zh-CN"/>
+        </w:rPr>
+        <w:t>三</w:t>
+      </w:r>
+      <w:r>
+        <w:rPr>
+          <w:rFonts w:hint="default"/>
+          <w:lang w:val="en-US" w:eastAsia="zh-CN"/>
+        </w:rPr>
+        <w:t>批全国社区治理和服务创新实验区名单及主题</w:t>
       </w:r>
       <w:r>
         <w:rPr>
@@ -786,21 +800,34 @@
               <w:autoSpaceDE w:val="0"/>
               <w:spacing w:line="360" w:lineRule="auto"/>
               <w:rPr>
+                <w:rFonts w:hint="eastAsia" w:ascii="宋体" w:hAnsi="宋体" w:cs="宋体" w:eastAsiaTheme="minorEastAsia"/>
+                <w:color w:val="auto"/>
+                <w:sz w:val="28"/>
+                <w:szCs w:val="28"/>
+                <w:lang w:val="en-US" w:eastAsia="zh-CN"/>
+              </w:rPr>
+            </w:pPr>
+            <w:r>
+              <w:rPr>
                 <w:rFonts w:hint="eastAsia" w:ascii="宋体" w:hAnsi="宋体" w:cs="宋体"/>
                 <w:color w:val="auto"/>
                 <w:sz w:val="28"/>
                 <w:szCs w:val="28"/>
               </w:rPr>
-            </w:pPr>
+              <w:t>创新发展  搭建平台  努力实现中心社区建设新</w:t>
+            </w:r>
             <w:r>
               <w:rPr>
                 <w:rFonts w:hint="eastAsia" w:ascii="宋体" w:hAnsi="宋体" w:cs="宋体"/>
                 <w:color w:val="auto"/>
                 <w:sz w:val="28"/>
                 <w:szCs w:val="28"/>
-              </w:rPr>
-              <w:t>创新发展  搭建平台  努力实现中心社区建设新突被</w:t>
-            </w:r>
+                <w:lang w:val="en-US" w:eastAsia="zh-CN"/>
+              </w:rPr>
+              <w:t>突破</w:t>
+            </w:r>
+            <w:bookmarkStart w:id="0" w:name="_GoBack"/>
+            <w:bookmarkEnd w:id="0"/>
           </w:p>
         </w:tc>
       </w:tr>
@@ -11589,7509 +11616,7 @@
         </w:tc>
       </w:tr>
     </w:tbl>
-    <w:p>
-      <w:pPr>
-        <w:pStyle w:val="6"/>
-        <w:widowControl/>
-        <w:snapToGrid w:val="0"/>
-        <w:spacing w:line="360" w:lineRule="auto"/>
-        <w:jc w:val="both"/>
-        <w:rPr>
-          <w:rFonts w:hint="eastAsia" w:ascii="仿宋_GB2312" w:hAnsi="仿宋_GB2312" w:eastAsia="仿宋_GB2312" w:cs="仿宋_GB2312"/>
-          <w:b/>
-          <w:color w:val="auto"/>
-          <w:sz w:val="32"/>
-          <w:szCs w:val="32"/>
-          <w:lang w:val="en-US" w:eastAsia="zh-CN"/>
-        </w:rPr>
-      </w:pPr>
-    </w:p>
-    <w:p>
-      <w:pPr>
-        <w:pStyle w:val="6"/>
-        <w:keepNext w:val="0"/>
-        <w:keepLines w:val="0"/>
-        <w:pageBreakBefore w:val="0"/>
-        <w:widowControl/>
-        <w:numPr>
-          <w:ilvl w:val="0"/>
-          <w:numId w:val="1"/>
-        </w:numPr>
-        <w:kinsoku/>
-        <w:wordWrap/>
-        <w:overflowPunct/>
-        <w:topLinePunct w:val="0"/>
-        <w:autoSpaceDE/>
-        <w:autoSpaceDN/>
-        <w:bidi w:val="0"/>
-        <w:adjustRightInd/>
-        <w:snapToGrid w:val="0"/>
-        <w:spacing w:line="360" w:lineRule="auto"/>
-        <w:jc w:val="both"/>
-        <w:textAlignment w:val="auto"/>
-        <w:rPr>
-          <w:rFonts w:hint="eastAsia" w:ascii="仿宋_GB2312" w:hAnsi="仿宋_GB2312" w:eastAsia="仿宋_GB2312" w:cs="仿宋_GB2312"/>
-          <w:b/>
-          <w:color w:val="auto"/>
-          <w:sz w:val="32"/>
-          <w:szCs w:val="32"/>
-        </w:rPr>
-      </w:pPr>
-      <w:r>
-        <w:rPr>
-          <w:rFonts w:hint="eastAsia" w:ascii="仿宋_GB2312" w:hAnsi="仿宋_GB2312" w:eastAsia="仿宋_GB2312" w:cs="仿宋_GB2312"/>
-          <w:b/>
-          <w:color w:val="auto"/>
-          <w:sz w:val="32"/>
-          <w:szCs w:val="32"/>
-        </w:rPr>
-        <w:t>第三批全国社区治理和服务创新实验区（</w:t>
-      </w:r>
-      <w:r>
-        <w:rPr>
-          <w:rFonts w:hint="eastAsia" w:ascii="仿宋_GB2312" w:hAnsi="仿宋_GB2312" w:eastAsia="仿宋_GB2312" w:cs="仿宋_GB2312"/>
-          <w:b/>
-          <w:color w:val="auto"/>
-          <w:sz w:val="32"/>
-          <w:szCs w:val="32"/>
-          <w:lang w:val="en-US" w:eastAsia="zh-CN"/>
-        </w:rPr>
-        <w:t>31</w:t>
-      </w:r>
-      <w:r>
-        <w:rPr>
-          <w:rFonts w:hint="eastAsia" w:ascii="仿宋_GB2312" w:hAnsi="仿宋_GB2312" w:eastAsia="仿宋_GB2312" w:cs="仿宋_GB2312"/>
-          <w:b/>
-          <w:color w:val="auto"/>
-          <w:sz w:val="32"/>
-          <w:szCs w:val="32"/>
-        </w:rPr>
-        <w:t>个）</w:t>
-      </w:r>
-    </w:p>
-    <w:tbl>
-      <w:tblPr>
-        <w:tblStyle w:val="7"/>
-        <w:tblW w:w="8562" w:type="dxa"/>
-        <w:tblInd w:w="0" w:type="dxa"/>
-        <w:tblBorders>
-          <w:top w:val="none" w:color="auto" w:sz="0" w:space="0"/>
-          <w:left w:val="none" w:color="auto" w:sz="0" w:space="0"/>
-          <w:bottom w:val="none" w:color="auto" w:sz="0" w:space="0"/>
-          <w:right w:val="none" w:color="auto" w:sz="0" w:space="0"/>
-          <w:insideH w:val="outset" w:color="auto" w:sz="6" w:space="0"/>
-          <w:insideV w:val="outset" w:color="auto" w:sz="6" w:space="0"/>
-        </w:tblBorders>
-        <w:shd w:val="clear" w:color="auto" w:fill="FFFFFF"/>
-        <w:tblLayout w:type="fixed"/>
-        <w:tblCellMar>
-          <w:top w:w="0" w:type="dxa"/>
-          <w:left w:w="0" w:type="dxa"/>
-          <w:bottom w:w="0" w:type="dxa"/>
-          <w:right w:w="0" w:type="dxa"/>
-        </w:tblCellMar>
-      </w:tblPr>
-      <w:tblGrid>
-        <w:gridCol w:w="625"/>
-        <w:gridCol w:w="1438"/>
-        <w:gridCol w:w="3228"/>
-        <w:gridCol w:w="3271"/>
-      </w:tblGrid>
-      <w:tr>
-        <w:trPr>
-          <w:trHeight w:val="570" w:hRule="atLeast"/>
-        </w:trPr>
-        <w:tc>
-          <w:tcPr>
-            <w:tcW w:w="625" w:type="dxa"/>
-            <w:tcBorders>
-              <w:top w:val="single" w:color="000000" w:sz="6" w:space="0"/>
-              <w:left w:val="single" w:color="000000" w:sz="6" w:space="0"/>
-              <w:bottom w:val="single" w:color="000000" w:sz="6" w:space="0"/>
-              <w:right w:val="single" w:color="000000" w:sz="6" w:space="0"/>
-            </w:tcBorders>
-            <w:shd w:val="clear" w:color="auto" w:fill="FFFFFF"/>
-            <w:noWrap w:val="0"/>
-            <w:tcMar>
-              <w:top w:w="0" w:type="dxa"/>
-              <w:bottom w:w="0" w:type="dxa"/>
-            </w:tcMar>
-            <w:vAlign w:val="center"/>
-          </w:tcPr>
-          <w:p>
-            <w:pPr>
-              <w:pStyle w:val="6"/>
-              <w:keepNext w:val="0"/>
-              <w:keepLines w:val="0"/>
-              <w:widowControl/>
-              <w:suppressLineNumbers w:val="0"/>
-              <w:pBdr>
-                <w:top w:val="none" w:color="auto" w:sz="0" w:space="0"/>
-                <w:left w:val="none" w:color="auto" w:sz="0" w:space="0"/>
-                <w:bottom w:val="none" w:color="auto" w:sz="0" w:space="0"/>
-                <w:right w:val="none" w:color="auto" w:sz="0" w:space="0"/>
-              </w:pBdr>
-              <w:spacing w:before="0" w:beforeAutospacing="0" w:after="0" w:afterAutospacing="0" w:line="360" w:lineRule="atLeast"/>
-              <w:ind w:left="0" w:right="0"/>
-              <w:jc w:val="center"/>
-              <w:rPr>
-                <w:rFonts w:hint="eastAsia" w:ascii="宋体" w:hAnsi="宋体" w:eastAsia="宋体" w:cs="宋体"/>
-                <w:sz w:val="28"/>
-                <w:szCs w:val="28"/>
-              </w:rPr>
-            </w:pPr>
-            <w:r>
-              <w:rPr>
-                <w:rStyle w:val="9"/>
-                <w:rFonts w:hint="eastAsia" w:ascii="宋体" w:hAnsi="宋体" w:eastAsia="宋体" w:cs="宋体"/>
-                <w:i w:val="0"/>
-                <w:caps w:val="0"/>
-                <w:color w:val="333333"/>
-                <w:spacing w:val="0"/>
-                <w:sz w:val="28"/>
-                <w:szCs w:val="28"/>
-              </w:rPr>
-              <w:t>序号</w:t>
-            </w:r>
-          </w:p>
-        </w:tc>
-        <w:tc>
-          <w:tcPr>
-            <w:tcW w:w="1438" w:type="dxa"/>
-            <w:tcBorders>
-              <w:top w:val="single" w:color="000000" w:sz="6" w:space="0"/>
-              <w:left w:val="nil"/>
-              <w:bottom w:val="single" w:color="000000" w:sz="6" w:space="0"/>
-              <w:right w:val="single" w:color="000000" w:sz="6" w:space="0"/>
-            </w:tcBorders>
-            <w:shd w:val="clear" w:color="auto" w:fill="FFFFFF"/>
-            <w:noWrap w:val="0"/>
-            <w:tcMar>
-              <w:top w:w="0" w:type="dxa"/>
-              <w:bottom w:w="0" w:type="dxa"/>
-            </w:tcMar>
-            <w:vAlign w:val="center"/>
-          </w:tcPr>
-          <w:p>
-            <w:pPr>
-              <w:pStyle w:val="6"/>
-              <w:keepNext w:val="0"/>
-              <w:keepLines w:val="0"/>
-              <w:widowControl/>
-              <w:suppressLineNumbers w:val="0"/>
-              <w:pBdr>
-                <w:top w:val="none" w:color="auto" w:sz="0" w:space="0"/>
-                <w:left w:val="none" w:color="auto" w:sz="0" w:space="0"/>
-                <w:bottom w:val="none" w:color="auto" w:sz="0" w:space="0"/>
-                <w:right w:val="none" w:color="auto" w:sz="0" w:space="0"/>
-              </w:pBdr>
-              <w:spacing w:before="0" w:beforeAutospacing="0" w:after="0" w:afterAutospacing="0" w:line="360" w:lineRule="atLeast"/>
-              <w:ind w:left="0" w:right="0"/>
-              <w:jc w:val="center"/>
-              <w:rPr>
-                <w:rFonts w:hint="eastAsia" w:ascii="宋体" w:hAnsi="宋体" w:eastAsia="宋体" w:cs="宋体"/>
-                <w:sz w:val="28"/>
-                <w:szCs w:val="28"/>
-              </w:rPr>
-            </w:pPr>
-            <w:r>
-              <w:rPr>
-                <w:rStyle w:val="9"/>
-                <w:rFonts w:hint="eastAsia" w:ascii="宋体" w:hAnsi="宋体" w:eastAsia="宋体" w:cs="宋体"/>
-                <w:i w:val="0"/>
-                <w:caps w:val="0"/>
-                <w:color w:val="333333"/>
-                <w:spacing w:val="0"/>
-                <w:sz w:val="28"/>
-                <w:szCs w:val="28"/>
-              </w:rPr>
-              <w:t>实验单位</w:t>
-            </w:r>
-          </w:p>
-        </w:tc>
-        <w:tc>
-          <w:tcPr>
-            <w:tcW w:w="3228" w:type="dxa"/>
-            <w:tcBorders>
-              <w:top w:val="single" w:color="000000" w:sz="6" w:space="0"/>
-              <w:left w:val="nil"/>
-              <w:bottom w:val="single" w:color="000000" w:sz="6" w:space="0"/>
-              <w:right w:val="single" w:color="000000" w:sz="6" w:space="0"/>
-            </w:tcBorders>
-            <w:shd w:val="clear" w:color="auto" w:fill="FFFFFF"/>
-            <w:noWrap w:val="0"/>
-            <w:tcMar>
-              <w:top w:w="0" w:type="dxa"/>
-              <w:bottom w:w="0" w:type="dxa"/>
-            </w:tcMar>
-            <w:vAlign w:val="center"/>
-          </w:tcPr>
-          <w:p>
-            <w:pPr>
-              <w:pStyle w:val="6"/>
-              <w:keepNext w:val="0"/>
-              <w:keepLines w:val="0"/>
-              <w:widowControl/>
-              <w:suppressLineNumbers w:val="0"/>
-              <w:pBdr>
-                <w:top w:val="none" w:color="auto" w:sz="0" w:space="0"/>
-                <w:left w:val="none" w:color="auto" w:sz="0" w:space="0"/>
-                <w:bottom w:val="none" w:color="auto" w:sz="0" w:space="0"/>
-                <w:right w:val="none" w:color="auto" w:sz="0" w:space="0"/>
-              </w:pBdr>
-              <w:spacing w:before="0" w:beforeAutospacing="0" w:after="0" w:afterAutospacing="0" w:line="360" w:lineRule="atLeast"/>
-              <w:ind w:left="0" w:right="0"/>
-              <w:jc w:val="center"/>
-              <w:rPr>
-                <w:rFonts w:hint="eastAsia" w:ascii="宋体" w:hAnsi="宋体" w:eastAsia="宋体" w:cs="宋体"/>
-                <w:sz w:val="28"/>
-                <w:szCs w:val="28"/>
-              </w:rPr>
-            </w:pPr>
-            <w:r>
-              <w:rPr>
-                <w:rStyle w:val="9"/>
-                <w:rFonts w:hint="eastAsia" w:ascii="宋体" w:hAnsi="宋体" w:eastAsia="宋体" w:cs="宋体"/>
-                <w:i w:val="0"/>
-                <w:caps w:val="0"/>
-                <w:color w:val="333333"/>
-                <w:spacing w:val="0"/>
-                <w:sz w:val="28"/>
-                <w:szCs w:val="28"/>
-              </w:rPr>
-              <w:t>实验主题</w:t>
-            </w:r>
-          </w:p>
-        </w:tc>
-        <w:tc>
-          <w:tcPr>
-            <w:tcW w:w="3271" w:type="dxa"/>
-            <w:tcBorders>
-              <w:top w:val="single" w:color="000000" w:sz="6" w:space="0"/>
-              <w:left w:val="nil"/>
-              <w:bottom w:val="single" w:color="000000" w:sz="6" w:space="0"/>
-              <w:right w:val="single" w:color="000000" w:sz="6" w:space="0"/>
-            </w:tcBorders>
-            <w:shd w:val="clear" w:color="auto" w:fill="FFFFFF"/>
-            <w:noWrap w:val="0"/>
-            <w:tcMar>
-              <w:top w:w="0" w:type="dxa"/>
-              <w:bottom w:w="0" w:type="dxa"/>
-            </w:tcMar>
-            <w:vAlign w:val="center"/>
-          </w:tcPr>
-          <w:p>
-            <w:pPr>
-              <w:pStyle w:val="6"/>
-              <w:keepNext w:val="0"/>
-              <w:keepLines w:val="0"/>
-              <w:widowControl/>
-              <w:suppressLineNumbers w:val="0"/>
-              <w:pBdr>
-                <w:top w:val="none" w:color="auto" w:sz="0" w:space="0"/>
-                <w:left w:val="none" w:color="auto" w:sz="0" w:space="0"/>
-                <w:bottom w:val="none" w:color="auto" w:sz="0" w:space="0"/>
-                <w:right w:val="none" w:color="auto" w:sz="0" w:space="0"/>
-              </w:pBdr>
-              <w:spacing w:before="0" w:beforeAutospacing="0" w:after="0" w:afterAutospacing="0" w:line="360" w:lineRule="atLeast"/>
-              <w:ind w:left="0" w:right="0"/>
-              <w:jc w:val="center"/>
-              <w:rPr>
-                <w:rFonts w:hint="eastAsia" w:ascii="宋体" w:hAnsi="宋体" w:eastAsia="宋体" w:cs="宋体"/>
-                <w:sz w:val="28"/>
-                <w:szCs w:val="28"/>
-              </w:rPr>
-            </w:pPr>
-            <w:r>
-              <w:rPr>
-                <w:rStyle w:val="9"/>
-                <w:rFonts w:hint="eastAsia" w:ascii="宋体" w:hAnsi="宋体" w:eastAsia="宋体" w:cs="宋体"/>
-                <w:i w:val="0"/>
-                <w:caps w:val="0"/>
-                <w:color w:val="333333"/>
-                <w:spacing w:val="0"/>
-                <w:sz w:val="28"/>
-                <w:szCs w:val="28"/>
-              </w:rPr>
-              <w:t>实验内容</w:t>
-            </w:r>
-          </w:p>
-        </w:tc>
-      </w:tr>
-      <w:tr>
-        <w:trPr>
-          <w:trHeight w:val="1380" w:hRule="atLeast"/>
-        </w:trPr>
-        <w:tc>
-          <w:tcPr>
-            <w:tcW w:w="625" w:type="dxa"/>
-            <w:tcBorders>
-              <w:top w:val="nil"/>
-              <w:left w:val="single" w:color="000000" w:sz="6" w:space="0"/>
-              <w:bottom w:val="single" w:color="000000" w:sz="6" w:space="0"/>
-              <w:right w:val="single" w:color="000000" w:sz="6" w:space="0"/>
-            </w:tcBorders>
-            <w:shd w:val="clear" w:color="auto" w:fill="FFFFFF"/>
-            <w:noWrap w:val="0"/>
-            <w:tcMar>
-              <w:top w:w="0" w:type="dxa"/>
-              <w:bottom w:w="0" w:type="dxa"/>
-            </w:tcMar>
-            <w:vAlign w:val="center"/>
-          </w:tcPr>
-          <w:p>
-            <w:pPr>
-              <w:pStyle w:val="6"/>
-              <w:keepNext w:val="0"/>
-              <w:keepLines w:val="0"/>
-              <w:widowControl/>
-              <w:suppressLineNumbers w:val="0"/>
-              <w:pBdr>
-                <w:top w:val="none" w:color="auto" w:sz="0" w:space="0"/>
-                <w:left w:val="none" w:color="auto" w:sz="0" w:space="0"/>
-                <w:bottom w:val="none" w:color="auto" w:sz="0" w:space="0"/>
-                <w:right w:val="none" w:color="auto" w:sz="0" w:space="0"/>
-              </w:pBdr>
-              <w:spacing w:before="0" w:beforeAutospacing="0" w:after="0" w:afterAutospacing="0"/>
-              <w:ind w:left="0" w:right="0"/>
-              <w:jc w:val="center"/>
-              <w:rPr>
-                <w:rFonts w:hint="eastAsia" w:ascii="宋体" w:hAnsi="宋体" w:eastAsia="宋体" w:cs="宋体"/>
-                <w:sz w:val="28"/>
-                <w:szCs w:val="28"/>
-              </w:rPr>
-            </w:pPr>
-            <w:r>
-              <w:rPr>
-                <w:rFonts w:hint="eastAsia" w:ascii="宋体" w:hAnsi="宋体" w:eastAsia="宋体" w:cs="宋体"/>
-                <w:b w:val="0"/>
-                <w:i w:val="0"/>
-                <w:caps w:val="0"/>
-                <w:color w:val="333333"/>
-                <w:spacing w:val="0"/>
-                <w:sz w:val="28"/>
-                <w:szCs w:val="28"/>
-              </w:rPr>
-              <w:t>1</w:t>
-            </w:r>
-          </w:p>
-        </w:tc>
-        <w:tc>
-          <w:tcPr>
-            <w:tcW w:w="1438" w:type="dxa"/>
-            <w:tcBorders>
-              <w:top w:val="nil"/>
-              <w:left w:val="nil"/>
-              <w:bottom w:val="single" w:color="000000" w:sz="6" w:space="0"/>
-              <w:right w:val="single" w:color="000000" w:sz="6" w:space="0"/>
-            </w:tcBorders>
-            <w:shd w:val="clear" w:color="auto" w:fill="FFFFFF"/>
-            <w:noWrap w:val="0"/>
-            <w:tcMar>
-              <w:top w:w="0" w:type="dxa"/>
-              <w:bottom w:w="0" w:type="dxa"/>
-            </w:tcMar>
-            <w:vAlign w:val="center"/>
-          </w:tcPr>
-          <w:p>
-            <w:pPr>
-              <w:pStyle w:val="6"/>
-              <w:keepNext w:val="0"/>
-              <w:keepLines w:val="0"/>
-              <w:widowControl/>
-              <w:suppressLineNumbers w:val="0"/>
-              <w:pBdr>
-                <w:top w:val="none" w:color="auto" w:sz="0" w:space="0"/>
-                <w:left w:val="none" w:color="auto" w:sz="0" w:space="0"/>
-                <w:bottom w:val="none" w:color="auto" w:sz="0" w:space="0"/>
-                <w:right w:val="none" w:color="auto" w:sz="0" w:space="0"/>
-              </w:pBdr>
-              <w:spacing w:before="0" w:beforeAutospacing="0" w:after="0" w:afterAutospacing="0"/>
-              <w:ind w:left="0" w:right="0"/>
-              <w:jc w:val="center"/>
-              <w:rPr>
-                <w:rFonts w:hint="eastAsia" w:ascii="宋体" w:hAnsi="宋体" w:eastAsia="宋体" w:cs="宋体"/>
-                <w:i w:val="0"/>
-                <w:color w:val="auto"/>
-                <w:kern w:val="2"/>
-                <w:sz w:val="28"/>
-                <w:szCs w:val="28"/>
-                <w:lang w:val="en-US" w:eastAsia="zh-CN" w:bidi="ar-SA"/>
-              </w:rPr>
-            </w:pPr>
-            <w:r>
-              <w:rPr>
-                <w:rFonts w:hint="eastAsia" w:ascii="宋体" w:hAnsi="宋体" w:eastAsia="宋体" w:cs="宋体"/>
-                <w:i w:val="0"/>
-                <w:color w:val="auto"/>
-                <w:kern w:val="2"/>
-                <w:sz w:val="28"/>
-                <w:szCs w:val="28"/>
-                <w:lang w:val="en-US" w:eastAsia="zh-CN" w:bidi="ar-SA"/>
-              </w:rPr>
-              <w:t>北京市石景山区</w:t>
-            </w:r>
-          </w:p>
-        </w:tc>
-        <w:tc>
-          <w:tcPr>
-            <w:tcW w:w="3228" w:type="dxa"/>
-            <w:tcBorders>
-              <w:top w:val="nil"/>
-              <w:left w:val="nil"/>
-              <w:bottom w:val="single" w:color="000000" w:sz="6" w:space="0"/>
-              <w:right w:val="single" w:color="000000" w:sz="6" w:space="0"/>
-            </w:tcBorders>
-            <w:shd w:val="clear" w:color="auto" w:fill="FFFFFF"/>
-            <w:noWrap w:val="0"/>
-            <w:tcMar>
-              <w:top w:w="0" w:type="dxa"/>
-              <w:bottom w:w="0" w:type="dxa"/>
-            </w:tcMar>
-            <w:vAlign w:val="center"/>
-          </w:tcPr>
-          <w:p>
-            <w:pPr>
-              <w:pStyle w:val="6"/>
-              <w:keepNext w:val="0"/>
-              <w:keepLines w:val="0"/>
-              <w:widowControl/>
-              <w:suppressLineNumbers w:val="0"/>
-              <w:pBdr>
-                <w:top w:val="none" w:color="auto" w:sz="0" w:space="0"/>
-                <w:left w:val="none" w:color="auto" w:sz="0" w:space="0"/>
-                <w:bottom w:val="none" w:color="auto" w:sz="0" w:space="0"/>
-                <w:right w:val="none" w:color="auto" w:sz="0" w:space="0"/>
-              </w:pBdr>
-              <w:spacing w:before="0" w:beforeAutospacing="0" w:after="0" w:afterAutospacing="0"/>
-              <w:ind w:left="0" w:right="0"/>
-              <w:jc w:val="center"/>
-              <w:rPr>
-                <w:rFonts w:hint="eastAsia" w:ascii="宋体" w:hAnsi="宋体" w:eastAsia="宋体" w:cs="宋体"/>
-                <w:i w:val="0"/>
-                <w:color w:val="auto"/>
-                <w:kern w:val="2"/>
-                <w:sz w:val="28"/>
-                <w:szCs w:val="28"/>
-                <w:lang w:val="en-US" w:eastAsia="zh-CN" w:bidi="ar-SA"/>
-              </w:rPr>
-            </w:pPr>
-            <w:r>
-              <w:rPr>
-                <w:rFonts w:hint="eastAsia" w:ascii="宋体" w:hAnsi="宋体" w:eastAsia="宋体" w:cs="宋体"/>
-                <w:i w:val="0"/>
-                <w:color w:val="auto"/>
-                <w:kern w:val="2"/>
-                <w:sz w:val="28"/>
-                <w:szCs w:val="28"/>
-                <w:lang w:val="en-US" w:eastAsia="zh-CN" w:bidi="ar-SA"/>
-              </w:rPr>
-              <w:t>打造“老街坊”品牌，构建共建共治共享社区治理机制</w:t>
-            </w:r>
-          </w:p>
-        </w:tc>
-        <w:tc>
-          <w:tcPr>
-            <w:tcW w:w="3271" w:type="dxa"/>
-            <w:tcBorders>
-              <w:top w:val="nil"/>
-              <w:left w:val="nil"/>
-              <w:bottom w:val="single" w:color="000000" w:sz="6" w:space="0"/>
-              <w:right w:val="single" w:color="000000" w:sz="6" w:space="0"/>
-            </w:tcBorders>
-            <w:shd w:val="clear" w:color="auto" w:fill="FFFFFF"/>
-            <w:noWrap w:val="0"/>
-            <w:tcMar>
-              <w:top w:w="0" w:type="dxa"/>
-              <w:bottom w:w="0" w:type="dxa"/>
-            </w:tcMar>
-            <w:vAlign w:val="center"/>
-          </w:tcPr>
-          <w:p>
-            <w:pPr>
-              <w:pStyle w:val="6"/>
-              <w:keepNext w:val="0"/>
-              <w:keepLines w:val="0"/>
-              <w:widowControl/>
-              <w:suppressLineNumbers w:val="0"/>
-              <w:pBdr>
-                <w:top w:val="none" w:color="auto" w:sz="0" w:space="0"/>
-                <w:left w:val="none" w:color="auto" w:sz="0" w:space="0"/>
-                <w:bottom w:val="none" w:color="auto" w:sz="0" w:space="0"/>
-                <w:right w:val="none" w:color="auto" w:sz="0" w:space="0"/>
-              </w:pBdr>
-              <w:spacing w:before="0" w:beforeAutospacing="0" w:after="0" w:afterAutospacing="0"/>
-              <w:ind w:left="0" w:right="0"/>
-              <w:jc w:val="center"/>
-              <w:rPr>
-                <w:rFonts w:hint="eastAsia" w:ascii="宋体" w:hAnsi="宋体" w:eastAsia="宋体" w:cs="宋体"/>
-                <w:i w:val="0"/>
-                <w:color w:val="auto"/>
-                <w:kern w:val="2"/>
-                <w:sz w:val="28"/>
-                <w:szCs w:val="28"/>
-                <w:lang w:val="en-US" w:eastAsia="zh-CN" w:bidi="ar-SA"/>
-              </w:rPr>
-            </w:pPr>
-            <w:r>
-              <w:rPr>
-                <w:rFonts w:hint="eastAsia" w:ascii="宋体" w:hAnsi="宋体" w:eastAsia="宋体" w:cs="宋体"/>
-                <w:i w:val="0"/>
-                <w:color w:val="auto"/>
-                <w:kern w:val="2"/>
-                <w:sz w:val="28"/>
-                <w:szCs w:val="28"/>
-                <w:lang w:val="en-US" w:eastAsia="zh-CN" w:bidi="ar-SA"/>
-              </w:rPr>
-              <w:t>以“老街坊”组织化建设为抓手，以服务精准化、专业化为导向，以志愿服务与个人信用挂钩为突破，以信息化建设为支撑，以培育社区公共精神为核心，构建守望相助的社区和谐幸福家园</w:t>
-            </w:r>
-          </w:p>
-        </w:tc>
-      </w:tr>
-      <w:tr>
-        <w:trPr>
-          <w:trHeight w:val="1275" w:hRule="atLeast"/>
-        </w:trPr>
-        <w:tc>
-          <w:tcPr>
-            <w:tcW w:w="625" w:type="dxa"/>
-            <w:tcBorders>
-              <w:top w:val="nil"/>
-              <w:left w:val="single" w:color="000000" w:sz="6" w:space="0"/>
-              <w:bottom w:val="single" w:color="000000" w:sz="6" w:space="0"/>
-              <w:right w:val="single" w:color="000000" w:sz="6" w:space="0"/>
-            </w:tcBorders>
-            <w:shd w:val="clear" w:color="auto" w:fill="FFFFFF"/>
-            <w:noWrap w:val="0"/>
-            <w:tcMar>
-              <w:top w:w="0" w:type="dxa"/>
-              <w:bottom w:w="0" w:type="dxa"/>
-            </w:tcMar>
-            <w:vAlign w:val="center"/>
-          </w:tcPr>
-          <w:p>
-            <w:pPr>
-              <w:pStyle w:val="6"/>
-              <w:keepNext w:val="0"/>
-              <w:keepLines w:val="0"/>
-              <w:widowControl/>
-              <w:suppressLineNumbers w:val="0"/>
-              <w:pBdr>
-                <w:top w:val="none" w:color="auto" w:sz="0" w:space="0"/>
-                <w:left w:val="none" w:color="auto" w:sz="0" w:space="0"/>
-                <w:bottom w:val="none" w:color="auto" w:sz="0" w:space="0"/>
-                <w:right w:val="none" w:color="auto" w:sz="0" w:space="0"/>
-              </w:pBdr>
-              <w:spacing w:before="0" w:beforeAutospacing="0" w:after="0" w:afterAutospacing="0"/>
-              <w:ind w:left="0" w:right="0"/>
-              <w:jc w:val="center"/>
-              <w:rPr>
-                <w:rFonts w:hint="eastAsia" w:ascii="宋体" w:hAnsi="宋体" w:eastAsia="宋体" w:cs="宋体"/>
-                <w:sz w:val="28"/>
-                <w:szCs w:val="28"/>
-              </w:rPr>
-            </w:pPr>
-            <w:r>
-              <w:rPr>
-                <w:rFonts w:hint="eastAsia" w:ascii="宋体" w:hAnsi="宋体" w:eastAsia="宋体" w:cs="宋体"/>
-                <w:b w:val="0"/>
-                <w:i w:val="0"/>
-                <w:caps w:val="0"/>
-                <w:color w:val="333333"/>
-                <w:spacing w:val="0"/>
-                <w:sz w:val="28"/>
-                <w:szCs w:val="28"/>
-              </w:rPr>
-              <w:t>2</w:t>
-            </w:r>
-          </w:p>
-        </w:tc>
-        <w:tc>
-          <w:tcPr>
-            <w:tcW w:w="1438" w:type="dxa"/>
-            <w:tcBorders>
-              <w:top w:val="nil"/>
-              <w:left w:val="nil"/>
-              <w:bottom w:val="single" w:color="000000" w:sz="6" w:space="0"/>
-              <w:right w:val="single" w:color="000000" w:sz="6" w:space="0"/>
-            </w:tcBorders>
-            <w:shd w:val="clear" w:color="auto" w:fill="FFFFFF"/>
-            <w:noWrap w:val="0"/>
-            <w:tcMar>
-              <w:top w:w="0" w:type="dxa"/>
-              <w:bottom w:w="0" w:type="dxa"/>
-            </w:tcMar>
-            <w:vAlign w:val="center"/>
-          </w:tcPr>
-          <w:p>
-            <w:pPr>
-              <w:pStyle w:val="6"/>
-              <w:keepNext w:val="0"/>
-              <w:keepLines w:val="0"/>
-              <w:widowControl/>
-              <w:suppressLineNumbers w:val="0"/>
-              <w:pBdr>
-                <w:top w:val="none" w:color="auto" w:sz="0" w:space="0"/>
-                <w:left w:val="none" w:color="auto" w:sz="0" w:space="0"/>
-                <w:bottom w:val="none" w:color="auto" w:sz="0" w:space="0"/>
-                <w:right w:val="none" w:color="auto" w:sz="0" w:space="0"/>
-              </w:pBdr>
-              <w:spacing w:before="0" w:beforeAutospacing="0" w:after="0" w:afterAutospacing="0"/>
-              <w:ind w:left="0" w:right="0"/>
-              <w:jc w:val="center"/>
-              <w:rPr>
-                <w:rFonts w:hint="eastAsia" w:ascii="宋体" w:hAnsi="宋体" w:eastAsia="宋体" w:cs="宋体"/>
-                <w:i w:val="0"/>
-                <w:color w:val="auto"/>
-                <w:kern w:val="2"/>
-                <w:sz w:val="28"/>
-                <w:szCs w:val="28"/>
-                <w:lang w:val="en-US" w:eastAsia="zh-CN" w:bidi="ar-SA"/>
-              </w:rPr>
-            </w:pPr>
-            <w:r>
-              <w:rPr>
-                <w:rFonts w:hint="eastAsia" w:ascii="宋体" w:hAnsi="宋体" w:eastAsia="宋体" w:cs="宋体"/>
-                <w:i w:val="0"/>
-                <w:color w:val="auto"/>
-                <w:kern w:val="2"/>
-                <w:sz w:val="28"/>
-                <w:szCs w:val="28"/>
-                <w:lang w:val="en-US" w:eastAsia="zh-CN" w:bidi="ar-SA"/>
-              </w:rPr>
-              <w:t>天津市河北区</w:t>
-            </w:r>
-          </w:p>
-        </w:tc>
-        <w:tc>
-          <w:tcPr>
-            <w:tcW w:w="3228" w:type="dxa"/>
-            <w:tcBorders>
-              <w:top w:val="nil"/>
-              <w:left w:val="nil"/>
-              <w:bottom w:val="single" w:color="000000" w:sz="6" w:space="0"/>
-              <w:right w:val="single" w:color="000000" w:sz="6" w:space="0"/>
-            </w:tcBorders>
-            <w:shd w:val="clear" w:color="auto" w:fill="FFFFFF"/>
-            <w:noWrap w:val="0"/>
-            <w:tcMar>
-              <w:top w:w="0" w:type="dxa"/>
-              <w:bottom w:w="0" w:type="dxa"/>
-            </w:tcMar>
-            <w:vAlign w:val="center"/>
-          </w:tcPr>
-          <w:p>
-            <w:pPr>
-              <w:pStyle w:val="6"/>
-              <w:keepNext w:val="0"/>
-              <w:keepLines w:val="0"/>
-              <w:widowControl/>
-              <w:suppressLineNumbers w:val="0"/>
-              <w:pBdr>
-                <w:top w:val="none" w:color="auto" w:sz="0" w:space="0"/>
-                <w:left w:val="none" w:color="auto" w:sz="0" w:space="0"/>
-                <w:bottom w:val="none" w:color="auto" w:sz="0" w:space="0"/>
-                <w:right w:val="none" w:color="auto" w:sz="0" w:space="0"/>
-              </w:pBdr>
-              <w:spacing w:before="0" w:beforeAutospacing="0" w:after="0" w:afterAutospacing="0"/>
-              <w:ind w:left="0" w:right="0"/>
-              <w:jc w:val="center"/>
-              <w:rPr>
-                <w:rFonts w:hint="eastAsia" w:ascii="宋体" w:hAnsi="宋体" w:eastAsia="宋体" w:cs="宋体"/>
-                <w:i w:val="0"/>
-                <w:color w:val="auto"/>
-                <w:kern w:val="2"/>
-                <w:sz w:val="28"/>
-                <w:szCs w:val="28"/>
-                <w:lang w:val="en-US" w:eastAsia="zh-CN" w:bidi="ar-SA"/>
-              </w:rPr>
-            </w:pPr>
-            <w:r>
-              <w:rPr>
-                <w:rFonts w:hint="eastAsia" w:ascii="宋体" w:hAnsi="宋体" w:eastAsia="宋体" w:cs="宋体"/>
-                <w:i w:val="0"/>
-                <w:color w:val="auto"/>
-                <w:kern w:val="2"/>
-                <w:sz w:val="28"/>
-                <w:szCs w:val="28"/>
-                <w:lang w:val="en-US" w:eastAsia="zh-CN" w:bidi="ar-SA"/>
-              </w:rPr>
-              <w:t>党建引领社区物业服务管理机制建设</w:t>
-            </w:r>
-          </w:p>
-        </w:tc>
-        <w:tc>
-          <w:tcPr>
-            <w:tcW w:w="3271" w:type="dxa"/>
-            <w:tcBorders>
-              <w:top w:val="nil"/>
-              <w:left w:val="nil"/>
-              <w:bottom w:val="single" w:color="000000" w:sz="6" w:space="0"/>
-              <w:right w:val="single" w:color="000000" w:sz="6" w:space="0"/>
-            </w:tcBorders>
-            <w:shd w:val="clear" w:color="auto" w:fill="FFFFFF"/>
-            <w:noWrap w:val="0"/>
-            <w:tcMar>
-              <w:top w:w="0" w:type="dxa"/>
-              <w:bottom w:w="0" w:type="dxa"/>
-            </w:tcMar>
-            <w:vAlign w:val="center"/>
-          </w:tcPr>
-          <w:p>
-            <w:pPr>
-              <w:pStyle w:val="6"/>
-              <w:keepNext w:val="0"/>
-              <w:keepLines w:val="0"/>
-              <w:widowControl/>
-              <w:suppressLineNumbers w:val="0"/>
-              <w:pBdr>
-                <w:top w:val="none" w:color="auto" w:sz="0" w:space="0"/>
-                <w:left w:val="none" w:color="auto" w:sz="0" w:space="0"/>
-                <w:bottom w:val="none" w:color="auto" w:sz="0" w:space="0"/>
-                <w:right w:val="none" w:color="auto" w:sz="0" w:space="0"/>
-              </w:pBdr>
-              <w:spacing w:before="0" w:beforeAutospacing="0" w:after="0" w:afterAutospacing="0"/>
-              <w:ind w:left="0" w:right="0"/>
-              <w:jc w:val="center"/>
-              <w:rPr>
-                <w:rFonts w:hint="eastAsia" w:ascii="宋体" w:hAnsi="宋体" w:eastAsia="宋体" w:cs="宋体"/>
-                <w:i w:val="0"/>
-                <w:color w:val="auto"/>
-                <w:kern w:val="2"/>
-                <w:sz w:val="28"/>
-                <w:szCs w:val="28"/>
-                <w:lang w:val="en-US" w:eastAsia="zh-CN" w:bidi="ar-SA"/>
-              </w:rPr>
-            </w:pPr>
-            <w:r>
-              <w:rPr>
-                <w:rFonts w:hint="eastAsia" w:ascii="宋体" w:hAnsi="宋体" w:eastAsia="宋体" w:cs="宋体"/>
-                <w:i w:val="0"/>
-                <w:color w:val="auto"/>
-                <w:kern w:val="2"/>
-                <w:sz w:val="28"/>
-                <w:szCs w:val="28"/>
-                <w:lang w:val="en-US" w:eastAsia="zh-CN" w:bidi="ar-SA"/>
-              </w:rPr>
-              <w:t>探索建立健全党建引领、多方联动的社区物业服务管理机制</w:t>
-            </w:r>
-          </w:p>
-        </w:tc>
-      </w:tr>
-      <w:tr>
-        <w:trPr>
-          <w:trHeight w:val="900" w:hRule="atLeast"/>
-        </w:trPr>
-        <w:tc>
-          <w:tcPr>
-            <w:tcW w:w="625" w:type="dxa"/>
-            <w:tcBorders>
-              <w:top w:val="nil"/>
-              <w:left w:val="single" w:color="000000" w:sz="6" w:space="0"/>
-              <w:bottom w:val="single" w:color="000000" w:sz="6" w:space="0"/>
-              <w:right w:val="single" w:color="000000" w:sz="6" w:space="0"/>
-            </w:tcBorders>
-            <w:shd w:val="clear" w:color="auto" w:fill="FFFFFF"/>
-            <w:noWrap w:val="0"/>
-            <w:tcMar>
-              <w:top w:w="0" w:type="dxa"/>
-              <w:bottom w:w="0" w:type="dxa"/>
-            </w:tcMar>
-            <w:vAlign w:val="center"/>
-          </w:tcPr>
-          <w:p>
-            <w:pPr>
-              <w:pStyle w:val="6"/>
-              <w:keepNext w:val="0"/>
-              <w:keepLines w:val="0"/>
-              <w:widowControl/>
-              <w:suppressLineNumbers w:val="0"/>
-              <w:pBdr>
-                <w:top w:val="none" w:color="auto" w:sz="0" w:space="0"/>
-                <w:left w:val="none" w:color="auto" w:sz="0" w:space="0"/>
-                <w:bottom w:val="none" w:color="auto" w:sz="0" w:space="0"/>
-                <w:right w:val="none" w:color="auto" w:sz="0" w:space="0"/>
-              </w:pBdr>
-              <w:spacing w:before="0" w:beforeAutospacing="0" w:after="0" w:afterAutospacing="0"/>
-              <w:ind w:left="0" w:right="0"/>
-              <w:jc w:val="center"/>
-              <w:rPr>
-                <w:rFonts w:hint="eastAsia" w:ascii="宋体" w:hAnsi="宋体" w:eastAsia="宋体" w:cs="宋体"/>
-                <w:sz w:val="28"/>
-                <w:szCs w:val="28"/>
-              </w:rPr>
-            </w:pPr>
-            <w:r>
-              <w:rPr>
-                <w:rFonts w:hint="eastAsia" w:ascii="宋体" w:hAnsi="宋体" w:eastAsia="宋体" w:cs="宋体"/>
-                <w:b w:val="0"/>
-                <w:i w:val="0"/>
-                <w:caps w:val="0"/>
-                <w:color w:val="333333"/>
-                <w:spacing w:val="0"/>
-                <w:sz w:val="28"/>
-                <w:szCs w:val="28"/>
-              </w:rPr>
-              <w:t>3</w:t>
-            </w:r>
-          </w:p>
-        </w:tc>
-        <w:tc>
-          <w:tcPr>
-            <w:tcW w:w="1438" w:type="dxa"/>
-            <w:tcBorders>
-              <w:top w:val="nil"/>
-              <w:left w:val="nil"/>
-              <w:bottom w:val="single" w:color="000000" w:sz="6" w:space="0"/>
-              <w:right w:val="single" w:color="000000" w:sz="6" w:space="0"/>
-            </w:tcBorders>
-            <w:shd w:val="clear" w:color="auto" w:fill="FFFFFF"/>
-            <w:noWrap w:val="0"/>
-            <w:tcMar>
-              <w:top w:w="0" w:type="dxa"/>
-              <w:bottom w:w="0" w:type="dxa"/>
-            </w:tcMar>
-            <w:vAlign w:val="center"/>
-          </w:tcPr>
-          <w:p>
-            <w:pPr>
-              <w:pStyle w:val="6"/>
-              <w:keepNext w:val="0"/>
-              <w:keepLines w:val="0"/>
-              <w:widowControl/>
-              <w:suppressLineNumbers w:val="0"/>
-              <w:pBdr>
-                <w:top w:val="none" w:color="auto" w:sz="0" w:space="0"/>
-                <w:left w:val="none" w:color="auto" w:sz="0" w:space="0"/>
-                <w:bottom w:val="none" w:color="auto" w:sz="0" w:space="0"/>
-                <w:right w:val="none" w:color="auto" w:sz="0" w:space="0"/>
-              </w:pBdr>
-              <w:spacing w:before="0" w:beforeAutospacing="0" w:after="0" w:afterAutospacing="0"/>
-              <w:ind w:left="0" w:right="0"/>
-              <w:jc w:val="center"/>
-              <w:rPr>
-                <w:rFonts w:hint="eastAsia" w:ascii="宋体" w:hAnsi="宋体" w:eastAsia="宋体" w:cs="宋体"/>
-                <w:i w:val="0"/>
-                <w:color w:val="auto"/>
-                <w:kern w:val="2"/>
-                <w:sz w:val="28"/>
-                <w:szCs w:val="28"/>
-                <w:lang w:val="en-US" w:eastAsia="zh-CN" w:bidi="ar-SA"/>
-              </w:rPr>
-            </w:pPr>
-            <w:r>
-              <w:rPr>
-                <w:rFonts w:hint="eastAsia" w:ascii="宋体" w:hAnsi="宋体" w:eastAsia="宋体" w:cs="宋体"/>
-                <w:i w:val="0"/>
-                <w:color w:val="auto"/>
-                <w:kern w:val="2"/>
-                <w:sz w:val="28"/>
-                <w:szCs w:val="28"/>
-                <w:lang w:val="en-US" w:eastAsia="zh-CN" w:bidi="ar-SA"/>
-              </w:rPr>
-              <w:t>辽宁省沈阳市和平区</w:t>
-            </w:r>
-          </w:p>
-        </w:tc>
-        <w:tc>
-          <w:tcPr>
-            <w:tcW w:w="3228" w:type="dxa"/>
-            <w:tcBorders>
-              <w:top w:val="nil"/>
-              <w:left w:val="nil"/>
-              <w:bottom w:val="single" w:color="000000" w:sz="6" w:space="0"/>
-              <w:right w:val="single" w:color="000000" w:sz="6" w:space="0"/>
-            </w:tcBorders>
-            <w:shd w:val="clear" w:color="auto" w:fill="FFFFFF"/>
-            <w:noWrap w:val="0"/>
-            <w:tcMar>
-              <w:top w:w="0" w:type="dxa"/>
-              <w:bottom w:w="0" w:type="dxa"/>
-            </w:tcMar>
-            <w:vAlign w:val="center"/>
-          </w:tcPr>
-          <w:p>
-            <w:pPr>
-              <w:pStyle w:val="6"/>
-              <w:keepNext w:val="0"/>
-              <w:keepLines w:val="0"/>
-              <w:widowControl/>
-              <w:suppressLineNumbers w:val="0"/>
-              <w:pBdr>
-                <w:top w:val="none" w:color="auto" w:sz="0" w:space="0"/>
-                <w:left w:val="none" w:color="auto" w:sz="0" w:space="0"/>
-                <w:bottom w:val="none" w:color="auto" w:sz="0" w:space="0"/>
-                <w:right w:val="none" w:color="auto" w:sz="0" w:space="0"/>
-              </w:pBdr>
-              <w:spacing w:before="0" w:beforeAutospacing="0" w:after="0" w:afterAutospacing="0"/>
-              <w:ind w:left="0" w:right="0"/>
-              <w:jc w:val="center"/>
-              <w:rPr>
-                <w:rFonts w:hint="eastAsia" w:ascii="宋体" w:hAnsi="宋体" w:eastAsia="宋体" w:cs="宋体"/>
-                <w:i w:val="0"/>
-                <w:color w:val="auto"/>
-                <w:kern w:val="2"/>
-                <w:sz w:val="28"/>
-                <w:szCs w:val="28"/>
-                <w:lang w:val="en-US" w:eastAsia="zh-CN" w:bidi="ar-SA"/>
-              </w:rPr>
-            </w:pPr>
-            <w:r>
-              <w:rPr>
-                <w:rFonts w:hint="eastAsia" w:ascii="宋体" w:hAnsi="宋体" w:eastAsia="宋体" w:cs="宋体"/>
-                <w:i w:val="0"/>
-                <w:color w:val="auto"/>
-                <w:kern w:val="2"/>
-                <w:sz w:val="28"/>
-                <w:szCs w:val="28"/>
-                <w:lang w:val="en-US" w:eastAsia="zh-CN" w:bidi="ar-SA"/>
-              </w:rPr>
-              <w:t>建设幸福社区家，激活居民参与内生动力</w:t>
-            </w:r>
-          </w:p>
-        </w:tc>
-        <w:tc>
-          <w:tcPr>
-            <w:tcW w:w="3271" w:type="dxa"/>
-            <w:tcBorders>
-              <w:top w:val="nil"/>
-              <w:left w:val="nil"/>
-              <w:bottom w:val="single" w:color="000000" w:sz="6" w:space="0"/>
-              <w:right w:val="single" w:color="000000" w:sz="6" w:space="0"/>
-            </w:tcBorders>
-            <w:shd w:val="clear" w:color="auto" w:fill="FFFFFF"/>
-            <w:noWrap w:val="0"/>
-            <w:tcMar>
-              <w:top w:w="0" w:type="dxa"/>
-              <w:bottom w:w="0" w:type="dxa"/>
-            </w:tcMar>
-            <w:vAlign w:val="center"/>
-          </w:tcPr>
-          <w:p>
-            <w:pPr>
-              <w:pStyle w:val="6"/>
-              <w:keepNext w:val="0"/>
-              <w:keepLines w:val="0"/>
-              <w:widowControl/>
-              <w:suppressLineNumbers w:val="0"/>
-              <w:pBdr>
-                <w:top w:val="none" w:color="auto" w:sz="0" w:space="0"/>
-                <w:left w:val="none" w:color="auto" w:sz="0" w:space="0"/>
-                <w:bottom w:val="none" w:color="auto" w:sz="0" w:space="0"/>
-                <w:right w:val="none" w:color="auto" w:sz="0" w:space="0"/>
-              </w:pBdr>
-              <w:spacing w:before="0" w:beforeAutospacing="0" w:after="0" w:afterAutospacing="0"/>
-              <w:ind w:left="0" w:right="0"/>
-              <w:jc w:val="center"/>
-              <w:rPr>
-                <w:rFonts w:hint="eastAsia" w:ascii="宋体" w:hAnsi="宋体" w:eastAsia="宋体" w:cs="宋体"/>
-                <w:i w:val="0"/>
-                <w:color w:val="auto"/>
-                <w:kern w:val="2"/>
-                <w:sz w:val="28"/>
-                <w:szCs w:val="28"/>
-                <w:lang w:val="en-US" w:eastAsia="zh-CN" w:bidi="ar-SA"/>
-              </w:rPr>
-            </w:pPr>
-            <w:r>
-              <w:rPr>
-                <w:rFonts w:hint="eastAsia" w:ascii="宋体" w:hAnsi="宋体" w:eastAsia="宋体" w:cs="宋体"/>
-                <w:i w:val="0"/>
-                <w:color w:val="auto"/>
-                <w:kern w:val="2"/>
-                <w:sz w:val="28"/>
-                <w:szCs w:val="28"/>
-                <w:lang w:val="en-US" w:eastAsia="zh-CN" w:bidi="ar-SA"/>
-              </w:rPr>
-              <w:t>建设以“社区家”为文化引领，推进建设“人人参与、人人尽力、人人共享”的城市社区生活共同体</w:t>
-            </w:r>
-          </w:p>
-        </w:tc>
-      </w:tr>
-      <w:tr>
-        <w:trPr>
-          <w:trHeight w:val="855" w:hRule="atLeast"/>
-        </w:trPr>
-        <w:tc>
-          <w:tcPr>
-            <w:tcW w:w="625" w:type="dxa"/>
-            <w:tcBorders>
-              <w:top w:val="nil"/>
-              <w:left w:val="single" w:color="000000" w:sz="6" w:space="0"/>
-              <w:bottom w:val="single" w:color="000000" w:sz="6" w:space="0"/>
-              <w:right w:val="single" w:color="000000" w:sz="6" w:space="0"/>
-            </w:tcBorders>
-            <w:shd w:val="clear" w:color="auto" w:fill="FFFFFF"/>
-            <w:noWrap w:val="0"/>
-            <w:tcMar>
-              <w:top w:w="0" w:type="dxa"/>
-              <w:bottom w:w="0" w:type="dxa"/>
-            </w:tcMar>
-            <w:vAlign w:val="center"/>
-          </w:tcPr>
-          <w:p>
-            <w:pPr>
-              <w:pStyle w:val="6"/>
-              <w:keepNext w:val="0"/>
-              <w:keepLines w:val="0"/>
-              <w:widowControl/>
-              <w:suppressLineNumbers w:val="0"/>
-              <w:pBdr>
-                <w:top w:val="none" w:color="auto" w:sz="0" w:space="0"/>
-                <w:left w:val="none" w:color="auto" w:sz="0" w:space="0"/>
-                <w:bottom w:val="none" w:color="auto" w:sz="0" w:space="0"/>
-                <w:right w:val="none" w:color="auto" w:sz="0" w:space="0"/>
-              </w:pBdr>
-              <w:spacing w:before="0" w:beforeAutospacing="0" w:after="0" w:afterAutospacing="0"/>
-              <w:ind w:left="0" w:right="0"/>
-              <w:jc w:val="center"/>
-              <w:rPr>
-                <w:rFonts w:hint="eastAsia" w:ascii="宋体" w:hAnsi="宋体" w:eastAsia="宋体" w:cs="宋体"/>
-                <w:sz w:val="28"/>
-                <w:szCs w:val="28"/>
-              </w:rPr>
-            </w:pPr>
-            <w:r>
-              <w:rPr>
-                <w:rFonts w:hint="eastAsia" w:ascii="宋体" w:hAnsi="宋体" w:eastAsia="宋体" w:cs="宋体"/>
-                <w:b w:val="0"/>
-                <w:i w:val="0"/>
-                <w:caps w:val="0"/>
-                <w:color w:val="333333"/>
-                <w:spacing w:val="0"/>
-                <w:sz w:val="28"/>
-                <w:szCs w:val="28"/>
-              </w:rPr>
-              <w:t>4</w:t>
-            </w:r>
-          </w:p>
-        </w:tc>
-        <w:tc>
-          <w:tcPr>
-            <w:tcW w:w="1438" w:type="dxa"/>
-            <w:tcBorders>
-              <w:top w:val="nil"/>
-              <w:left w:val="nil"/>
-              <w:bottom w:val="single" w:color="000000" w:sz="6" w:space="0"/>
-              <w:right w:val="single" w:color="000000" w:sz="6" w:space="0"/>
-            </w:tcBorders>
-            <w:shd w:val="clear" w:color="auto" w:fill="FFFFFF"/>
-            <w:noWrap w:val="0"/>
-            <w:tcMar>
-              <w:top w:w="0" w:type="dxa"/>
-              <w:bottom w:w="0" w:type="dxa"/>
-            </w:tcMar>
-            <w:vAlign w:val="center"/>
-          </w:tcPr>
-          <w:p>
-            <w:pPr>
-              <w:pStyle w:val="6"/>
-              <w:keepNext w:val="0"/>
-              <w:keepLines w:val="0"/>
-              <w:widowControl/>
-              <w:suppressLineNumbers w:val="0"/>
-              <w:pBdr>
-                <w:top w:val="none" w:color="auto" w:sz="0" w:space="0"/>
-                <w:left w:val="none" w:color="auto" w:sz="0" w:space="0"/>
-                <w:bottom w:val="none" w:color="auto" w:sz="0" w:space="0"/>
-                <w:right w:val="none" w:color="auto" w:sz="0" w:space="0"/>
-              </w:pBdr>
-              <w:spacing w:before="0" w:beforeAutospacing="0" w:after="0" w:afterAutospacing="0"/>
-              <w:ind w:left="0" w:right="0"/>
-              <w:jc w:val="center"/>
-              <w:rPr>
-                <w:rFonts w:hint="eastAsia" w:ascii="宋体" w:hAnsi="宋体" w:eastAsia="宋体" w:cs="宋体"/>
-                <w:i w:val="0"/>
-                <w:color w:val="auto"/>
-                <w:kern w:val="2"/>
-                <w:sz w:val="28"/>
-                <w:szCs w:val="28"/>
-                <w:lang w:val="en-US" w:eastAsia="zh-CN" w:bidi="ar-SA"/>
-              </w:rPr>
-            </w:pPr>
-            <w:r>
-              <w:rPr>
-                <w:rFonts w:hint="eastAsia" w:ascii="宋体" w:hAnsi="宋体" w:eastAsia="宋体" w:cs="宋体"/>
-                <w:i w:val="0"/>
-                <w:color w:val="auto"/>
-                <w:kern w:val="2"/>
-                <w:sz w:val="28"/>
-                <w:szCs w:val="28"/>
-                <w:lang w:val="en-US" w:eastAsia="zh-CN" w:bidi="ar-SA"/>
-              </w:rPr>
-              <w:t>黑龙江省双鸭山市</w:t>
-            </w:r>
-          </w:p>
-          <w:p>
-            <w:pPr>
-              <w:pStyle w:val="6"/>
-              <w:keepNext w:val="0"/>
-              <w:keepLines w:val="0"/>
-              <w:widowControl/>
-              <w:suppressLineNumbers w:val="0"/>
-              <w:pBdr>
-                <w:top w:val="none" w:color="auto" w:sz="0" w:space="0"/>
-                <w:left w:val="none" w:color="auto" w:sz="0" w:space="0"/>
-                <w:bottom w:val="none" w:color="auto" w:sz="0" w:space="0"/>
-                <w:right w:val="none" w:color="auto" w:sz="0" w:space="0"/>
-              </w:pBdr>
-              <w:spacing w:before="0" w:beforeAutospacing="0" w:after="0" w:afterAutospacing="0"/>
-              <w:ind w:left="0" w:right="0"/>
-              <w:jc w:val="center"/>
-              <w:rPr>
-                <w:rFonts w:hint="eastAsia" w:ascii="宋体" w:hAnsi="宋体" w:eastAsia="宋体" w:cs="宋体"/>
-                <w:i w:val="0"/>
-                <w:color w:val="auto"/>
-                <w:kern w:val="2"/>
-                <w:sz w:val="28"/>
-                <w:szCs w:val="28"/>
-                <w:lang w:val="en-US" w:eastAsia="zh-CN" w:bidi="ar-SA"/>
-              </w:rPr>
-            </w:pPr>
-            <w:r>
-              <w:rPr>
-                <w:rFonts w:hint="eastAsia" w:ascii="宋体" w:hAnsi="宋体" w:eastAsia="宋体" w:cs="宋体"/>
-                <w:i w:val="0"/>
-                <w:color w:val="auto"/>
-                <w:kern w:val="2"/>
-                <w:sz w:val="28"/>
-                <w:szCs w:val="28"/>
-                <w:lang w:val="en-US" w:eastAsia="zh-CN" w:bidi="ar-SA"/>
-              </w:rPr>
-              <w:t>岭东区</w:t>
-            </w:r>
-          </w:p>
-        </w:tc>
-        <w:tc>
-          <w:tcPr>
-            <w:tcW w:w="3228" w:type="dxa"/>
-            <w:tcBorders>
-              <w:top w:val="nil"/>
-              <w:left w:val="nil"/>
-              <w:bottom w:val="single" w:color="000000" w:sz="6" w:space="0"/>
-              <w:right w:val="single" w:color="000000" w:sz="6" w:space="0"/>
-            </w:tcBorders>
-            <w:shd w:val="clear" w:color="auto" w:fill="FFFFFF"/>
-            <w:noWrap w:val="0"/>
-            <w:tcMar>
-              <w:top w:w="0" w:type="dxa"/>
-              <w:bottom w:w="0" w:type="dxa"/>
-            </w:tcMar>
-            <w:vAlign w:val="center"/>
-          </w:tcPr>
-          <w:p>
-            <w:pPr>
-              <w:pStyle w:val="6"/>
-              <w:keepNext w:val="0"/>
-              <w:keepLines w:val="0"/>
-              <w:widowControl/>
-              <w:suppressLineNumbers w:val="0"/>
-              <w:pBdr>
-                <w:top w:val="none" w:color="auto" w:sz="0" w:space="0"/>
-                <w:left w:val="none" w:color="auto" w:sz="0" w:space="0"/>
-                <w:bottom w:val="none" w:color="auto" w:sz="0" w:space="0"/>
-                <w:right w:val="none" w:color="auto" w:sz="0" w:space="0"/>
-              </w:pBdr>
-              <w:spacing w:before="0" w:beforeAutospacing="0" w:after="0" w:afterAutospacing="0"/>
-              <w:ind w:left="0" w:right="0"/>
-              <w:jc w:val="center"/>
-              <w:rPr>
-                <w:rFonts w:hint="eastAsia" w:ascii="宋体" w:hAnsi="宋体" w:eastAsia="宋体" w:cs="宋体"/>
-                <w:i w:val="0"/>
-                <w:color w:val="auto"/>
-                <w:kern w:val="2"/>
-                <w:sz w:val="28"/>
-                <w:szCs w:val="28"/>
-                <w:lang w:val="en-US" w:eastAsia="zh-CN" w:bidi="ar-SA"/>
-              </w:rPr>
-            </w:pPr>
-            <w:r>
-              <w:rPr>
-                <w:rFonts w:hint="eastAsia" w:ascii="宋体" w:hAnsi="宋体" w:eastAsia="宋体" w:cs="宋体"/>
-                <w:i w:val="0"/>
-                <w:color w:val="auto"/>
-                <w:kern w:val="2"/>
-                <w:sz w:val="28"/>
-                <w:szCs w:val="28"/>
-                <w:lang w:val="en-US" w:eastAsia="zh-CN" w:bidi="ar-SA"/>
-              </w:rPr>
-              <w:t>邻里家园·活力社区</w:t>
-            </w:r>
-          </w:p>
-        </w:tc>
-        <w:tc>
-          <w:tcPr>
-            <w:tcW w:w="3271" w:type="dxa"/>
-            <w:tcBorders>
-              <w:top w:val="nil"/>
-              <w:left w:val="nil"/>
-              <w:bottom w:val="single" w:color="000000" w:sz="6" w:space="0"/>
-              <w:right w:val="single" w:color="000000" w:sz="6" w:space="0"/>
-            </w:tcBorders>
-            <w:shd w:val="clear" w:color="auto" w:fill="FFFFFF"/>
-            <w:noWrap w:val="0"/>
-            <w:tcMar>
-              <w:top w:w="0" w:type="dxa"/>
-              <w:bottom w:w="0" w:type="dxa"/>
-            </w:tcMar>
-            <w:vAlign w:val="center"/>
-          </w:tcPr>
-          <w:p>
-            <w:pPr>
-              <w:pStyle w:val="6"/>
-              <w:keepNext w:val="0"/>
-              <w:keepLines w:val="0"/>
-              <w:widowControl/>
-              <w:suppressLineNumbers w:val="0"/>
-              <w:pBdr>
-                <w:top w:val="none" w:color="auto" w:sz="0" w:space="0"/>
-                <w:left w:val="none" w:color="auto" w:sz="0" w:space="0"/>
-                <w:bottom w:val="none" w:color="auto" w:sz="0" w:space="0"/>
-                <w:right w:val="none" w:color="auto" w:sz="0" w:space="0"/>
-              </w:pBdr>
-              <w:spacing w:before="0" w:beforeAutospacing="0" w:after="0" w:afterAutospacing="0"/>
-              <w:ind w:left="0" w:right="0"/>
-              <w:jc w:val="center"/>
-              <w:rPr>
-                <w:rFonts w:hint="eastAsia" w:ascii="宋体" w:hAnsi="宋体" w:eastAsia="宋体" w:cs="宋体"/>
-                <w:i w:val="0"/>
-                <w:color w:val="auto"/>
-                <w:kern w:val="2"/>
-                <w:sz w:val="28"/>
-                <w:szCs w:val="28"/>
-                <w:lang w:val="en-US" w:eastAsia="zh-CN" w:bidi="ar-SA"/>
-              </w:rPr>
-            </w:pPr>
-            <w:r>
-              <w:rPr>
-                <w:rFonts w:hint="eastAsia" w:ascii="宋体" w:hAnsi="宋体" w:eastAsia="宋体" w:cs="宋体"/>
-                <w:i w:val="0"/>
-                <w:color w:val="auto"/>
-                <w:kern w:val="2"/>
-                <w:sz w:val="28"/>
-                <w:szCs w:val="28"/>
-                <w:lang w:val="en-US" w:eastAsia="zh-CN" w:bidi="ar-SA"/>
-              </w:rPr>
-              <w:t>探索沉陷区、棚户区改造后社区治理体系建设和社区治理能力提升有效机制</w:t>
-            </w:r>
-          </w:p>
-        </w:tc>
-      </w:tr>
-      <w:tr>
-        <w:trPr>
-          <w:trHeight w:val="1215" w:hRule="atLeast"/>
-        </w:trPr>
-        <w:tc>
-          <w:tcPr>
-            <w:tcW w:w="625" w:type="dxa"/>
-            <w:tcBorders>
-              <w:top w:val="nil"/>
-              <w:left w:val="single" w:color="000000" w:sz="6" w:space="0"/>
-              <w:bottom w:val="single" w:color="000000" w:sz="6" w:space="0"/>
-              <w:right w:val="single" w:color="000000" w:sz="6" w:space="0"/>
-            </w:tcBorders>
-            <w:shd w:val="clear" w:color="auto" w:fill="FFFFFF"/>
-            <w:noWrap w:val="0"/>
-            <w:tcMar>
-              <w:top w:w="0" w:type="dxa"/>
-              <w:bottom w:w="0" w:type="dxa"/>
-            </w:tcMar>
-            <w:vAlign w:val="center"/>
-          </w:tcPr>
-          <w:p>
-            <w:pPr>
-              <w:pStyle w:val="6"/>
-              <w:keepNext w:val="0"/>
-              <w:keepLines w:val="0"/>
-              <w:widowControl/>
-              <w:suppressLineNumbers w:val="0"/>
-              <w:pBdr>
-                <w:top w:val="none" w:color="auto" w:sz="0" w:space="0"/>
-                <w:left w:val="none" w:color="auto" w:sz="0" w:space="0"/>
-                <w:bottom w:val="none" w:color="auto" w:sz="0" w:space="0"/>
-                <w:right w:val="none" w:color="auto" w:sz="0" w:space="0"/>
-              </w:pBdr>
-              <w:spacing w:before="0" w:beforeAutospacing="0" w:after="0" w:afterAutospacing="0"/>
-              <w:ind w:left="0" w:right="0"/>
-              <w:jc w:val="center"/>
-              <w:rPr>
-                <w:rFonts w:hint="eastAsia" w:ascii="宋体" w:hAnsi="宋体" w:eastAsia="宋体" w:cs="宋体"/>
-                <w:sz w:val="28"/>
-                <w:szCs w:val="28"/>
-              </w:rPr>
-            </w:pPr>
-            <w:r>
-              <w:rPr>
-                <w:rFonts w:hint="eastAsia" w:ascii="宋体" w:hAnsi="宋体" w:eastAsia="宋体" w:cs="宋体"/>
-                <w:b w:val="0"/>
-                <w:i w:val="0"/>
-                <w:caps w:val="0"/>
-                <w:color w:val="333333"/>
-                <w:spacing w:val="0"/>
-                <w:sz w:val="28"/>
-                <w:szCs w:val="28"/>
-              </w:rPr>
-              <w:t>5</w:t>
-            </w:r>
-          </w:p>
-        </w:tc>
-        <w:tc>
-          <w:tcPr>
-            <w:tcW w:w="1438" w:type="dxa"/>
-            <w:tcBorders>
-              <w:top w:val="nil"/>
-              <w:left w:val="nil"/>
-              <w:bottom w:val="single" w:color="000000" w:sz="6" w:space="0"/>
-              <w:right w:val="single" w:color="000000" w:sz="6" w:space="0"/>
-            </w:tcBorders>
-            <w:shd w:val="clear" w:color="auto" w:fill="FFFFFF"/>
-            <w:noWrap w:val="0"/>
-            <w:tcMar>
-              <w:top w:w="0" w:type="dxa"/>
-              <w:bottom w:w="0" w:type="dxa"/>
-            </w:tcMar>
-            <w:vAlign w:val="center"/>
-          </w:tcPr>
-          <w:p>
-            <w:pPr>
-              <w:pStyle w:val="6"/>
-              <w:keepNext w:val="0"/>
-              <w:keepLines w:val="0"/>
-              <w:widowControl/>
-              <w:suppressLineNumbers w:val="0"/>
-              <w:pBdr>
-                <w:top w:val="none" w:color="auto" w:sz="0" w:space="0"/>
-                <w:left w:val="none" w:color="auto" w:sz="0" w:space="0"/>
-                <w:bottom w:val="none" w:color="auto" w:sz="0" w:space="0"/>
-                <w:right w:val="none" w:color="auto" w:sz="0" w:space="0"/>
-              </w:pBdr>
-              <w:spacing w:before="0" w:beforeAutospacing="0" w:after="0" w:afterAutospacing="0"/>
-              <w:ind w:left="0" w:right="0"/>
-              <w:jc w:val="center"/>
-              <w:rPr>
-                <w:rFonts w:hint="eastAsia" w:ascii="宋体" w:hAnsi="宋体" w:eastAsia="宋体" w:cs="宋体"/>
-                <w:i w:val="0"/>
-                <w:color w:val="auto"/>
-                <w:kern w:val="2"/>
-                <w:sz w:val="28"/>
-                <w:szCs w:val="28"/>
-                <w:lang w:val="en-US" w:eastAsia="zh-CN" w:bidi="ar-SA"/>
-              </w:rPr>
-            </w:pPr>
-            <w:r>
-              <w:rPr>
-                <w:rFonts w:hint="eastAsia" w:ascii="宋体" w:hAnsi="宋体" w:eastAsia="宋体" w:cs="宋体"/>
-                <w:i w:val="0"/>
-                <w:color w:val="auto"/>
-                <w:kern w:val="2"/>
-                <w:sz w:val="28"/>
-                <w:szCs w:val="28"/>
-                <w:lang w:val="en-US" w:eastAsia="zh-CN" w:bidi="ar-SA"/>
-              </w:rPr>
-              <w:t>上海市徐汇区</w:t>
-            </w:r>
-          </w:p>
-        </w:tc>
-        <w:tc>
-          <w:tcPr>
-            <w:tcW w:w="3228" w:type="dxa"/>
-            <w:tcBorders>
-              <w:top w:val="nil"/>
-              <w:left w:val="nil"/>
-              <w:bottom w:val="single" w:color="000000" w:sz="6" w:space="0"/>
-              <w:right w:val="single" w:color="000000" w:sz="6" w:space="0"/>
-            </w:tcBorders>
-            <w:shd w:val="clear" w:color="auto" w:fill="FFFFFF"/>
-            <w:noWrap w:val="0"/>
-            <w:tcMar>
-              <w:top w:w="0" w:type="dxa"/>
-              <w:bottom w:w="0" w:type="dxa"/>
-            </w:tcMar>
-            <w:vAlign w:val="center"/>
-          </w:tcPr>
-          <w:p>
-            <w:pPr>
-              <w:pStyle w:val="6"/>
-              <w:keepNext w:val="0"/>
-              <w:keepLines w:val="0"/>
-              <w:widowControl/>
-              <w:suppressLineNumbers w:val="0"/>
-              <w:pBdr>
-                <w:top w:val="none" w:color="auto" w:sz="0" w:space="0"/>
-                <w:left w:val="none" w:color="auto" w:sz="0" w:space="0"/>
-                <w:bottom w:val="none" w:color="auto" w:sz="0" w:space="0"/>
-                <w:right w:val="none" w:color="auto" w:sz="0" w:space="0"/>
-              </w:pBdr>
-              <w:spacing w:before="0" w:beforeAutospacing="0" w:after="0" w:afterAutospacing="0"/>
-              <w:ind w:left="0" w:right="0"/>
-              <w:jc w:val="center"/>
-              <w:rPr>
-                <w:rFonts w:hint="eastAsia" w:ascii="宋体" w:hAnsi="宋体" w:eastAsia="宋体" w:cs="宋体"/>
-                <w:i w:val="0"/>
-                <w:color w:val="auto"/>
-                <w:kern w:val="2"/>
-                <w:sz w:val="28"/>
-                <w:szCs w:val="28"/>
-                <w:lang w:val="en-US" w:eastAsia="zh-CN" w:bidi="ar-SA"/>
-              </w:rPr>
-            </w:pPr>
-            <w:r>
-              <w:rPr>
-                <w:rFonts w:hint="eastAsia" w:ascii="宋体" w:hAnsi="宋体" w:eastAsia="宋体" w:cs="宋体"/>
-                <w:i w:val="0"/>
-                <w:color w:val="auto"/>
-                <w:kern w:val="2"/>
-                <w:sz w:val="28"/>
-                <w:szCs w:val="28"/>
-                <w:lang w:val="en-US" w:eastAsia="zh-CN" w:bidi="ar-SA"/>
-              </w:rPr>
-              <w:t>深化社区工作者全面成长机制探索实践</w:t>
-            </w:r>
-          </w:p>
-        </w:tc>
-        <w:tc>
-          <w:tcPr>
-            <w:tcW w:w="3271" w:type="dxa"/>
-            <w:tcBorders>
-              <w:top w:val="nil"/>
-              <w:left w:val="nil"/>
-              <w:bottom w:val="single" w:color="000000" w:sz="6" w:space="0"/>
-              <w:right w:val="single" w:color="000000" w:sz="6" w:space="0"/>
-            </w:tcBorders>
-            <w:shd w:val="clear" w:color="auto" w:fill="FFFFFF"/>
-            <w:noWrap w:val="0"/>
-            <w:tcMar>
-              <w:top w:w="0" w:type="dxa"/>
-              <w:bottom w:w="0" w:type="dxa"/>
-            </w:tcMar>
-            <w:vAlign w:val="center"/>
-          </w:tcPr>
-          <w:p>
-            <w:pPr>
-              <w:pStyle w:val="6"/>
-              <w:keepNext w:val="0"/>
-              <w:keepLines w:val="0"/>
-              <w:widowControl/>
-              <w:suppressLineNumbers w:val="0"/>
-              <w:pBdr>
-                <w:top w:val="none" w:color="auto" w:sz="0" w:space="0"/>
-                <w:left w:val="none" w:color="auto" w:sz="0" w:space="0"/>
-                <w:bottom w:val="none" w:color="auto" w:sz="0" w:space="0"/>
-                <w:right w:val="none" w:color="auto" w:sz="0" w:space="0"/>
-              </w:pBdr>
-              <w:spacing w:before="0" w:beforeAutospacing="0" w:after="0" w:afterAutospacing="0"/>
-              <w:ind w:left="0" w:right="0"/>
-              <w:jc w:val="center"/>
-              <w:rPr>
-                <w:rFonts w:hint="eastAsia" w:ascii="宋体" w:hAnsi="宋体" w:eastAsia="宋体" w:cs="宋体"/>
-                <w:i w:val="0"/>
-                <w:color w:val="auto"/>
-                <w:kern w:val="2"/>
-                <w:sz w:val="28"/>
-                <w:szCs w:val="28"/>
-                <w:lang w:val="en-US" w:eastAsia="zh-CN" w:bidi="ar-SA"/>
-              </w:rPr>
-            </w:pPr>
-            <w:r>
-              <w:rPr>
-                <w:rFonts w:hint="eastAsia" w:ascii="宋体" w:hAnsi="宋体" w:eastAsia="宋体" w:cs="宋体"/>
-                <w:i w:val="0"/>
-                <w:color w:val="auto"/>
-                <w:kern w:val="2"/>
-                <w:sz w:val="28"/>
-                <w:szCs w:val="28"/>
-                <w:lang w:val="en-US" w:eastAsia="zh-CN" w:bidi="ar-SA"/>
-              </w:rPr>
-              <w:t>深入探索社区工作者培养、评价、选拔、使用、激励机制，提升社区工作者职业化、专业化水平</w:t>
-            </w:r>
-          </w:p>
-        </w:tc>
-      </w:tr>
-      <w:tr>
-        <w:trPr>
-          <w:trHeight w:val="975" w:hRule="atLeast"/>
-        </w:trPr>
-        <w:tc>
-          <w:tcPr>
-            <w:tcW w:w="625" w:type="dxa"/>
-            <w:tcBorders>
-              <w:top w:val="nil"/>
-              <w:left w:val="single" w:color="000000" w:sz="6" w:space="0"/>
-              <w:bottom w:val="single" w:color="000000" w:sz="6" w:space="0"/>
-              <w:right w:val="single" w:color="000000" w:sz="6" w:space="0"/>
-            </w:tcBorders>
-            <w:shd w:val="clear" w:color="auto" w:fill="FFFFFF"/>
-            <w:noWrap w:val="0"/>
-            <w:tcMar>
-              <w:top w:w="0" w:type="dxa"/>
-              <w:bottom w:w="0" w:type="dxa"/>
-            </w:tcMar>
-            <w:vAlign w:val="center"/>
-          </w:tcPr>
-          <w:p>
-            <w:pPr>
-              <w:pStyle w:val="6"/>
-              <w:keepNext w:val="0"/>
-              <w:keepLines w:val="0"/>
-              <w:widowControl/>
-              <w:suppressLineNumbers w:val="0"/>
-              <w:pBdr>
-                <w:top w:val="none" w:color="auto" w:sz="0" w:space="0"/>
-                <w:left w:val="none" w:color="auto" w:sz="0" w:space="0"/>
-                <w:bottom w:val="none" w:color="auto" w:sz="0" w:space="0"/>
-                <w:right w:val="none" w:color="auto" w:sz="0" w:space="0"/>
-              </w:pBdr>
-              <w:spacing w:before="0" w:beforeAutospacing="0" w:after="0" w:afterAutospacing="0"/>
-              <w:ind w:left="0" w:right="0"/>
-              <w:jc w:val="center"/>
-              <w:rPr>
-                <w:rFonts w:hint="eastAsia" w:ascii="宋体" w:hAnsi="宋体" w:eastAsia="宋体" w:cs="宋体"/>
-                <w:sz w:val="28"/>
-                <w:szCs w:val="28"/>
-              </w:rPr>
-            </w:pPr>
-            <w:r>
-              <w:rPr>
-                <w:rFonts w:hint="eastAsia" w:ascii="宋体" w:hAnsi="宋体" w:eastAsia="宋体" w:cs="宋体"/>
-                <w:b w:val="0"/>
-                <w:i w:val="0"/>
-                <w:caps w:val="0"/>
-                <w:color w:val="333333"/>
-                <w:spacing w:val="0"/>
-                <w:sz w:val="28"/>
-                <w:szCs w:val="28"/>
-              </w:rPr>
-              <w:t>6</w:t>
-            </w:r>
-          </w:p>
-        </w:tc>
-        <w:tc>
-          <w:tcPr>
-            <w:tcW w:w="1438" w:type="dxa"/>
-            <w:tcBorders>
-              <w:top w:val="nil"/>
-              <w:left w:val="nil"/>
-              <w:bottom w:val="single" w:color="000000" w:sz="6" w:space="0"/>
-              <w:right w:val="single" w:color="000000" w:sz="6" w:space="0"/>
-            </w:tcBorders>
-            <w:shd w:val="clear" w:color="auto" w:fill="FFFFFF"/>
-            <w:noWrap w:val="0"/>
-            <w:tcMar>
-              <w:top w:w="0" w:type="dxa"/>
-              <w:bottom w:w="0" w:type="dxa"/>
-            </w:tcMar>
-            <w:vAlign w:val="center"/>
-          </w:tcPr>
-          <w:p>
-            <w:pPr>
-              <w:pStyle w:val="6"/>
-              <w:keepNext w:val="0"/>
-              <w:keepLines w:val="0"/>
-              <w:widowControl/>
-              <w:suppressLineNumbers w:val="0"/>
-              <w:pBdr>
-                <w:top w:val="none" w:color="auto" w:sz="0" w:space="0"/>
-                <w:left w:val="none" w:color="auto" w:sz="0" w:space="0"/>
-                <w:bottom w:val="none" w:color="auto" w:sz="0" w:space="0"/>
-                <w:right w:val="none" w:color="auto" w:sz="0" w:space="0"/>
-              </w:pBdr>
-              <w:spacing w:before="0" w:beforeAutospacing="0" w:after="0" w:afterAutospacing="0"/>
-              <w:ind w:left="0" w:right="0"/>
-              <w:jc w:val="center"/>
-              <w:rPr>
-                <w:rFonts w:hint="eastAsia" w:ascii="宋体" w:hAnsi="宋体" w:eastAsia="宋体" w:cs="宋体"/>
-                <w:i w:val="0"/>
-                <w:color w:val="auto"/>
-                <w:kern w:val="2"/>
-                <w:sz w:val="28"/>
-                <w:szCs w:val="28"/>
-                <w:lang w:val="en-US" w:eastAsia="zh-CN" w:bidi="ar-SA"/>
-              </w:rPr>
-            </w:pPr>
-            <w:r>
-              <w:rPr>
-                <w:rFonts w:hint="eastAsia" w:ascii="宋体" w:hAnsi="宋体" w:eastAsia="宋体" w:cs="宋体"/>
-                <w:i w:val="0"/>
-                <w:color w:val="auto"/>
-                <w:kern w:val="2"/>
-                <w:sz w:val="28"/>
-                <w:szCs w:val="28"/>
-                <w:lang w:val="en-US" w:eastAsia="zh-CN" w:bidi="ar-SA"/>
-              </w:rPr>
-              <w:t>上海市长宁区</w:t>
-            </w:r>
-          </w:p>
-        </w:tc>
-        <w:tc>
-          <w:tcPr>
-            <w:tcW w:w="3228" w:type="dxa"/>
-            <w:tcBorders>
-              <w:top w:val="nil"/>
-              <w:left w:val="nil"/>
-              <w:bottom w:val="single" w:color="000000" w:sz="6" w:space="0"/>
-              <w:right w:val="single" w:color="000000" w:sz="6" w:space="0"/>
-            </w:tcBorders>
-            <w:shd w:val="clear" w:color="auto" w:fill="FFFFFF"/>
-            <w:noWrap w:val="0"/>
-            <w:tcMar>
-              <w:top w:w="0" w:type="dxa"/>
-              <w:bottom w:w="0" w:type="dxa"/>
-            </w:tcMar>
-            <w:vAlign w:val="center"/>
-          </w:tcPr>
-          <w:p>
-            <w:pPr>
-              <w:pStyle w:val="6"/>
-              <w:keepNext w:val="0"/>
-              <w:keepLines w:val="0"/>
-              <w:widowControl/>
-              <w:suppressLineNumbers w:val="0"/>
-              <w:pBdr>
-                <w:top w:val="none" w:color="auto" w:sz="0" w:space="0"/>
-                <w:left w:val="none" w:color="auto" w:sz="0" w:space="0"/>
-                <w:bottom w:val="none" w:color="auto" w:sz="0" w:space="0"/>
-                <w:right w:val="none" w:color="auto" w:sz="0" w:space="0"/>
-              </w:pBdr>
-              <w:spacing w:before="0" w:beforeAutospacing="0" w:after="0" w:afterAutospacing="0"/>
-              <w:ind w:left="0" w:right="0"/>
-              <w:jc w:val="center"/>
-              <w:rPr>
-                <w:rFonts w:hint="eastAsia" w:ascii="宋体" w:hAnsi="宋体" w:eastAsia="宋体" w:cs="宋体"/>
-                <w:i w:val="0"/>
-                <w:color w:val="auto"/>
-                <w:kern w:val="2"/>
-                <w:sz w:val="28"/>
-                <w:szCs w:val="28"/>
-                <w:lang w:val="en-US" w:eastAsia="zh-CN" w:bidi="ar-SA"/>
-              </w:rPr>
-            </w:pPr>
-            <w:r>
-              <w:rPr>
-                <w:rFonts w:hint="eastAsia" w:ascii="宋体" w:hAnsi="宋体" w:eastAsia="宋体" w:cs="宋体"/>
-                <w:i w:val="0"/>
-                <w:color w:val="auto"/>
-                <w:kern w:val="2"/>
-                <w:sz w:val="28"/>
-                <w:szCs w:val="28"/>
-                <w:lang w:val="en-US" w:eastAsia="zh-CN" w:bidi="ar-SA"/>
-              </w:rPr>
-              <w:t>优化社区分类治理，推进社区治理精细化</w:t>
-            </w:r>
-          </w:p>
-        </w:tc>
-        <w:tc>
-          <w:tcPr>
-            <w:tcW w:w="3271" w:type="dxa"/>
-            <w:tcBorders>
-              <w:top w:val="nil"/>
-              <w:left w:val="nil"/>
-              <w:bottom w:val="single" w:color="000000" w:sz="6" w:space="0"/>
-              <w:right w:val="single" w:color="000000" w:sz="6" w:space="0"/>
-            </w:tcBorders>
-            <w:shd w:val="clear" w:color="auto" w:fill="FFFFFF"/>
-            <w:noWrap w:val="0"/>
-            <w:tcMar>
-              <w:top w:w="0" w:type="dxa"/>
-              <w:bottom w:w="0" w:type="dxa"/>
-            </w:tcMar>
-            <w:vAlign w:val="center"/>
-          </w:tcPr>
-          <w:p>
-            <w:pPr>
-              <w:pStyle w:val="6"/>
-              <w:keepNext w:val="0"/>
-              <w:keepLines w:val="0"/>
-              <w:widowControl/>
-              <w:suppressLineNumbers w:val="0"/>
-              <w:pBdr>
-                <w:top w:val="none" w:color="auto" w:sz="0" w:space="0"/>
-                <w:left w:val="none" w:color="auto" w:sz="0" w:space="0"/>
-                <w:bottom w:val="none" w:color="auto" w:sz="0" w:space="0"/>
-                <w:right w:val="none" w:color="auto" w:sz="0" w:space="0"/>
-              </w:pBdr>
-              <w:spacing w:before="0" w:beforeAutospacing="0" w:after="0" w:afterAutospacing="0"/>
-              <w:ind w:left="0" w:right="0"/>
-              <w:jc w:val="center"/>
-              <w:rPr>
-                <w:rFonts w:hint="eastAsia" w:ascii="宋体" w:hAnsi="宋体" w:eastAsia="宋体" w:cs="宋体"/>
-                <w:i w:val="0"/>
-                <w:color w:val="auto"/>
-                <w:kern w:val="2"/>
-                <w:sz w:val="28"/>
-                <w:szCs w:val="28"/>
-                <w:lang w:val="en-US" w:eastAsia="zh-CN" w:bidi="ar-SA"/>
-              </w:rPr>
-            </w:pPr>
-            <w:r>
-              <w:rPr>
-                <w:rFonts w:hint="eastAsia" w:ascii="宋体" w:hAnsi="宋体" w:eastAsia="宋体" w:cs="宋体"/>
-                <w:i w:val="0"/>
-                <w:color w:val="auto"/>
-                <w:kern w:val="2"/>
-                <w:sz w:val="28"/>
-                <w:szCs w:val="28"/>
-                <w:lang w:val="en-US" w:eastAsia="zh-CN" w:bidi="ar-SA"/>
-              </w:rPr>
-              <w:t>合理划分社区治理类型，形成“三清单一攻略一导则”，推进公共服务资源精准配置，提升社区治理精准化、精细化水平</w:t>
-            </w:r>
-          </w:p>
-        </w:tc>
-      </w:tr>
-      <w:tr>
-        <w:trPr>
-          <w:trHeight w:val="1035" w:hRule="atLeast"/>
-        </w:trPr>
-        <w:tc>
-          <w:tcPr>
-            <w:tcW w:w="625" w:type="dxa"/>
-            <w:tcBorders>
-              <w:top w:val="nil"/>
-              <w:left w:val="single" w:color="000000" w:sz="6" w:space="0"/>
-              <w:bottom w:val="single" w:color="000000" w:sz="6" w:space="0"/>
-              <w:right w:val="single" w:color="000000" w:sz="6" w:space="0"/>
-            </w:tcBorders>
-            <w:shd w:val="clear" w:color="auto" w:fill="FFFFFF"/>
-            <w:noWrap w:val="0"/>
-            <w:tcMar>
-              <w:top w:w="0" w:type="dxa"/>
-              <w:bottom w:w="0" w:type="dxa"/>
-            </w:tcMar>
-            <w:vAlign w:val="center"/>
-          </w:tcPr>
-          <w:p>
-            <w:pPr>
-              <w:pStyle w:val="6"/>
-              <w:keepNext w:val="0"/>
-              <w:keepLines w:val="0"/>
-              <w:widowControl/>
-              <w:suppressLineNumbers w:val="0"/>
-              <w:pBdr>
-                <w:top w:val="none" w:color="auto" w:sz="0" w:space="0"/>
-                <w:left w:val="none" w:color="auto" w:sz="0" w:space="0"/>
-                <w:bottom w:val="none" w:color="auto" w:sz="0" w:space="0"/>
-                <w:right w:val="none" w:color="auto" w:sz="0" w:space="0"/>
-              </w:pBdr>
-              <w:spacing w:before="0" w:beforeAutospacing="0" w:after="0" w:afterAutospacing="0"/>
-              <w:ind w:left="0" w:right="0"/>
-              <w:jc w:val="center"/>
-              <w:rPr>
-                <w:rFonts w:hint="eastAsia" w:ascii="宋体" w:hAnsi="宋体" w:eastAsia="宋体" w:cs="宋体"/>
-                <w:sz w:val="28"/>
-                <w:szCs w:val="28"/>
-              </w:rPr>
-            </w:pPr>
-            <w:r>
-              <w:rPr>
-                <w:rFonts w:hint="eastAsia" w:ascii="宋体" w:hAnsi="宋体" w:eastAsia="宋体" w:cs="宋体"/>
-                <w:b w:val="0"/>
-                <w:i w:val="0"/>
-                <w:caps w:val="0"/>
-                <w:color w:val="333333"/>
-                <w:spacing w:val="0"/>
-                <w:sz w:val="28"/>
-                <w:szCs w:val="28"/>
-              </w:rPr>
-              <w:t>7</w:t>
-            </w:r>
-          </w:p>
-        </w:tc>
-        <w:tc>
-          <w:tcPr>
-            <w:tcW w:w="1438" w:type="dxa"/>
-            <w:tcBorders>
-              <w:top w:val="nil"/>
-              <w:left w:val="nil"/>
-              <w:bottom w:val="single" w:color="000000" w:sz="6" w:space="0"/>
-              <w:right w:val="single" w:color="000000" w:sz="6" w:space="0"/>
-            </w:tcBorders>
-            <w:shd w:val="clear" w:color="auto" w:fill="FFFFFF"/>
-            <w:noWrap w:val="0"/>
-            <w:tcMar>
-              <w:top w:w="0" w:type="dxa"/>
-              <w:bottom w:w="0" w:type="dxa"/>
-            </w:tcMar>
-            <w:vAlign w:val="center"/>
-          </w:tcPr>
-          <w:p>
-            <w:pPr>
-              <w:pStyle w:val="6"/>
-              <w:keepNext w:val="0"/>
-              <w:keepLines w:val="0"/>
-              <w:widowControl/>
-              <w:suppressLineNumbers w:val="0"/>
-              <w:pBdr>
-                <w:top w:val="none" w:color="auto" w:sz="0" w:space="0"/>
-                <w:left w:val="none" w:color="auto" w:sz="0" w:space="0"/>
-                <w:bottom w:val="none" w:color="auto" w:sz="0" w:space="0"/>
-                <w:right w:val="none" w:color="auto" w:sz="0" w:space="0"/>
-              </w:pBdr>
-              <w:spacing w:before="0" w:beforeAutospacing="0" w:after="0" w:afterAutospacing="0"/>
-              <w:ind w:left="0" w:right="0"/>
-              <w:jc w:val="center"/>
-              <w:rPr>
-                <w:rFonts w:hint="eastAsia" w:ascii="宋体" w:hAnsi="宋体" w:eastAsia="宋体" w:cs="宋体"/>
-                <w:i w:val="0"/>
-                <w:color w:val="auto"/>
-                <w:kern w:val="2"/>
-                <w:sz w:val="28"/>
-                <w:szCs w:val="28"/>
-                <w:lang w:val="en-US" w:eastAsia="zh-CN" w:bidi="ar-SA"/>
-              </w:rPr>
-            </w:pPr>
-            <w:r>
-              <w:rPr>
-                <w:rFonts w:hint="eastAsia" w:ascii="宋体" w:hAnsi="宋体" w:eastAsia="宋体" w:cs="宋体"/>
-                <w:i w:val="0"/>
-                <w:color w:val="auto"/>
-                <w:kern w:val="2"/>
-                <w:sz w:val="28"/>
-                <w:szCs w:val="28"/>
-                <w:lang w:val="en-US" w:eastAsia="zh-CN" w:bidi="ar-SA"/>
-              </w:rPr>
-              <w:t>江苏省南京市雨花台区</w:t>
-            </w:r>
-          </w:p>
-        </w:tc>
-        <w:tc>
-          <w:tcPr>
-            <w:tcW w:w="3228" w:type="dxa"/>
-            <w:tcBorders>
-              <w:top w:val="nil"/>
-              <w:left w:val="nil"/>
-              <w:bottom w:val="single" w:color="000000" w:sz="6" w:space="0"/>
-              <w:right w:val="single" w:color="000000" w:sz="6" w:space="0"/>
-            </w:tcBorders>
-            <w:shd w:val="clear" w:color="auto" w:fill="FFFFFF"/>
-            <w:noWrap w:val="0"/>
-            <w:tcMar>
-              <w:top w:w="0" w:type="dxa"/>
-              <w:bottom w:w="0" w:type="dxa"/>
-            </w:tcMar>
-            <w:vAlign w:val="center"/>
-          </w:tcPr>
-          <w:p>
-            <w:pPr>
-              <w:pStyle w:val="6"/>
-              <w:keepNext w:val="0"/>
-              <w:keepLines w:val="0"/>
-              <w:widowControl/>
-              <w:suppressLineNumbers w:val="0"/>
-              <w:pBdr>
-                <w:top w:val="none" w:color="auto" w:sz="0" w:space="0"/>
-                <w:left w:val="none" w:color="auto" w:sz="0" w:space="0"/>
-                <w:bottom w:val="none" w:color="auto" w:sz="0" w:space="0"/>
-                <w:right w:val="none" w:color="auto" w:sz="0" w:space="0"/>
-              </w:pBdr>
-              <w:spacing w:before="0" w:beforeAutospacing="0" w:after="0" w:afterAutospacing="0"/>
-              <w:ind w:left="0" w:right="0"/>
-              <w:jc w:val="center"/>
-              <w:rPr>
-                <w:rFonts w:hint="eastAsia" w:ascii="宋体" w:hAnsi="宋体" w:eastAsia="宋体" w:cs="宋体"/>
-                <w:i w:val="0"/>
-                <w:color w:val="auto"/>
-                <w:kern w:val="2"/>
-                <w:sz w:val="28"/>
-                <w:szCs w:val="28"/>
-                <w:lang w:val="en-US" w:eastAsia="zh-CN" w:bidi="ar-SA"/>
-              </w:rPr>
-            </w:pPr>
-            <w:r>
-              <w:rPr>
-                <w:rFonts w:hint="eastAsia" w:ascii="宋体" w:hAnsi="宋体" w:eastAsia="宋体" w:cs="宋体"/>
-                <w:i w:val="0"/>
-                <w:color w:val="auto"/>
-                <w:kern w:val="2"/>
-                <w:sz w:val="28"/>
-                <w:szCs w:val="28"/>
-                <w:lang w:val="en-US" w:eastAsia="zh-CN" w:bidi="ar-SA"/>
-              </w:rPr>
-              <w:t>探索四聚式“三社联动”路径</w:t>
-            </w:r>
-          </w:p>
-        </w:tc>
-        <w:tc>
-          <w:tcPr>
-            <w:tcW w:w="3271" w:type="dxa"/>
-            <w:tcBorders>
-              <w:top w:val="nil"/>
-              <w:left w:val="nil"/>
-              <w:bottom w:val="single" w:color="000000" w:sz="6" w:space="0"/>
-              <w:right w:val="single" w:color="000000" w:sz="6" w:space="0"/>
-            </w:tcBorders>
-            <w:shd w:val="clear" w:color="auto" w:fill="FFFFFF"/>
-            <w:noWrap w:val="0"/>
-            <w:tcMar>
-              <w:top w:w="0" w:type="dxa"/>
-              <w:bottom w:w="0" w:type="dxa"/>
-            </w:tcMar>
-            <w:vAlign w:val="center"/>
-          </w:tcPr>
-          <w:p>
-            <w:pPr>
-              <w:pStyle w:val="6"/>
-              <w:keepNext w:val="0"/>
-              <w:keepLines w:val="0"/>
-              <w:widowControl/>
-              <w:suppressLineNumbers w:val="0"/>
-              <w:pBdr>
-                <w:top w:val="none" w:color="auto" w:sz="0" w:space="0"/>
-                <w:left w:val="none" w:color="auto" w:sz="0" w:space="0"/>
-                <w:bottom w:val="none" w:color="auto" w:sz="0" w:space="0"/>
-                <w:right w:val="none" w:color="auto" w:sz="0" w:space="0"/>
-              </w:pBdr>
-              <w:spacing w:before="0" w:beforeAutospacing="0" w:after="0" w:afterAutospacing="0"/>
-              <w:ind w:left="0" w:right="0"/>
-              <w:jc w:val="center"/>
-              <w:rPr>
-                <w:rFonts w:hint="eastAsia" w:ascii="宋体" w:hAnsi="宋体" w:eastAsia="宋体" w:cs="宋体"/>
-                <w:i w:val="0"/>
-                <w:color w:val="auto"/>
-                <w:kern w:val="2"/>
-                <w:sz w:val="28"/>
-                <w:szCs w:val="28"/>
-                <w:lang w:val="en-US" w:eastAsia="zh-CN" w:bidi="ar-SA"/>
-              </w:rPr>
-            </w:pPr>
-            <w:r>
-              <w:rPr>
-                <w:rFonts w:hint="eastAsia" w:ascii="宋体" w:hAnsi="宋体" w:eastAsia="宋体" w:cs="宋体"/>
-                <w:i w:val="0"/>
-                <w:color w:val="auto"/>
-                <w:kern w:val="2"/>
-                <w:sz w:val="28"/>
-                <w:szCs w:val="28"/>
-                <w:lang w:val="en-US" w:eastAsia="zh-CN" w:bidi="ar-SA"/>
-              </w:rPr>
-              <w:t>聚焦平台、聚焦需求、聚焦协同、聚焦治理，深化“三社联动”机制探索</w:t>
-            </w:r>
-          </w:p>
-        </w:tc>
-      </w:tr>
-      <w:tr>
-        <w:trPr>
-          <w:trHeight w:val="1110" w:hRule="atLeast"/>
-        </w:trPr>
-        <w:tc>
-          <w:tcPr>
-            <w:tcW w:w="625" w:type="dxa"/>
-            <w:tcBorders>
-              <w:top w:val="nil"/>
-              <w:left w:val="single" w:color="000000" w:sz="6" w:space="0"/>
-              <w:bottom w:val="single" w:color="000000" w:sz="6" w:space="0"/>
-              <w:right w:val="single" w:color="000000" w:sz="6" w:space="0"/>
-            </w:tcBorders>
-            <w:shd w:val="clear" w:color="auto" w:fill="FFFFFF"/>
-            <w:noWrap w:val="0"/>
-            <w:tcMar>
-              <w:top w:w="0" w:type="dxa"/>
-              <w:bottom w:w="0" w:type="dxa"/>
-            </w:tcMar>
-            <w:vAlign w:val="center"/>
-          </w:tcPr>
-          <w:p>
-            <w:pPr>
-              <w:pStyle w:val="6"/>
-              <w:keepNext w:val="0"/>
-              <w:keepLines w:val="0"/>
-              <w:widowControl/>
-              <w:suppressLineNumbers w:val="0"/>
-              <w:pBdr>
-                <w:top w:val="none" w:color="auto" w:sz="0" w:space="0"/>
-                <w:left w:val="none" w:color="auto" w:sz="0" w:space="0"/>
-                <w:bottom w:val="none" w:color="auto" w:sz="0" w:space="0"/>
-                <w:right w:val="none" w:color="auto" w:sz="0" w:space="0"/>
-              </w:pBdr>
-              <w:spacing w:before="0" w:beforeAutospacing="0" w:after="0" w:afterAutospacing="0"/>
-              <w:ind w:left="0" w:right="0"/>
-              <w:jc w:val="center"/>
-              <w:rPr>
-                <w:rFonts w:hint="eastAsia" w:ascii="宋体" w:hAnsi="宋体" w:eastAsia="宋体" w:cs="宋体"/>
-                <w:sz w:val="28"/>
-                <w:szCs w:val="28"/>
-              </w:rPr>
-            </w:pPr>
-            <w:r>
-              <w:rPr>
-                <w:rFonts w:hint="eastAsia" w:ascii="宋体" w:hAnsi="宋体" w:eastAsia="宋体" w:cs="宋体"/>
-                <w:b w:val="0"/>
-                <w:i w:val="0"/>
-                <w:caps w:val="0"/>
-                <w:color w:val="333333"/>
-                <w:spacing w:val="0"/>
-                <w:sz w:val="28"/>
-                <w:szCs w:val="28"/>
-              </w:rPr>
-              <w:t>8</w:t>
-            </w:r>
-          </w:p>
-        </w:tc>
-        <w:tc>
-          <w:tcPr>
-            <w:tcW w:w="1438" w:type="dxa"/>
-            <w:tcBorders>
-              <w:top w:val="nil"/>
-              <w:left w:val="nil"/>
-              <w:bottom w:val="single" w:color="000000" w:sz="6" w:space="0"/>
-              <w:right w:val="single" w:color="000000" w:sz="6" w:space="0"/>
-            </w:tcBorders>
-            <w:shd w:val="clear" w:color="auto" w:fill="FFFFFF"/>
-            <w:noWrap w:val="0"/>
-            <w:tcMar>
-              <w:top w:w="0" w:type="dxa"/>
-              <w:bottom w:w="0" w:type="dxa"/>
-            </w:tcMar>
-            <w:vAlign w:val="center"/>
-          </w:tcPr>
-          <w:p>
-            <w:pPr>
-              <w:pStyle w:val="6"/>
-              <w:keepNext w:val="0"/>
-              <w:keepLines w:val="0"/>
-              <w:widowControl/>
-              <w:suppressLineNumbers w:val="0"/>
-              <w:pBdr>
-                <w:top w:val="none" w:color="auto" w:sz="0" w:space="0"/>
-                <w:left w:val="none" w:color="auto" w:sz="0" w:space="0"/>
-                <w:bottom w:val="none" w:color="auto" w:sz="0" w:space="0"/>
-                <w:right w:val="none" w:color="auto" w:sz="0" w:space="0"/>
-              </w:pBdr>
-              <w:spacing w:before="0" w:beforeAutospacing="0" w:after="0" w:afterAutospacing="0"/>
-              <w:ind w:left="0" w:right="0"/>
-              <w:jc w:val="center"/>
-              <w:rPr>
-                <w:rFonts w:hint="eastAsia" w:ascii="宋体" w:hAnsi="宋体" w:eastAsia="宋体" w:cs="宋体"/>
-                <w:i w:val="0"/>
-                <w:color w:val="auto"/>
-                <w:kern w:val="2"/>
-                <w:sz w:val="28"/>
-                <w:szCs w:val="28"/>
-                <w:lang w:val="en-US" w:eastAsia="zh-CN" w:bidi="ar-SA"/>
-              </w:rPr>
-            </w:pPr>
-            <w:r>
-              <w:rPr>
-                <w:rFonts w:hint="eastAsia" w:ascii="宋体" w:hAnsi="宋体" w:eastAsia="宋体" w:cs="宋体"/>
-                <w:i w:val="0"/>
-                <w:color w:val="auto"/>
-                <w:kern w:val="2"/>
-                <w:sz w:val="28"/>
-                <w:szCs w:val="28"/>
-                <w:lang w:val="en-US" w:eastAsia="zh-CN" w:bidi="ar-SA"/>
-              </w:rPr>
-              <w:t>江苏省南京市溧水区</w:t>
-            </w:r>
-          </w:p>
-        </w:tc>
-        <w:tc>
-          <w:tcPr>
-            <w:tcW w:w="3228" w:type="dxa"/>
-            <w:tcBorders>
-              <w:top w:val="nil"/>
-              <w:left w:val="nil"/>
-              <w:bottom w:val="single" w:color="000000" w:sz="6" w:space="0"/>
-              <w:right w:val="single" w:color="000000" w:sz="6" w:space="0"/>
-            </w:tcBorders>
-            <w:shd w:val="clear" w:color="auto" w:fill="FFFFFF"/>
-            <w:noWrap w:val="0"/>
-            <w:tcMar>
-              <w:top w:w="0" w:type="dxa"/>
-              <w:bottom w:w="0" w:type="dxa"/>
-            </w:tcMar>
-            <w:vAlign w:val="center"/>
-          </w:tcPr>
-          <w:p>
-            <w:pPr>
-              <w:pStyle w:val="6"/>
-              <w:keepNext w:val="0"/>
-              <w:keepLines w:val="0"/>
-              <w:widowControl/>
-              <w:suppressLineNumbers w:val="0"/>
-              <w:pBdr>
-                <w:top w:val="none" w:color="auto" w:sz="0" w:space="0"/>
-                <w:left w:val="none" w:color="auto" w:sz="0" w:space="0"/>
-                <w:bottom w:val="none" w:color="auto" w:sz="0" w:space="0"/>
-                <w:right w:val="none" w:color="auto" w:sz="0" w:space="0"/>
-              </w:pBdr>
-              <w:spacing w:before="0" w:beforeAutospacing="0" w:after="0" w:afterAutospacing="0"/>
-              <w:ind w:left="0" w:right="0"/>
-              <w:jc w:val="center"/>
-              <w:rPr>
-                <w:rFonts w:hint="eastAsia" w:ascii="宋体" w:hAnsi="宋体" w:eastAsia="宋体" w:cs="宋体"/>
-                <w:i w:val="0"/>
-                <w:color w:val="auto"/>
-                <w:kern w:val="2"/>
-                <w:sz w:val="28"/>
-                <w:szCs w:val="28"/>
-                <w:lang w:val="en-US" w:eastAsia="zh-CN" w:bidi="ar-SA"/>
-              </w:rPr>
-            </w:pPr>
-            <w:r>
-              <w:rPr>
-                <w:rFonts w:hint="eastAsia" w:ascii="宋体" w:hAnsi="宋体" w:eastAsia="宋体" w:cs="宋体"/>
-                <w:i w:val="0"/>
-                <w:color w:val="auto"/>
-                <w:kern w:val="2"/>
-                <w:sz w:val="28"/>
-                <w:szCs w:val="28"/>
-                <w:lang w:val="en-US" w:eastAsia="zh-CN" w:bidi="ar-SA"/>
-              </w:rPr>
-              <w:t>创新政府购买社区服务机制</w:t>
-            </w:r>
-          </w:p>
-        </w:tc>
-        <w:tc>
-          <w:tcPr>
-            <w:tcW w:w="3271" w:type="dxa"/>
-            <w:tcBorders>
-              <w:top w:val="nil"/>
-              <w:left w:val="nil"/>
-              <w:bottom w:val="single" w:color="000000" w:sz="6" w:space="0"/>
-              <w:right w:val="single" w:color="000000" w:sz="6" w:space="0"/>
-            </w:tcBorders>
-            <w:shd w:val="clear" w:color="auto" w:fill="FFFFFF"/>
-            <w:noWrap w:val="0"/>
-            <w:tcMar>
-              <w:top w:w="0" w:type="dxa"/>
-              <w:bottom w:w="0" w:type="dxa"/>
-            </w:tcMar>
-            <w:vAlign w:val="center"/>
-          </w:tcPr>
-          <w:p>
-            <w:pPr>
-              <w:pStyle w:val="6"/>
-              <w:keepNext w:val="0"/>
-              <w:keepLines w:val="0"/>
-              <w:widowControl/>
-              <w:suppressLineNumbers w:val="0"/>
-              <w:pBdr>
-                <w:top w:val="none" w:color="auto" w:sz="0" w:space="0"/>
-                <w:left w:val="none" w:color="auto" w:sz="0" w:space="0"/>
-                <w:bottom w:val="none" w:color="auto" w:sz="0" w:space="0"/>
-                <w:right w:val="none" w:color="auto" w:sz="0" w:space="0"/>
-              </w:pBdr>
-              <w:spacing w:before="0" w:beforeAutospacing="0" w:after="0" w:afterAutospacing="0"/>
-              <w:ind w:left="0" w:right="0"/>
-              <w:jc w:val="center"/>
-              <w:rPr>
-                <w:rFonts w:hint="eastAsia" w:ascii="宋体" w:hAnsi="宋体" w:eastAsia="宋体" w:cs="宋体"/>
-                <w:i w:val="0"/>
-                <w:color w:val="auto"/>
-                <w:kern w:val="2"/>
-                <w:sz w:val="28"/>
-                <w:szCs w:val="28"/>
-                <w:lang w:val="en-US" w:eastAsia="zh-CN" w:bidi="ar-SA"/>
-              </w:rPr>
-            </w:pPr>
-            <w:r>
-              <w:rPr>
-                <w:rFonts w:hint="eastAsia" w:ascii="宋体" w:hAnsi="宋体" w:eastAsia="宋体" w:cs="宋体"/>
-                <w:i w:val="0"/>
-                <w:color w:val="auto"/>
-                <w:kern w:val="2"/>
-                <w:sz w:val="28"/>
-                <w:szCs w:val="28"/>
-                <w:lang w:val="en-US" w:eastAsia="zh-CN" w:bidi="ar-SA"/>
-              </w:rPr>
-              <w:t>加强社区服务资金统筹，建立健全政府购买社区服务需求发现、项目设计、评审评估、绩效监管机制</w:t>
-            </w:r>
-          </w:p>
-        </w:tc>
-      </w:tr>
-      <w:tr>
-        <w:trPr>
-          <w:trHeight w:val="1275" w:hRule="atLeast"/>
-        </w:trPr>
-        <w:tc>
-          <w:tcPr>
-            <w:tcW w:w="625" w:type="dxa"/>
-            <w:tcBorders>
-              <w:top w:val="nil"/>
-              <w:left w:val="single" w:color="000000" w:sz="6" w:space="0"/>
-              <w:bottom w:val="single" w:color="000000" w:sz="6" w:space="0"/>
-              <w:right w:val="single" w:color="000000" w:sz="6" w:space="0"/>
-            </w:tcBorders>
-            <w:shd w:val="clear" w:color="auto" w:fill="FFFFFF"/>
-            <w:noWrap w:val="0"/>
-            <w:tcMar>
-              <w:top w:w="0" w:type="dxa"/>
-              <w:bottom w:w="0" w:type="dxa"/>
-            </w:tcMar>
-            <w:vAlign w:val="center"/>
-          </w:tcPr>
-          <w:p>
-            <w:pPr>
-              <w:pStyle w:val="6"/>
-              <w:keepNext w:val="0"/>
-              <w:keepLines w:val="0"/>
-              <w:widowControl/>
-              <w:suppressLineNumbers w:val="0"/>
-              <w:pBdr>
-                <w:top w:val="none" w:color="auto" w:sz="0" w:space="0"/>
-                <w:left w:val="none" w:color="auto" w:sz="0" w:space="0"/>
-                <w:bottom w:val="none" w:color="auto" w:sz="0" w:space="0"/>
-                <w:right w:val="none" w:color="auto" w:sz="0" w:space="0"/>
-              </w:pBdr>
-              <w:spacing w:before="0" w:beforeAutospacing="0" w:after="0" w:afterAutospacing="0"/>
-              <w:ind w:left="0" w:right="0"/>
-              <w:jc w:val="center"/>
-              <w:rPr>
-                <w:rFonts w:hint="eastAsia" w:ascii="宋体" w:hAnsi="宋体" w:eastAsia="宋体" w:cs="宋体"/>
-                <w:sz w:val="28"/>
-                <w:szCs w:val="28"/>
-              </w:rPr>
-            </w:pPr>
-            <w:r>
-              <w:rPr>
-                <w:rFonts w:hint="eastAsia" w:ascii="宋体" w:hAnsi="宋体" w:eastAsia="宋体" w:cs="宋体"/>
-                <w:b w:val="0"/>
-                <w:i w:val="0"/>
-                <w:caps w:val="0"/>
-                <w:color w:val="333333"/>
-                <w:spacing w:val="0"/>
-                <w:sz w:val="28"/>
-                <w:szCs w:val="28"/>
-              </w:rPr>
-              <w:t>9</w:t>
-            </w:r>
-          </w:p>
-        </w:tc>
-        <w:tc>
-          <w:tcPr>
-            <w:tcW w:w="1438" w:type="dxa"/>
-            <w:tcBorders>
-              <w:top w:val="nil"/>
-              <w:left w:val="nil"/>
-              <w:bottom w:val="single" w:color="000000" w:sz="6" w:space="0"/>
-              <w:right w:val="single" w:color="000000" w:sz="6" w:space="0"/>
-            </w:tcBorders>
-            <w:shd w:val="clear" w:color="auto" w:fill="FFFFFF"/>
-            <w:noWrap w:val="0"/>
-            <w:tcMar>
-              <w:top w:w="0" w:type="dxa"/>
-              <w:bottom w:w="0" w:type="dxa"/>
-            </w:tcMar>
-            <w:vAlign w:val="center"/>
-          </w:tcPr>
-          <w:p>
-            <w:pPr>
-              <w:pStyle w:val="6"/>
-              <w:keepNext w:val="0"/>
-              <w:keepLines w:val="0"/>
-              <w:widowControl/>
-              <w:suppressLineNumbers w:val="0"/>
-              <w:pBdr>
-                <w:top w:val="none" w:color="auto" w:sz="0" w:space="0"/>
-                <w:left w:val="none" w:color="auto" w:sz="0" w:space="0"/>
-                <w:bottom w:val="none" w:color="auto" w:sz="0" w:space="0"/>
-                <w:right w:val="none" w:color="auto" w:sz="0" w:space="0"/>
-              </w:pBdr>
-              <w:spacing w:before="0" w:beforeAutospacing="0" w:after="0" w:afterAutospacing="0"/>
-              <w:ind w:left="0" w:right="0"/>
-              <w:jc w:val="center"/>
-              <w:rPr>
-                <w:rFonts w:hint="eastAsia" w:ascii="宋体" w:hAnsi="宋体" w:eastAsia="宋体" w:cs="宋体"/>
-                <w:i w:val="0"/>
-                <w:color w:val="auto"/>
-                <w:kern w:val="2"/>
-                <w:sz w:val="28"/>
-                <w:szCs w:val="28"/>
-                <w:lang w:val="en-US" w:eastAsia="zh-CN" w:bidi="ar-SA"/>
-              </w:rPr>
-            </w:pPr>
-            <w:r>
-              <w:rPr>
-                <w:rFonts w:hint="eastAsia" w:ascii="宋体" w:hAnsi="宋体" w:eastAsia="宋体" w:cs="宋体"/>
-                <w:i w:val="0"/>
-                <w:color w:val="auto"/>
-                <w:kern w:val="2"/>
-                <w:sz w:val="28"/>
-                <w:szCs w:val="28"/>
-                <w:lang w:val="en-US" w:eastAsia="zh-CN" w:bidi="ar-SA"/>
-              </w:rPr>
-              <w:t>江苏省徐州市鼓楼区</w:t>
-            </w:r>
-          </w:p>
-        </w:tc>
-        <w:tc>
-          <w:tcPr>
-            <w:tcW w:w="3228" w:type="dxa"/>
-            <w:tcBorders>
-              <w:top w:val="nil"/>
-              <w:left w:val="nil"/>
-              <w:bottom w:val="single" w:color="000000" w:sz="6" w:space="0"/>
-              <w:right w:val="single" w:color="000000" w:sz="6" w:space="0"/>
-            </w:tcBorders>
-            <w:shd w:val="clear" w:color="auto" w:fill="FFFFFF"/>
-            <w:noWrap w:val="0"/>
-            <w:tcMar>
-              <w:top w:w="0" w:type="dxa"/>
-              <w:bottom w:w="0" w:type="dxa"/>
-            </w:tcMar>
-            <w:vAlign w:val="center"/>
-          </w:tcPr>
-          <w:p>
-            <w:pPr>
-              <w:pStyle w:val="6"/>
-              <w:keepNext w:val="0"/>
-              <w:keepLines w:val="0"/>
-              <w:widowControl/>
-              <w:suppressLineNumbers w:val="0"/>
-              <w:pBdr>
-                <w:top w:val="none" w:color="auto" w:sz="0" w:space="0"/>
-                <w:left w:val="none" w:color="auto" w:sz="0" w:space="0"/>
-                <w:bottom w:val="none" w:color="auto" w:sz="0" w:space="0"/>
-                <w:right w:val="none" w:color="auto" w:sz="0" w:space="0"/>
-              </w:pBdr>
-              <w:spacing w:before="0" w:beforeAutospacing="0" w:after="0" w:afterAutospacing="0"/>
-              <w:ind w:left="0" w:right="0"/>
-              <w:jc w:val="center"/>
-              <w:rPr>
-                <w:rFonts w:hint="eastAsia" w:ascii="宋体" w:hAnsi="宋体" w:eastAsia="宋体" w:cs="宋体"/>
-                <w:i w:val="0"/>
-                <w:color w:val="auto"/>
-                <w:kern w:val="2"/>
-                <w:sz w:val="28"/>
-                <w:szCs w:val="28"/>
-                <w:lang w:val="en-US" w:eastAsia="zh-CN" w:bidi="ar-SA"/>
-              </w:rPr>
-            </w:pPr>
-            <w:r>
-              <w:rPr>
-                <w:rFonts w:hint="eastAsia" w:ascii="宋体" w:hAnsi="宋体" w:eastAsia="宋体" w:cs="宋体"/>
-                <w:i w:val="0"/>
-                <w:color w:val="auto"/>
-                <w:kern w:val="2"/>
-                <w:sz w:val="28"/>
-                <w:szCs w:val="28"/>
-                <w:lang w:val="en-US" w:eastAsia="zh-CN" w:bidi="ar-SA"/>
-              </w:rPr>
-              <w:t>建设智慧社区，打造社区“云”治理</w:t>
-            </w:r>
-          </w:p>
-        </w:tc>
-        <w:tc>
-          <w:tcPr>
-            <w:tcW w:w="3271" w:type="dxa"/>
-            <w:tcBorders>
-              <w:top w:val="nil"/>
-              <w:left w:val="nil"/>
-              <w:bottom w:val="single" w:color="000000" w:sz="6" w:space="0"/>
-              <w:right w:val="single" w:color="000000" w:sz="6" w:space="0"/>
-            </w:tcBorders>
-            <w:shd w:val="clear" w:color="auto" w:fill="FFFFFF"/>
-            <w:noWrap w:val="0"/>
-            <w:tcMar>
-              <w:top w:w="0" w:type="dxa"/>
-              <w:bottom w:w="0" w:type="dxa"/>
-            </w:tcMar>
-            <w:vAlign w:val="center"/>
-          </w:tcPr>
-          <w:p>
-            <w:pPr>
-              <w:pStyle w:val="6"/>
-              <w:keepNext w:val="0"/>
-              <w:keepLines w:val="0"/>
-              <w:widowControl/>
-              <w:suppressLineNumbers w:val="0"/>
-              <w:pBdr>
-                <w:top w:val="none" w:color="auto" w:sz="0" w:space="0"/>
-                <w:left w:val="none" w:color="auto" w:sz="0" w:space="0"/>
-                <w:bottom w:val="none" w:color="auto" w:sz="0" w:space="0"/>
-                <w:right w:val="none" w:color="auto" w:sz="0" w:space="0"/>
-              </w:pBdr>
-              <w:spacing w:before="0" w:beforeAutospacing="0" w:after="0" w:afterAutospacing="0"/>
-              <w:ind w:left="0" w:right="0"/>
-              <w:jc w:val="center"/>
-              <w:rPr>
-                <w:rFonts w:hint="eastAsia" w:ascii="宋体" w:hAnsi="宋体" w:eastAsia="宋体" w:cs="宋体"/>
-                <w:i w:val="0"/>
-                <w:color w:val="auto"/>
-                <w:kern w:val="2"/>
-                <w:sz w:val="28"/>
-                <w:szCs w:val="28"/>
-                <w:lang w:val="en-US" w:eastAsia="zh-CN" w:bidi="ar-SA"/>
-              </w:rPr>
-            </w:pPr>
-            <w:r>
-              <w:rPr>
-                <w:rFonts w:hint="eastAsia" w:ascii="宋体" w:hAnsi="宋体" w:eastAsia="宋体" w:cs="宋体"/>
-                <w:i w:val="0"/>
-                <w:color w:val="auto"/>
-                <w:kern w:val="2"/>
-                <w:sz w:val="28"/>
-                <w:szCs w:val="28"/>
-                <w:lang w:val="en-US" w:eastAsia="zh-CN" w:bidi="ar-SA"/>
-              </w:rPr>
-              <w:t>深化大数据云平台建设，以人工智能技术应用为依托，推动实现信息化与社区治理深度融合的有效路径</w:t>
-            </w:r>
-          </w:p>
-        </w:tc>
-      </w:tr>
-      <w:tr>
-        <w:trPr>
-          <w:trHeight w:val="1200" w:hRule="atLeast"/>
-        </w:trPr>
-        <w:tc>
-          <w:tcPr>
-            <w:tcW w:w="625" w:type="dxa"/>
-            <w:tcBorders>
-              <w:top w:val="nil"/>
-              <w:left w:val="single" w:color="000000" w:sz="6" w:space="0"/>
-              <w:bottom w:val="single" w:color="000000" w:sz="6" w:space="0"/>
-              <w:right w:val="single" w:color="000000" w:sz="6" w:space="0"/>
-            </w:tcBorders>
-            <w:shd w:val="clear" w:color="auto" w:fill="FFFFFF"/>
-            <w:noWrap w:val="0"/>
-            <w:tcMar>
-              <w:top w:w="0" w:type="dxa"/>
-              <w:bottom w:w="0" w:type="dxa"/>
-            </w:tcMar>
-            <w:vAlign w:val="center"/>
-          </w:tcPr>
-          <w:p>
-            <w:pPr>
-              <w:pStyle w:val="6"/>
-              <w:keepNext w:val="0"/>
-              <w:keepLines w:val="0"/>
-              <w:widowControl/>
-              <w:suppressLineNumbers w:val="0"/>
-              <w:pBdr>
-                <w:top w:val="none" w:color="auto" w:sz="0" w:space="0"/>
-                <w:left w:val="none" w:color="auto" w:sz="0" w:space="0"/>
-                <w:bottom w:val="none" w:color="auto" w:sz="0" w:space="0"/>
-                <w:right w:val="none" w:color="auto" w:sz="0" w:space="0"/>
-              </w:pBdr>
-              <w:spacing w:before="0" w:beforeAutospacing="0" w:after="0" w:afterAutospacing="0"/>
-              <w:ind w:left="0" w:right="0"/>
-              <w:jc w:val="center"/>
-              <w:rPr>
-                <w:rFonts w:hint="eastAsia" w:ascii="宋体" w:hAnsi="宋体" w:eastAsia="宋体" w:cs="宋体"/>
-                <w:sz w:val="28"/>
-                <w:szCs w:val="28"/>
-              </w:rPr>
-            </w:pPr>
-            <w:r>
-              <w:rPr>
-                <w:rFonts w:hint="eastAsia" w:ascii="宋体" w:hAnsi="宋体" w:eastAsia="宋体" w:cs="宋体"/>
-                <w:b w:val="0"/>
-                <w:i w:val="0"/>
-                <w:caps w:val="0"/>
-                <w:color w:val="333333"/>
-                <w:spacing w:val="0"/>
-                <w:sz w:val="28"/>
-                <w:szCs w:val="28"/>
-              </w:rPr>
-              <w:t>10</w:t>
-            </w:r>
-          </w:p>
-        </w:tc>
-        <w:tc>
-          <w:tcPr>
-            <w:tcW w:w="1438" w:type="dxa"/>
-            <w:tcBorders>
-              <w:top w:val="nil"/>
-              <w:left w:val="nil"/>
-              <w:bottom w:val="single" w:color="000000" w:sz="6" w:space="0"/>
-              <w:right w:val="single" w:color="000000" w:sz="6" w:space="0"/>
-            </w:tcBorders>
-            <w:shd w:val="clear" w:color="auto" w:fill="FFFFFF"/>
-            <w:noWrap w:val="0"/>
-            <w:tcMar>
-              <w:top w:w="0" w:type="dxa"/>
-              <w:bottom w:w="0" w:type="dxa"/>
-            </w:tcMar>
-            <w:vAlign w:val="center"/>
-          </w:tcPr>
-          <w:p>
-            <w:pPr>
-              <w:pStyle w:val="6"/>
-              <w:keepNext w:val="0"/>
-              <w:keepLines w:val="0"/>
-              <w:widowControl/>
-              <w:suppressLineNumbers w:val="0"/>
-              <w:pBdr>
-                <w:top w:val="none" w:color="auto" w:sz="0" w:space="0"/>
-                <w:left w:val="none" w:color="auto" w:sz="0" w:space="0"/>
-                <w:bottom w:val="none" w:color="auto" w:sz="0" w:space="0"/>
-                <w:right w:val="none" w:color="auto" w:sz="0" w:space="0"/>
-              </w:pBdr>
-              <w:spacing w:before="0" w:beforeAutospacing="0" w:after="0" w:afterAutospacing="0"/>
-              <w:ind w:left="0" w:right="0"/>
-              <w:jc w:val="center"/>
-              <w:rPr>
-                <w:rFonts w:hint="eastAsia" w:ascii="宋体" w:hAnsi="宋体" w:eastAsia="宋体" w:cs="宋体"/>
-                <w:i w:val="0"/>
-                <w:color w:val="auto"/>
-                <w:kern w:val="2"/>
-                <w:sz w:val="28"/>
-                <w:szCs w:val="28"/>
-                <w:lang w:val="en-US" w:eastAsia="zh-CN" w:bidi="ar-SA"/>
-              </w:rPr>
-            </w:pPr>
-            <w:r>
-              <w:rPr>
-                <w:rFonts w:hint="eastAsia" w:ascii="宋体" w:hAnsi="宋体" w:eastAsia="宋体" w:cs="宋体"/>
-                <w:i w:val="0"/>
-                <w:color w:val="auto"/>
-                <w:kern w:val="2"/>
-                <w:sz w:val="28"/>
-                <w:szCs w:val="28"/>
-                <w:lang w:val="en-US" w:eastAsia="zh-CN" w:bidi="ar-SA"/>
-              </w:rPr>
-              <w:t>江苏省南通市崇川区</w:t>
-            </w:r>
-          </w:p>
-        </w:tc>
-        <w:tc>
-          <w:tcPr>
-            <w:tcW w:w="3228" w:type="dxa"/>
-            <w:tcBorders>
-              <w:top w:val="nil"/>
-              <w:left w:val="nil"/>
-              <w:bottom w:val="single" w:color="000000" w:sz="6" w:space="0"/>
-              <w:right w:val="single" w:color="000000" w:sz="6" w:space="0"/>
-            </w:tcBorders>
-            <w:shd w:val="clear" w:color="auto" w:fill="FFFFFF"/>
-            <w:noWrap w:val="0"/>
-            <w:tcMar>
-              <w:top w:w="0" w:type="dxa"/>
-              <w:bottom w:w="0" w:type="dxa"/>
-            </w:tcMar>
-            <w:vAlign w:val="center"/>
-          </w:tcPr>
-          <w:p>
-            <w:pPr>
-              <w:pStyle w:val="6"/>
-              <w:keepNext w:val="0"/>
-              <w:keepLines w:val="0"/>
-              <w:widowControl/>
-              <w:suppressLineNumbers w:val="0"/>
-              <w:pBdr>
-                <w:top w:val="none" w:color="auto" w:sz="0" w:space="0"/>
-                <w:left w:val="none" w:color="auto" w:sz="0" w:space="0"/>
-                <w:bottom w:val="none" w:color="auto" w:sz="0" w:space="0"/>
-                <w:right w:val="none" w:color="auto" w:sz="0" w:space="0"/>
-              </w:pBdr>
-              <w:spacing w:before="0" w:beforeAutospacing="0" w:after="0" w:afterAutospacing="0"/>
-              <w:ind w:left="0" w:right="0"/>
-              <w:jc w:val="center"/>
-              <w:rPr>
-                <w:rFonts w:hint="eastAsia" w:ascii="宋体" w:hAnsi="宋体" w:eastAsia="宋体" w:cs="宋体"/>
-                <w:i w:val="0"/>
-                <w:color w:val="auto"/>
-                <w:kern w:val="2"/>
-                <w:sz w:val="28"/>
-                <w:szCs w:val="28"/>
-                <w:lang w:val="en-US" w:eastAsia="zh-CN" w:bidi="ar-SA"/>
-              </w:rPr>
-            </w:pPr>
-            <w:r>
-              <w:rPr>
-                <w:rFonts w:hint="eastAsia" w:ascii="宋体" w:hAnsi="宋体" w:eastAsia="宋体" w:cs="宋体"/>
-                <w:i w:val="0"/>
-                <w:color w:val="auto"/>
-                <w:kern w:val="2"/>
-                <w:sz w:val="28"/>
-                <w:szCs w:val="28"/>
-                <w:lang w:val="en-US" w:eastAsia="zh-CN" w:bidi="ar-SA"/>
-              </w:rPr>
-              <w:t>“邻里+”社区治理机制探索</w:t>
-            </w:r>
-          </w:p>
-        </w:tc>
-        <w:tc>
-          <w:tcPr>
-            <w:tcW w:w="3271" w:type="dxa"/>
-            <w:tcBorders>
-              <w:top w:val="nil"/>
-              <w:left w:val="nil"/>
-              <w:bottom w:val="single" w:color="000000" w:sz="6" w:space="0"/>
-              <w:right w:val="single" w:color="000000" w:sz="6" w:space="0"/>
-            </w:tcBorders>
-            <w:shd w:val="clear" w:color="auto" w:fill="FFFFFF"/>
-            <w:noWrap w:val="0"/>
-            <w:tcMar>
-              <w:top w:w="0" w:type="dxa"/>
-              <w:bottom w:w="0" w:type="dxa"/>
-            </w:tcMar>
-            <w:vAlign w:val="center"/>
-          </w:tcPr>
-          <w:p>
-            <w:pPr>
-              <w:pStyle w:val="6"/>
-              <w:keepNext w:val="0"/>
-              <w:keepLines w:val="0"/>
-              <w:widowControl/>
-              <w:suppressLineNumbers w:val="0"/>
-              <w:pBdr>
-                <w:top w:val="none" w:color="auto" w:sz="0" w:space="0"/>
-                <w:left w:val="none" w:color="auto" w:sz="0" w:space="0"/>
-                <w:bottom w:val="none" w:color="auto" w:sz="0" w:space="0"/>
-                <w:right w:val="none" w:color="auto" w:sz="0" w:space="0"/>
-              </w:pBdr>
-              <w:spacing w:before="0" w:beforeAutospacing="0" w:after="0" w:afterAutospacing="0"/>
-              <w:ind w:left="0" w:right="0"/>
-              <w:jc w:val="center"/>
-              <w:rPr>
-                <w:rFonts w:hint="eastAsia" w:ascii="宋体" w:hAnsi="宋体" w:eastAsia="宋体" w:cs="宋体"/>
-                <w:i w:val="0"/>
-                <w:color w:val="auto"/>
-                <w:kern w:val="2"/>
-                <w:sz w:val="28"/>
-                <w:szCs w:val="28"/>
-                <w:lang w:val="en-US" w:eastAsia="zh-CN" w:bidi="ar-SA"/>
-              </w:rPr>
-            </w:pPr>
-            <w:r>
-              <w:rPr>
-                <w:rFonts w:hint="eastAsia" w:ascii="宋体" w:hAnsi="宋体" w:eastAsia="宋体" w:cs="宋体"/>
-                <w:i w:val="0"/>
-                <w:color w:val="auto"/>
-                <w:kern w:val="2"/>
-                <w:sz w:val="28"/>
-                <w:szCs w:val="28"/>
-                <w:lang w:val="en-US" w:eastAsia="zh-CN" w:bidi="ar-SA"/>
-              </w:rPr>
-              <w:t>优化社区治理体系，加强邻里文化引领，整合公共服务资源，探索“邻里守望、和谐相亲”的社区治理机制</w:t>
-            </w:r>
-          </w:p>
-        </w:tc>
-      </w:tr>
-      <w:tr>
-        <w:trPr>
-          <w:trHeight w:val="1140" w:hRule="atLeast"/>
-        </w:trPr>
-        <w:tc>
-          <w:tcPr>
-            <w:tcW w:w="625" w:type="dxa"/>
-            <w:tcBorders>
-              <w:top w:val="nil"/>
-              <w:left w:val="single" w:color="000000" w:sz="6" w:space="0"/>
-              <w:bottom w:val="single" w:color="000000" w:sz="6" w:space="0"/>
-              <w:right w:val="single" w:color="000000" w:sz="6" w:space="0"/>
-            </w:tcBorders>
-            <w:shd w:val="clear" w:color="auto" w:fill="FFFFFF"/>
-            <w:noWrap w:val="0"/>
-            <w:tcMar>
-              <w:top w:w="0" w:type="dxa"/>
-              <w:bottom w:w="0" w:type="dxa"/>
-            </w:tcMar>
-            <w:vAlign w:val="center"/>
-          </w:tcPr>
-          <w:p>
-            <w:pPr>
-              <w:pStyle w:val="6"/>
-              <w:keepNext w:val="0"/>
-              <w:keepLines w:val="0"/>
-              <w:widowControl/>
-              <w:suppressLineNumbers w:val="0"/>
-              <w:pBdr>
-                <w:top w:val="none" w:color="auto" w:sz="0" w:space="0"/>
-                <w:left w:val="none" w:color="auto" w:sz="0" w:space="0"/>
-                <w:bottom w:val="none" w:color="auto" w:sz="0" w:space="0"/>
-                <w:right w:val="none" w:color="auto" w:sz="0" w:space="0"/>
-              </w:pBdr>
-              <w:spacing w:before="0" w:beforeAutospacing="0" w:after="0" w:afterAutospacing="0"/>
-              <w:ind w:left="0" w:right="0"/>
-              <w:jc w:val="center"/>
-              <w:rPr>
-                <w:rFonts w:hint="eastAsia" w:ascii="宋体" w:hAnsi="宋体" w:eastAsia="宋体" w:cs="宋体"/>
-                <w:sz w:val="28"/>
-                <w:szCs w:val="28"/>
-              </w:rPr>
-            </w:pPr>
-            <w:r>
-              <w:rPr>
-                <w:rFonts w:hint="eastAsia" w:ascii="宋体" w:hAnsi="宋体" w:eastAsia="宋体" w:cs="宋体"/>
-                <w:b w:val="0"/>
-                <w:i w:val="0"/>
-                <w:caps w:val="0"/>
-                <w:color w:val="333333"/>
-                <w:spacing w:val="0"/>
-                <w:sz w:val="28"/>
-                <w:szCs w:val="28"/>
-              </w:rPr>
-              <w:t>11</w:t>
-            </w:r>
-          </w:p>
-        </w:tc>
-        <w:tc>
-          <w:tcPr>
-            <w:tcW w:w="1438" w:type="dxa"/>
-            <w:tcBorders>
-              <w:top w:val="nil"/>
-              <w:left w:val="nil"/>
-              <w:bottom w:val="single" w:color="000000" w:sz="6" w:space="0"/>
-              <w:right w:val="single" w:color="000000" w:sz="6" w:space="0"/>
-            </w:tcBorders>
-            <w:shd w:val="clear" w:color="auto" w:fill="FFFFFF"/>
-            <w:noWrap w:val="0"/>
-            <w:tcMar>
-              <w:top w:w="0" w:type="dxa"/>
-              <w:bottom w:w="0" w:type="dxa"/>
-            </w:tcMar>
-            <w:vAlign w:val="center"/>
-          </w:tcPr>
-          <w:p>
-            <w:pPr>
-              <w:pStyle w:val="6"/>
-              <w:keepNext w:val="0"/>
-              <w:keepLines w:val="0"/>
-              <w:widowControl/>
-              <w:suppressLineNumbers w:val="0"/>
-              <w:pBdr>
-                <w:top w:val="none" w:color="auto" w:sz="0" w:space="0"/>
-                <w:left w:val="none" w:color="auto" w:sz="0" w:space="0"/>
-                <w:bottom w:val="none" w:color="auto" w:sz="0" w:space="0"/>
-                <w:right w:val="none" w:color="auto" w:sz="0" w:space="0"/>
-              </w:pBdr>
-              <w:spacing w:before="0" w:beforeAutospacing="0" w:after="0" w:afterAutospacing="0"/>
-              <w:ind w:left="0" w:right="0"/>
-              <w:jc w:val="center"/>
-              <w:rPr>
-                <w:rFonts w:hint="eastAsia" w:ascii="宋体" w:hAnsi="宋体" w:eastAsia="宋体" w:cs="宋体"/>
-                <w:i w:val="0"/>
-                <w:color w:val="auto"/>
-                <w:kern w:val="2"/>
-                <w:sz w:val="28"/>
-                <w:szCs w:val="28"/>
-                <w:lang w:val="en-US" w:eastAsia="zh-CN" w:bidi="ar-SA"/>
-              </w:rPr>
-            </w:pPr>
-            <w:r>
-              <w:rPr>
-                <w:rFonts w:hint="eastAsia" w:ascii="宋体" w:hAnsi="宋体" w:eastAsia="宋体" w:cs="宋体"/>
-                <w:i w:val="0"/>
-                <w:color w:val="auto"/>
-                <w:kern w:val="2"/>
-                <w:sz w:val="28"/>
-                <w:szCs w:val="28"/>
-                <w:lang w:val="en-US" w:eastAsia="zh-CN" w:bidi="ar-SA"/>
-              </w:rPr>
-              <w:t>浙江省杭州市江干区</w:t>
-            </w:r>
-          </w:p>
-        </w:tc>
-        <w:tc>
-          <w:tcPr>
-            <w:tcW w:w="3228" w:type="dxa"/>
-            <w:tcBorders>
-              <w:top w:val="nil"/>
-              <w:left w:val="nil"/>
-              <w:bottom w:val="single" w:color="000000" w:sz="6" w:space="0"/>
-              <w:right w:val="single" w:color="000000" w:sz="6" w:space="0"/>
-            </w:tcBorders>
-            <w:shd w:val="clear" w:color="auto" w:fill="FFFFFF"/>
-            <w:noWrap w:val="0"/>
-            <w:tcMar>
-              <w:top w:w="0" w:type="dxa"/>
-              <w:bottom w:w="0" w:type="dxa"/>
-            </w:tcMar>
-            <w:vAlign w:val="center"/>
-          </w:tcPr>
-          <w:p>
-            <w:pPr>
-              <w:pStyle w:val="6"/>
-              <w:keepNext w:val="0"/>
-              <w:keepLines w:val="0"/>
-              <w:widowControl/>
-              <w:suppressLineNumbers w:val="0"/>
-              <w:pBdr>
-                <w:top w:val="none" w:color="auto" w:sz="0" w:space="0"/>
-                <w:left w:val="none" w:color="auto" w:sz="0" w:space="0"/>
-                <w:bottom w:val="none" w:color="auto" w:sz="0" w:space="0"/>
-                <w:right w:val="none" w:color="auto" w:sz="0" w:space="0"/>
-              </w:pBdr>
-              <w:spacing w:before="0" w:beforeAutospacing="0" w:after="0" w:afterAutospacing="0"/>
-              <w:ind w:left="0" w:right="0"/>
-              <w:jc w:val="center"/>
-              <w:rPr>
-                <w:rFonts w:hint="eastAsia" w:ascii="宋体" w:hAnsi="宋体" w:eastAsia="宋体" w:cs="宋体"/>
-                <w:i w:val="0"/>
-                <w:color w:val="auto"/>
-                <w:kern w:val="2"/>
-                <w:sz w:val="28"/>
-                <w:szCs w:val="28"/>
-                <w:lang w:val="en-US" w:eastAsia="zh-CN" w:bidi="ar-SA"/>
-              </w:rPr>
-            </w:pPr>
-            <w:r>
-              <w:rPr>
-                <w:rFonts w:hint="eastAsia" w:ascii="宋体" w:hAnsi="宋体" w:eastAsia="宋体" w:cs="宋体"/>
-                <w:i w:val="0"/>
-                <w:color w:val="auto"/>
-                <w:kern w:val="2"/>
-                <w:sz w:val="28"/>
-                <w:szCs w:val="28"/>
-                <w:lang w:val="en-US" w:eastAsia="zh-CN" w:bidi="ar-SA"/>
-              </w:rPr>
-              <w:t>探索打造“双网共生”社区治理机制</w:t>
-            </w:r>
-          </w:p>
-        </w:tc>
-        <w:tc>
-          <w:tcPr>
-            <w:tcW w:w="3271" w:type="dxa"/>
-            <w:tcBorders>
-              <w:top w:val="nil"/>
-              <w:left w:val="nil"/>
-              <w:bottom w:val="single" w:color="000000" w:sz="6" w:space="0"/>
-              <w:right w:val="single" w:color="000000" w:sz="6" w:space="0"/>
-            </w:tcBorders>
-            <w:shd w:val="clear" w:color="auto" w:fill="FFFFFF"/>
-            <w:noWrap w:val="0"/>
-            <w:tcMar>
-              <w:top w:w="0" w:type="dxa"/>
-              <w:bottom w:w="0" w:type="dxa"/>
-            </w:tcMar>
-            <w:vAlign w:val="center"/>
-          </w:tcPr>
-          <w:p>
-            <w:pPr>
-              <w:pStyle w:val="6"/>
-              <w:keepNext w:val="0"/>
-              <w:keepLines w:val="0"/>
-              <w:widowControl/>
-              <w:suppressLineNumbers w:val="0"/>
-              <w:pBdr>
-                <w:top w:val="none" w:color="auto" w:sz="0" w:space="0"/>
-                <w:left w:val="none" w:color="auto" w:sz="0" w:space="0"/>
-                <w:bottom w:val="none" w:color="auto" w:sz="0" w:space="0"/>
-                <w:right w:val="none" w:color="auto" w:sz="0" w:space="0"/>
-              </w:pBdr>
-              <w:spacing w:before="0" w:beforeAutospacing="0" w:after="0" w:afterAutospacing="0"/>
-              <w:ind w:left="0" w:right="0"/>
-              <w:jc w:val="center"/>
-              <w:rPr>
-                <w:rFonts w:hint="eastAsia" w:ascii="宋体" w:hAnsi="宋体" w:eastAsia="宋体" w:cs="宋体"/>
-                <w:i w:val="0"/>
-                <w:color w:val="auto"/>
-                <w:kern w:val="2"/>
-                <w:sz w:val="28"/>
-                <w:szCs w:val="28"/>
-                <w:lang w:val="en-US" w:eastAsia="zh-CN" w:bidi="ar-SA"/>
-              </w:rPr>
-            </w:pPr>
-            <w:r>
-              <w:rPr>
-                <w:rFonts w:hint="eastAsia" w:ascii="宋体" w:hAnsi="宋体" w:eastAsia="宋体" w:cs="宋体"/>
-                <w:i w:val="0"/>
-                <w:color w:val="auto"/>
-                <w:kern w:val="2"/>
-                <w:sz w:val="28"/>
-                <w:szCs w:val="28"/>
-                <w:lang w:val="en-US" w:eastAsia="zh-CN" w:bidi="ar-SA"/>
-              </w:rPr>
-              <w:t>探索社区居民自治与网格化服务管理有效衔接的机制和路径</w:t>
-            </w:r>
-          </w:p>
-        </w:tc>
-      </w:tr>
-      <w:tr>
-        <w:trPr>
-          <w:trHeight w:val="1260" w:hRule="atLeast"/>
-        </w:trPr>
-        <w:tc>
-          <w:tcPr>
-            <w:tcW w:w="625" w:type="dxa"/>
-            <w:tcBorders>
-              <w:top w:val="nil"/>
-              <w:left w:val="single" w:color="000000" w:sz="6" w:space="0"/>
-              <w:bottom w:val="single" w:color="000000" w:sz="6" w:space="0"/>
-              <w:right w:val="single" w:color="000000" w:sz="6" w:space="0"/>
-            </w:tcBorders>
-            <w:shd w:val="clear" w:color="auto" w:fill="FFFFFF"/>
-            <w:noWrap w:val="0"/>
-            <w:tcMar>
-              <w:top w:w="0" w:type="dxa"/>
-              <w:bottom w:w="0" w:type="dxa"/>
-            </w:tcMar>
-            <w:vAlign w:val="center"/>
-          </w:tcPr>
-          <w:p>
-            <w:pPr>
-              <w:pStyle w:val="6"/>
-              <w:keepNext w:val="0"/>
-              <w:keepLines w:val="0"/>
-              <w:widowControl/>
-              <w:suppressLineNumbers w:val="0"/>
-              <w:pBdr>
-                <w:top w:val="none" w:color="auto" w:sz="0" w:space="0"/>
-                <w:left w:val="none" w:color="auto" w:sz="0" w:space="0"/>
-                <w:bottom w:val="none" w:color="auto" w:sz="0" w:space="0"/>
-                <w:right w:val="none" w:color="auto" w:sz="0" w:space="0"/>
-              </w:pBdr>
-              <w:spacing w:before="0" w:beforeAutospacing="0" w:after="0" w:afterAutospacing="0"/>
-              <w:ind w:left="0" w:right="0"/>
-              <w:jc w:val="center"/>
-              <w:rPr>
-                <w:rFonts w:hint="eastAsia" w:ascii="宋体" w:hAnsi="宋体" w:eastAsia="宋体" w:cs="宋体"/>
-                <w:sz w:val="28"/>
-                <w:szCs w:val="28"/>
-              </w:rPr>
-            </w:pPr>
-            <w:r>
-              <w:rPr>
-                <w:rFonts w:hint="eastAsia" w:ascii="宋体" w:hAnsi="宋体" w:eastAsia="宋体" w:cs="宋体"/>
-                <w:b w:val="0"/>
-                <w:i w:val="0"/>
-                <w:caps w:val="0"/>
-                <w:color w:val="333333"/>
-                <w:spacing w:val="0"/>
-                <w:sz w:val="28"/>
-                <w:szCs w:val="28"/>
-              </w:rPr>
-              <w:t>12</w:t>
-            </w:r>
-          </w:p>
-        </w:tc>
-        <w:tc>
-          <w:tcPr>
-            <w:tcW w:w="1438" w:type="dxa"/>
-            <w:tcBorders>
-              <w:top w:val="nil"/>
-              <w:left w:val="nil"/>
-              <w:bottom w:val="single" w:color="000000" w:sz="6" w:space="0"/>
-              <w:right w:val="single" w:color="000000" w:sz="6" w:space="0"/>
-            </w:tcBorders>
-            <w:shd w:val="clear" w:color="auto" w:fill="FFFFFF"/>
-            <w:noWrap w:val="0"/>
-            <w:tcMar>
-              <w:top w:w="0" w:type="dxa"/>
-              <w:bottom w:w="0" w:type="dxa"/>
-            </w:tcMar>
-            <w:vAlign w:val="center"/>
-          </w:tcPr>
-          <w:p>
-            <w:pPr>
-              <w:pStyle w:val="6"/>
-              <w:keepNext w:val="0"/>
-              <w:keepLines w:val="0"/>
-              <w:widowControl/>
-              <w:suppressLineNumbers w:val="0"/>
-              <w:pBdr>
-                <w:top w:val="none" w:color="auto" w:sz="0" w:space="0"/>
-                <w:left w:val="none" w:color="auto" w:sz="0" w:space="0"/>
-                <w:bottom w:val="none" w:color="auto" w:sz="0" w:space="0"/>
-                <w:right w:val="none" w:color="auto" w:sz="0" w:space="0"/>
-              </w:pBdr>
-              <w:spacing w:before="0" w:beforeAutospacing="0" w:after="0" w:afterAutospacing="0"/>
-              <w:ind w:left="0" w:right="0"/>
-              <w:jc w:val="center"/>
-              <w:rPr>
-                <w:rFonts w:hint="eastAsia" w:ascii="宋体" w:hAnsi="宋体" w:eastAsia="宋体" w:cs="宋体"/>
-                <w:i w:val="0"/>
-                <w:color w:val="auto"/>
-                <w:kern w:val="2"/>
-                <w:sz w:val="28"/>
-                <w:szCs w:val="28"/>
-                <w:lang w:val="en-US" w:eastAsia="zh-CN" w:bidi="ar-SA"/>
-              </w:rPr>
-            </w:pPr>
-            <w:r>
-              <w:rPr>
-                <w:rFonts w:hint="eastAsia" w:ascii="宋体" w:hAnsi="宋体" w:eastAsia="宋体" w:cs="宋体"/>
-                <w:i w:val="0"/>
-                <w:color w:val="auto"/>
-                <w:kern w:val="2"/>
-                <w:sz w:val="28"/>
-                <w:szCs w:val="28"/>
-                <w:lang w:val="en-US" w:eastAsia="zh-CN" w:bidi="ar-SA"/>
-              </w:rPr>
-              <w:t>浙江省绍兴市越城区</w:t>
-            </w:r>
-          </w:p>
-        </w:tc>
-        <w:tc>
-          <w:tcPr>
-            <w:tcW w:w="3228" w:type="dxa"/>
-            <w:tcBorders>
-              <w:top w:val="nil"/>
-              <w:left w:val="nil"/>
-              <w:bottom w:val="single" w:color="000000" w:sz="6" w:space="0"/>
-              <w:right w:val="single" w:color="000000" w:sz="6" w:space="0"/>
-            </w:tcBorders>
-            <w:shd w:val="clear" w:color="auto" w:fill="FFFFFF"/>
-            <w:noWrap w:val="0"/>
-            <w:tcMar>
-              <w:top w:w="0" w:type="dxa"/>
-              <w:bottom w:w="0" w:type="dxa"/>
-            </w:tcMar>
-            <w:vAlign w:val="center"/>
-          </w:tcPr>
-          <w:p>
-            <w:pPr>
-              <w:pStyle w:val="6"/>
-              <w:keepNext w:val="0"/>
-              <w:keepLines w:val="0"/>
-              <w:widowControl/>
-              <w:suppressLineNumbers w:val="0"/>
-              <w:pBdr>
-                <w:top w:val="none" w:color="auto" w:sz="0" w:space="0"/>
-                <w:left w:val="none" w:color="auto" w:sz="0" w:space="0"/>
-                <w:bottom w:val="none" w:color="auto" w:sz="0" w:space="0"/>
-                <w:right w:val="none" w:color="auto" w:sz="0" w:space="0"/>
-              </w:pBdr>
-              <w:spacing w:before="0" w:beforeAutospacing="0" w:after="0" w:afterAutospacing="0"/>
-              <w:ind w:left="0" w:right="0"/>
-              <w:jc w:val="center"/>
-              <w:rPr>
-                <w:rFonts w:hint="eastAsia" w:ascii="宋体" w:hAnsi="宋体" w:eastAsia="宋体" w:cs="宋体"/>
-                <w:i w:val="0"/>
-                <w:color w:val="auto"/>
-                <w:kern w:val="2"/>
-                <w:sz w:val="28"/>
-                <w:szCs w:val="28"/>
-                <w:lang w:val="en-US" w:eastAsia="zh-CN" w:bidi="ar-SA"/>
-              </w:rPr>
-            </w:pPr>
-            <w:r>
-              <w:rPr>
-                <w:rFonts w:hint="eastAsia" w:ascii="宋体" w:hAnsi="宋体" w:eastAsia="宋体" w:cs="宋体"/>
-                <w:i w:val="0"/>
-                <w:color w:val="auto"/>
-                <w:kern w:val="2"/>
-                <w:sz w:val="28"/>
-                <w:szCs w:val="28"/>
-                <w:lang w:val="en-US" w:eastAsia="zh-CN" w:bidi="ar-SA"/>
-              </w:rPr>
-              <w:t>“五邻社”链接社区资源，契约化推动依法治理</w:t>
-            </w:r>
-          </w:p>
-        </w:tc>
-        <w:tc>
-          <w:tcPr>
-            <w:tcW w:w="3271" w:type="dxa"/>
-            <w:tcBorders>
-              <w:top w:val="nil"/>
-              <w:left w:val="nil"/>
-              <w:bottom w:val="single" w:color="000000" w:sz="6" w:space="0"/>
-              <w:right w:val="single" w:color="000000" w:sz="6" w:space="0"/>
-            </w:tcBorders>
-            <w:shd w:val="clear" w:color="auto" w:fill="FFFFFF"/>
-            <w:noWrap w:val="0"/>
-            <w:tcMar>
-              <w:top w:w="0" w:type="dxa"/>
-              <w:bottom w:w="0" w:type="dxa"/>
-            </w:tcMar>
-            <w:vAlign w:val="center"/>
-          </w:tcPr>
-          <w:p>
-            <w:pPr>
-              <w:pStyle w:val="6"/>
-              <w:keepNext w:val="0"/>
-              <w:keepLines w:val="0"/>
-              <w:widowControl/>
-              <w:suppressLineNumbers w:val="0"/>
-              <w:pBdr>
-                <w:top w:val="none" w:color="auto" w:sz="0" w:space="0"/>
-                <w:left w:val="none" w:color="auto" w:sz="0" w:space="0"/>
-                <w:bottom w:val="none" w:color="auto" w:sz="0" w:space="0"/>
-                <w:right w:val="none" w:color="auto" w:sz="0" w:space="0"/>
-              </w:pBdr>
-              <w:spacing w:before="0" w:beforeAutospacing="0" w:after="0" w:afterAutospacing="0"/>
-              <w:ind w:left="0" w:right="0"/>
-              <w:jc w:val="center"/>
-              <w:rPr>
-                <w:rFonts w:hint="eastAsia" w:ascii="宋体" w:hAnsi="宋体" w:eastAsia="宋体" w:cs="宋体"/>
-                <w:i w:val="0"/>
-                <w:color w:val="auto"/>
-                <w:kern w:val="2"/>
-                <w:sz w:val="28"/>
-                <w:szCs w:val="28"/>
-                <w:lang w:val="en-US" w:eastAsia="zh-CN" w:bidi="ar-SA"/>
-              </w:rPr>
-            </w:pPr>
-            <w:r>
-              <w:rPr>
-                <w:rFonts w:hint="eastAsia" w:ascii="宋体" w:hAnsi="宋体" w:eastAsia="宋体" w:cs="宋体"/>
-                <w:i w:val="0"/>
-                <w:color w:val="auto"/>
-                <w:kern w:val="2"/>
-                <w:sz w:val="28"/>
-                <w:szCs w:val="28"/>
-                <w:lang w:val="en-US" w:eastAsia="zh-CN" w:bidi="ar-SA"/>
-              </w:rPr>
-              <w:t>深化“五邻社”组织平台作用，探索运用“契约化”手段链接盘活社区资源，探索共建共治共享机制</w:t>
-            </w:r>
-          </w:p>
-        </w:tc>
-      </w:tr>
-      <w:tr>
-        <w:trPr>
-          <w:trHeight w:val="945" w:hRule="atLeast"/>
-        </w:trPr>
-        <w:tc>
-          <w:tcPr>
-            <w:tcW w:w="625" w:type="dxa"/>
-            <w:tcBorders>
-              <w:top w:val="nil"/>
-              <w:left w:val="single" w:color="000000" w:sz="6" w:space="0"/>
-              <w:bottom w:val="single" w:color="000000" w:sz="6" w:space="0"/>
-              <w:right w:val="single" w:color="000000" w:sz="6" w:space="0"/>
-            </w:tcBorders>
-            <w:shd w:val="clear" w:color="auto" w:fill="FFFFFF"/>
-            <w:noWrap w:val="0"/>
-            <w:tcMar>
-              <w:top w:w="0" w:type="dxa"/>
-              <w:bottom w:w="0" w:type="dxa"/>
-            </w:tcMar>
-            <w:vAlign w:val="center"/>
-          </w:tcPr>
-          <w:p>
-            <w:pPr>
-              <w:pStyle w:val="6"/>
-              <w:keepNext w:val="0"/>
-              <w:keepLines w:val="0"/>
-              <w:widowControl/>
-              <w:suppressLineNumbers w:val="0"/>
-              <w:pBdr>
-                <w:top w:val="none" w:color="auto" w:sz="0" w:space="0"/>
-                <w:left w:val="none" w:color="auto" w:sz="0" w:space="0"/>
-                <w:bottom w:val="none" w:color="auto" w:sz="0" w:space="0"/>
-                <w:right w:val="none" w:color="auto" w:sz="0" w:space="0"/>
-              </w:pBdr>
-              <w:spacing w:before="0" w:beforeAutospacing="0" w:after="0" w:afterAutospacing="0"/>
-              <w:ind w:left="0" w:right="0"/>
-              <w:jc w:val="center"/>
-              <w:rPr>
-                <w:rFonts w:hint="eastAsia" w:ascii="宋体" w:hAnsi="宋体" w:eastAsia="宋体" w:cs="宋体"/>
-                <w:sz w:val="28"/>
-                <w:szCs w:val="28"/>
-              </w:rPr>
-            </w:pPr>
-            <w:r>
-              <w:rPr>
-                <w:rFonts w:hint="eastAsia" w:ascii="宋体" w:hAnsi="宋体" w:eastAsia="宋体" w:cs="宋体"/>
-                <w:b w:val="0"/>
-                <w:i w:val="0"/>
-                <w:caps w:val="0"/>
-                <w:color w:val="333333"/>
-                <w:spacing w:val="0"/>
-                <w:sz w:val="28"/>
-                <w:szCs w:val="28"/>
-              </w:rPr>
-              <w:t>13</w:t>
-            </w:r>
-          </w:p>
-        </w:tc>
-        <w:tc>
-          <w:tcPr>
-            <w:tcW w:w="1438" w:type="dxa"/>
-            <w:tcBorders>
-              <w:top w:val="nil"/>
-              <w:left w:val="nil"/>
-              <w:bottom w:val="single" w:color="000000" w:sz="6" w:space="0"/>
-              <w:right w:val="single" w:color="000000" w:sz="6" w:space="0"/>
-            </w:tcBorders>
-            <w:shd w:val="clear" w:color="auto" w:fill="FFFFFF"/>
-            <w:noWrap w:val="0"/>
-            <w:tcMar>
-              <w:top w:w="0" w:type="dxa"/>
-              <w:bottom w:w="0" w:type="dxa"/>
-            </w:tcMar>
-            <w:vAlign w:val="center"/>
-          </w:tcPr>
-          <w:p>
-            <w:pPr>
-              <w:pStyle w:val="6"/>
-              <w:keepNext w:val="0"/>
-              <w:keepLines w:val="0"/>
-              <w:widowControl/>
-              <w:suppressLineNumbers w:val="0"/>
-              <w:pBdr>
-                <w:top w:val="none" w:color="auto" w:sz="0" w:space="0"/>
-                <w:left w:val="none" w:color="auto" w:sz="0" w:space="0"/>
-                <w:bottom w:val="none" w:color="auto" w:sz="0" w:space="0"/>
-                <w:right w:val="none" w:color="auto" w:sz="0" w:space="0"/>
-              </w:pBdr>
-              <w:spacing w:before="0" w:beforeAutospacing="0" w:after="0" w:afterAutospacing="0"/>
-              <w:ind w:left="0" w:right="0"/>
-              <w:jc w:val="center"/>
-              <w:rPr>
-                <w:rFonts w:hint="eastAsia" w:ascii="宋体" w:hAnsi="宋体" w:eastAsia="宋体" w:cs="宋体"/>
-                <w:i w:val="0"/>
-                <w:color w:val="auto"/>
-                <w:kern w:val="2"/>
-                <w:sz w:val="28"/>
-                <w:szCs w:val="28"/>
-                <w:lang w:val="en-US" w:eastAsia="zh-CN" w:bidi="ar-SA"/>
-              </w:rPr>
-            </w:pPr>
-            <w:r>
-              <w:rPr>
-                <w:rFonts w:hint="eastAsia" w:ascii="宋体" w:hAnsi="宋体" w:eastAsia="宋体" w:cs="宋体"/>
-                <w:i w:val="0"/>
-                <w:color w:val="auto"/>
-                <w:kern w:val="2"/>
-                <w:sz w:val="28"/>
-                <w:szCs w:val="28"/>
-                <w:lang w:val="en-US" w:eastAsia="zh-CN" w:bidi="ar-SA"/>
-              </w:rPr>
-              <w:t>浙江省衢州市</w:t>
-            </w:r>
-          </w:p>
-        </w:tc>
-        <w:tc>
-          <w:tcPr>
-            <w:tcW w:w="3228" w:type="dxa"/>
-            <w:tcBorders>
-              <w:top w:val="nil"/>
-              <w:left w:val="nil"/>
-              <w:bottom w:val="single" w:color="000000" w:sz="6" w:space="0"/>
-              <w:right w:val="single" w:color="000000" w:sz="6" w:space="0"/>
-            </w:tcBorders>
-            <w:shd w:val="clear" w:color="auto" w:fill="FFFFFF"/>
-            <w:noWrap w:val="0"/>
-            <w:tcMar>
-              <w:top w:w="0" w:type="dxa"/>
-              <w:bottom w:w="0" w:type="dxa"/>
-            </w:tcMar>
-            <w:vAlign w:val="center"/>
-          </w:tcPr>
-          <w:p>
-            <w:pPr>
-              <w:pStyle w:val="6"/>
-              <w:keepNext w:val="0"/>
-              <w:keepLines w:val="0"/>
-              <w:widowControl/>
-              <w:suppressLineNumbers w:val="0"/>
-              <w:pBdr>
-                <w:top w:val="none" w:color="auto" w:sz="0" w:space="0"/>
-                <w:left w:val="none" w:color="auto" w:sz="0" w:space="0"/>
-                <w:bottom w:val="none" w:color="auto" w:sz="0" w:space="0"/>
-                <w:right w:val="none" w:color="auto" w:sz="0" w:space="0"/>
-              </w:pBdr>
-              <w:spacing w:before="0" w:beforeAutospacing="0" w:after="0" w:afterAutospacing="0"/>
-              <w:ind w:left="0" w:right="0"/>
-              <w:jc w:val="center"/>
-              <w:rPr>
-                <w:rFonts w:hint="eastAsia" w:ascii="宋体" w:hAnsi="宋体" w:eastAsia="宋体" w:cs="宋体"/>
-                <w:i w:val="0"/>
-                <w:color w:val="auto"/>
-                <w:kern w:val="2"/>
-                <w:sz w:val="28"/>
-                <w:szCs w:val="28"/>
-                <w:lang w:val="en-US" w:eastAsia="zh-CN" w:bidi="ar-SA"/>
-              </w:rPr>
-            </w:pPr>
-            <w:r>
-              <w:rPr>
-                <w:rFonts w:hint="eastAsia" w:ascii="宋体" w:hAnsi="宋体" w:eastAsia="宋体" w:cs="宋体"/>
-                <w:i w:val="0"/>
-                <w:color w:val="auto"/>
-                <w:kern w:val="2"/>
-                <w:sz w:val="28"/>
-                <w:szCs w:val="28"/>
-                <w:lang w:val="en-US" w:eastAsia="zh-CN" w:bidi="ar-SA"/>
-              </w:rPr>
-              <w:t>打造数字化背景下的社区治理和服务新机制</w:t>
-            </w:r>
-          </w:p>
-        </w:tc>
-        <w:tc>
-          <w:tcPr>
-            <w:tcW w:w="3271" w:type="dxa"/>
-            <w:tcBorders>
-              <w:top w:val="nil"/>
-              <w:left w:val="nil"/>
-              <w:bottom w:val="single" w:color="000000" w:sz="6" w:space="0"/>
-              <w:right w:val="single" w:color="000000" w:sz="6" w:space="0"/>
-            </w:tcBorders>
-            <w:shd w:val="clear" w:color="auto" w:fill="FFFFFF"/>
-            <w:noWrap w:val="0"/>
-            <w:tcMar>
-              <w:top w:w="0" w:type="dxa"/>
-              <w:bottom w:w="0" w:type="dxa"/>
-            </w:tcMar>
-            <w:vAlign w:val="center"/>
-          </w:tcPr>
-          <w:p>
-            <w:pPr>
-              <w:pStyle w:val="6"/>
-              <w:keepNext w:val="0"/>
-              <w:keepLines w:val="0"/>
-              <w:widowControl/>
-              <w:suppressLineNumbers w:val="0"/>
-              <w:pBdr>
-                <w:top w:val="none" w:color="auto" w:sz="0" w:space="0"/>
-                <w:left w:val="none" w:color="auto" w:sz="0" w:space="0"/>
-                <w:bottom w:val="none" w:color="auto" w:sz="0" w:space="0"/>
-                <w:right w:val="none" w:color="auto" w:sz="0" w:space="0"/>
-              </w:pBdr>
-              <w:spacing w:before="0" w:beforeAutospacing="0" w:after="0" w:afterAutospacing="0"/>
-              <w:ind w:left="0" w:right="0"/>
-              <w:jc w:val="center"/>
-              <w:rPr>
-                <w:rFonts w:hint="eastAsia" w:ascii="宋体" w:hAnsi="宋体" w:eastAsia="宋体" w:cs="宋体"/>
-                <w:i w:val="0"/>
-                <w:color w:val="auto"/>
-                <w:kern w:val="2"/>
-                <w:sz w:val="28"/>
-                <w:szCs w:val="28"/>
-                <w:lang w:val="en-US" w:eastAsia="zh-CN" w:bidi="ar-SA"/>
-              </w:rPr>
-            </w:pPr>
-            <w:r>
-              <w:rPr>
-                <w:rFonts w:hint="eastAsia" w:ascii="宋体" w:hAnsi="宋体" w:eastAsia="宋体" w:cs="宋体"/>
-                <w:i w:val="0"/>
-                <w:color w:val="auto"/>
-                <w:kern w:val="2"/>
-                <w:sz w:val="28"/>
-                <w:szCs w:val="28"/>
-                <w:lang w:val="en-US" w:eastAsia="zh-CN" w:bidi="ar-SA"/>
-              </w:rPr>
-              <w:t>运用云计算、大数据、移动互联、物联网等新一代信息技术，将社区治理和服务各类信息统一纳入社区治理和服务信息平台，以信息化建设提升社区治理和服务精细化水平</w:t>
-            </w:r>
-          </w:p>
-        </w:tc>
-      </w:tr>
-      <w:tr>
-        <w:trPr>
-          <w:trHeight w:val="915" w:hRule="atLeast"/>
-        </w:trPr>
-        <w:tc>
-          <w:tcPr>
-            <w:tcW w:w="625" w:type="dxa"/>
-            <w:tcBorders>
-              <w:top w:val="nil"/>
-              <w:left w:val="single" w:color="000000" w:sz="6" w:space="0"/>
-              <w:bottom w:val="single" w:color="000000" w:sz="6" w:space="0"/>
-              <w:right w:val="single" w:color="000000" w:sz="6" w:space="0"/>
-            </w:tcBorders>
-            <w:shd w:val="clear" w:color="auto" w:fill="FFFFFF"/>
-            <w:noWrap w:val="0"/>
-            <w:tcMar>
-              <w:top w:w="0" w:type="dxa"/>
-              <w:bottom w:w="0" w:type="dxa"/>
-            </w:tcMar>
-            <w:vAlign w:val="center"/>
-          </w:tcPr>
-          <w:p>
-            <w:pPr>
-              <w:pStyle w:val="6"/>
-              <w:keepNext w:val="0"/>
-              <w:keepLines w:val="0"/>
-              <w:widowControl/>
-              <w:suppressLineNumbers w:val="0"/>
-              <w:pBdr>
-                <w:top w:val="none" w:color="auto" w:sz="0" w:space="0"/>
-                <w:left w:val="none" w:color="auto" w:sz="0" w:space="0"/>
-                <w:bottom w:val="none" w:color="auto" w:sz="0" w:space="0"/>
-                <w:right w:val="none" w:color="auto" w:sz="0" w:space="0"/>
-              </w:pBdr>
-              <w:spacing w:before="0" w:beforeAutospacing="0" w:after="0" w:afterAutospacing="0"/>
-              <w:ind w:left="0" w:right="0"/>
-              <w:jc w:val="center"/>
-              <w:rPr>
-                <w:rFonts w:hint="eastAsia" w:ascii="宋体" w:hAnsi="宋体" w:eastAsia="宋体" w:cs="宋体"/>
-                <w:sz w:val="28"/>
-                <w:szCs w:val="28"/>
-              </w:rPr>
-            </w:pPr>
-            <w:r>
-              <w:rPr>
-                <w:rFonts w:hint="eastAsia" w:ascii="宋体" w:hAnsi="宋体" w:eastAsia="宋体" w:cs="宋体"/>
-                <w:b w:val="0"/>
-                <w:i w:val="0"/>
-                <w:caps w:val="0"/>
-                <w:color w:val="333333"/>
-                <w:spacing w:val="0"/>
-                <w:sz w:val="28"/>
-                <w:szCs w:val="28"/>
-              </w:rPr>
-              <w:t>14</w:t>
-            </w:r>
-          </w:p>
-        </w:tc>
-        <w:tc>
-          <w:tcPr>
-            <w:tcW w:w="1438" w:type="dxa"/>
-            <w:tcBorders>
-              <w:top w:val="nil"/>
-              <w:left w:val="nil"/>
-              <w:bottom w:val="single" w:color="000000" w:sz="6" w:space="0"/>
-              <w:right w:val="single" w:color="000000" w:sz="6" w:space="0"/>
-            </w:tcBorders>
-            <w:shd w:val="clear" w:color="auto" w:fill="FFFFFF"/>
-            <w:noWrap w:val="0"/>
-            <w:tcMar>
-              <w:top w:w="0" w:type="dxa"/>
-              <w:bottom w:w="0" w:type="dxa"/>
-            </w:tcMar>
-            <w:vAlign w:val="center"/>
-          </w:tcPr>
-          <w:p>
-            <w:pPr>
-              <w:pStyle w:val="6"/>
-              <w:keepNext w:val="0"/>
-              <w:keepLines w:val="0"/>
-              <w:widowControl/>
-              <w:suppressLineNumbers w:val="0"/>
-              <w:pBdr>
-                <w:top w:val="none" w:color="auto" w:sz="0" w:space="0"/>
-                <w:left w:val="none" w:color="auto" w:sz="0" w:space="0"/>
-                <w:bottom w:val="none" w:color="auto" w:sz="0" w:space="0"/>
-                <w:right w:val="none" w:color="auto" w:sz="0" w:space="0"/>
-              </w:pBdr>
-              <w:spacing w:before="0" w:beforeAutospacing="0" w:after="0" w:afterAutospacing="0"/>
-              <w:ind w:left="0" w:right="0"/>
-              <w:jc w:val="center"/>
-              <w:rPr>
-                <w:rFonts w:hint="eastAsia" w:ascii="宋体" w:hAnsi="宋体" w:eastAsia="宋体" w:cs="宋体"/>
-                <w:i w:val="0"/>
-                <w:color w:val="auto"/>
-                <w:kern w:val="2"/>
-                <w:sz w:val="28"/>
-                <w:szCs w:val="28"/>
-                <w:lang w:val="en-US" w:eastAsia="zh-CN" w:bidi="ar-SA"/>
-              </w:rPr>
-            </w:pPr>
-            <w:r>
-              <w:rPr>
-                <w:rFonts w:hint="eastAsia" w:ascii="宋体" w:hAnsi="宋体" w:eastAsia="宋体" w:cs="宋体"/>
-                <w:i w:val="0"/>
-                <w:color w:val="auto"/>
-                <w:kern w:val="2"/>
-                <w:sz w:val="28"/>
-                <w:szCs w:val="28"/>
-                <w:lang w:val="en-US" w:eastAsia="zh-CN" w:bidi="ar-SA"/>
-              </w:rPr>
-              <w:t>安徽省合肥市包河区</w:t>
-            </w:r>
-          </w:p>
-        </w:tc>
-        <w:tc>
-          <w:tcPr>
-            <w:tcW w:w="3228" w:type="dxa"/>
-            <w:tcBorders>
-              <w:top w:val="nil"/>
-              <w:left w:val="nil"/>
-              <w:bottom w:val="single" w:color="000000" w:sz="6" w:space="0"/>
-              <w:right w:val="single" w:color="000000" w:sz="6" w:space="0"/>
-            </w:tcBorders>
-            <w:shd w:val="clear" w:color="auto" w:fill="FFFFFF"/>
-            <w:noWrap w:val="0"/>
-            <w:tcMar>
-              <w:top w:w="0" w:type="dxa"/>
-              <w:bottom w:w="0" w:type="dxa"/>
-            </w:tcMar>
-            <w:vAlign w:val="center"/>
-          </w:tcPr>
-          <w:p>
-            <w:pPr>
-              <w:pStyle w:val="6"/>
-              <w:keepNext w:val="0"/>
-              <w:keepLines w:val="0"/>
-              <w:widowControl/>
-              <w:suppressLineNumbers w:val="0"/>
-              <w:pBdr>
-                <w:top w:val="none" w:color="auto" w:sz="0" w:space="0"/>
-                <w:left w:val="none" w:color="auto" w:sz="0" w:space="0"/>
-                <w:bottom w:val="none" w:color="auto" w:sz="0" w:space="0"/>
-                <w:right w:val="none" w:color="auto" w:sz="0" w:space="0"/>
-              </w:pBdr>
-              <w:spacing w:before="0" w:beforeAutospacing="0" w:after="0" w:afterAutospacing="0"/>
-              <w:ind w:left="0" w:right="0"/>
-              <w:jc w:val="center"/>
-              <w:rPr>
-                <w:rFonts w:hint="eastAsia" w:ascii="宋体" w:hAnsi="宋体" w:eastAsia="宋体" w:cs="宋体"/>
-                <w:i w:val="0"/>
-                <w:color w:val="auto"/>
-                <w:kern w:val="2"/>
-                <w:sz w:val="28"/>
-                <w:szCs w:val="28"/>
-                <w:lang w:val="en-US" w:eastAsia="zh-CN" w:bidi="ar-SA"/>
-              </w:rPr>
-            </w:pPr>
-            <w:r>
-              <w:rPr>
-                <w:rFonts w:hint="eastAsia" w:ascii="宋体" w:hAnsi="宋体" w:eastAsia="宋体" w:cs="宋体"/>
-                <w:i w:val="0"/>
-                <w:color w:val="auto"/>
-                <w:kern w:val="2"/>
-                <w:sz w:val="28"/>
-                <w:szCs w:val="28"/>
-                <w:lang w:val="en-US" w:eastAsia="zh-CN" w:bidi="ar-SA"/>
-              </w:rPr>
-              <w:t>推动社区服务“两级网络”建设，构建社区15分钟服务圈</w:t>
-            </w:r>
-          </w:p>
-        </w:tc>
-        <w:tc>
-          <w:tcPr>
-            <w:tcW w:w="3271" w:type="dxa"/>
-            <w:tcBorders>
-              <w:top w:val="nil"/>
-              <w:left w:val="nil"/>
-              <w:bottom w:val="single" w:color="000000" w:sz="6" w:space="0"/>
-              <w:right w:val="single" w:color="000000" w:sz="6" w:space="0"/>
-            </w:tcBorders>
-            <w:shd w:val="clear" w:color="auto" w:fill="FFFFFF"/>
-            <w:noWrap w:val="0"/>
-            <w:tcMar>
-              <w:top w:w="0" w:type="dxa"/>
-              <w:bottom w:w="0" w:type="dxa"/>
-            </w:tcMar>
-            <w:vAlign w:val="center"/>
-          </w:tcPr>
-          <w:p>
-            <w:pPr>
-              <w:pStyle w:val="6"/>
-              <w:keepNext w:val="0"/>
-              <w:keepLines w:val="0"/>
-              <w:widowControl/>
-              <w:suppressLineNumbers w:val="0"/>
-              <w:pBdr>
-                <w:top w:val="none" w:color="auto" w:sz="0" w:space="0"/>
-                <w:left w:val="none" w:color="auto" w:sz="0" w:space="0"/>
-                <w:bottom w:val="none" w:color="auto" w:sz="0" w:space="0"/>
-                <w:right w:val="none" w:color="auto" w:sz="0" w:space="0"/>
-              </w:pBdr>
-              <w:spacing w:before="0" w:beforeAutospacing="0" w:after="0" w:afterAutospacing="0"/>
-              <w:ind w:left="0" w:right="0"/>
-              <w:jc w:val="center"/>
-              <w:rPr>
-                <w:rFonts w:hint="eastAsia" w:ascii="宋体" w:hAnsi="宋体" w:eastAsia="宋体" w:cs="宋体"/>
-                <w:i w:val="0"/>
-                <w:color w:val="auto"/>
-                <w:kern w:val="2"/>
-                <w:sz w:val="28"/>
-                <w:szCs w:val="28"/>
-                <w:lang w:val="en-US" w:eastAsia="zh-CN" w:bidi="ar-SA"/>
-              </w:rPr>
-            </w:pPr>
-            <w:r>
-              <w:rPr>
-                <w:rFonts w:hint="eastAsia" w:ascii="宋体" w:hAnsi="宋体" w:eastAsia="宋体" w:cs="宋体"/>
-                <w:i w:val="0"/>
-                <w:color w:val="auto"/>
-                <w:kern w:val="2"/>
-                <w:sz w:val="28"/>
-                <w:szCs w:val="28"/>
-                <w:lang w:val="en-US" w:eastAsia="zh-CN" w:bidi="ar-SA"/>
-              </w:rPr>
-              <w:t>推动社区服务“两级网络”建设，构建集公共服务、社会服务、便民服务为一体的社区服务网络</w:t>
-            </w:r>
-          </w:p>
-        </w:tc>
-      </w:tr>
-      <w:tr>
-        <w:trPr>
-          <w:trHeight w:val="1230" w:hRule="atLeast"/>
-        </w:trPr>
-        <w:tc>
-          <w:tcPr>
-            <w:tcW w:w="625" w:type="dxa"/>
-            <w:tcBorders>
-              <w:top w:val="nil"/>
-              <w:left w:val="single" w:color="000000" w:sz="6" w:space="0"/>
-              <w:bottom w:val="single" w:color="000000" w:sz="6" w:space="0"/>
-              <w:right w:val="single" w:color="000000" w:sz="6" w:space="0"/>
-            </w:tcBorders>
-            <w:shd w:val="clear" w:color="auto" w:fill="FFFFFF"/>
-            <w:noWrap w:val="0"/>
-            <w:tcMar>
-              <w:top w:w="0" w:type="dxa"/>
-              <w:bottom w:w="0" w:type="dxa"/>
-            </w:tcMar>
-            <w:vAlign w:val="center"/>
-          </w:tcPr>
-          <w:p>
-            <w:pPr>
-              <w:pStyle w:val="6"/>
-              <w:keepNext w:val="0"/>
-              <w:keepLines w:val="0"/>
-              <w:widowControl/>
-              <w:suppressLineNumbers w:val="0"/>
-              <w:pBdr>
-                <w:top w:val="none" w:color="auto" w:sz="0" w:space="0"/>
-                <w:left w:val="none" w:color="auto" w:sz="0" w:space="0"/>
-                <w:bottom w:val="none" w:color="auto" w:sz="0" w:space="0"/>
-                <w:right w:val="none" w:color="auto" w:sz="0" w:space="0"/>
-              </w:pBdr>
-              <w:spacing w:before="0" w:beforeAutospacing="0" w:after="0" w:afterAutospacing="0"/>
-              <w:ind w:left="0" w:right="0"/>
-              <w:jc w:val="center"/>
-              <w:rPr>
-                <w:rFonts w:hint="eastAsia" w:ascii="宋体" w:hAnsi="宋体" w:eastAsia="宋体" w:cs="宋体"/>
-                <w:sz w:val="28"/>
-                <w:szCs w:val="28"/>
-              </w:rPr>
-            </w:pPr>
-            <w:r>
-              <w:rPr>
-                <w:rFonts w:hint="eastAsia" w:ascii="宋体" w:hAnsi="宋体" w:eastAsia="宋体" w:cs="宋体"/>
-                <w:b w:val="0"/>
-                <w:i w:val="0"/>
-                <w:caps w:val="0"/>
-                <w:color w:val="333333"/>
-                <w:spacing w:val="0"/>
-                <w:sz w:val="28"/>
-                <w:szCs w:val="28"/>
-              </w:rPr>
-              <w:t>15</w:t>
-            </w:r>
-          </w:p>
-        </w:tc>
-        <w:tc>
-          <w:tcPr>
-            <w:tcW w:w="1438" w:type="dxa"/>
-            <w:tcBorders>
-              <w:top w:val="nil"/>
-              <w:left w:val="nil"/>
-              <w:bottom w:val="single" w:color="000000" w:sz="6" w:space="0"/>
-              <w:right w:val="single" w:color="000000" w:sz="6" w:space="0"/>
-            </w:tcBorders>
-            <w:shd w:val="clear" w:color="auto" w:fill="FFFFFF"/>
-            <w:noWrap w:val="0"/>
-            <w:tcMar>
-              <w:top w:w="0" w:type="dxa"/>
-              <w:bottom w:w="0" w:type="dxa"/>
-            </w:tcMar>
-            <w:vAlign w:val="center"/>
-          </w:tcPr>
-          <w:p>
-            <w:pPr>
-              <w:pStyle w:val="6"/>
-              <w:keepNext w:val="0"/>
-              <w:keepLines w:val="0"/>
-              <w:widowControl/>
-              <w:suppressLineNumbers w:val="0"/>
-              <w:pBdr>
-                <w:top w:val="none" w:color="auto" w:sz="0" w:space="0"/>
-                <w:left w:val="none" w:color="auto" w:sz="0" w:space="0"/>
-                <w:bottom w:val="none" w:color="auto" w:sz="0" w:space="0"/>
-                <w:right w:val="none" w:color="auto" w:sz="0" w:space="0"/>
-              </w:pBdr>
-              <w:spacing w:before="0" w:beforeAutospacing="0" w:after="0" w:afterAutospacing="0"/>
-              <w:ind w:left="0" w:right="0"/>
-              <w:jc w:val="center"/>
-              <w:rPr>
-                <w:rFonts w:hint="eastAsia" w:ascii="宋体" w:hAnsi="宋体" w:eastAsia="宋体" w:cs="宋体"/>
-                <w:i w:val="0"/>
-                <w:color w:val="auto"/>
-                <w:kern w:val="2"/>
-                <w:sz w:val="28"/>
-                <w:szCs w:val="28"/>
-                <w:lang w:val="en-US" w:eastAsia="zh-CN" w:bidi="ar-SA"/>
-              </w:rPr>
-            </w:pPr>
-            <w:r>
-              <w:rPr>
-                <w:rFonts w:hint="eastAsia" w:ascii="宋体" w:hAnsi="宋体" w:eastAsia="宋体" w:cs="宋体"/>
-                <w:i w:val="0"/>
-                <w:color w:val="auto"/>
-                <w:kern w:val="2"/>
-                <w:sz w:val="28"/>
-                <w:szCs w:val="28"/>
-                <w:lang w:val="en-US" w:eastAsia="zh-CN" w:bidi="ar-SA"/>
-              </w:rPr>
-              <w:t>江西省南昌市西湖区</w:t>
-            </w:r>
-          </w:p>
-        </w:tc>
-        <w:tc>
-          <w:tcPr>
-            <w:tcW w:w="3228" w:type="dxa"/>
-            <w:tcBorders>
-              <w:top w:val="nil"/>
-              <w:left w:val="nil"/>
-              <w:bottom w:val="single" w:color="000000" w:sz="6" w:space="0"/>
-              <w:right w:val="single" w:color="000000" w:sz="6" w:space="0"/>
-            </w:tcBorders>
-            <w:shd w:val="clear" w:color="auto" w:fill="FFFFFF"/>
-            <w:noWrap w:val="0"/>
-            <w:tcMar>
-              <w:top w:w="0" w:type="dxa"/>
-              <w:bottom w:w="0" w:type="dxa"/>
-            </w:tcMar>
-            <w:vAlign w:val="center"/>
-          </w:tcPr>
-          <w:p>
-            <w:pPr>
-              <w:pStyle w:val="6"/>
-              <w:keepNext w:val="0"/>
-              <w:keepLines w:val="0"/>
-              <w:widowControl/>
-              <w:suppressLineNumbers w:val="0"/>
-              <w:pBdr>
-                <w:top w:val="none" w:color="auto" w:sz="0" w:space="0"/>
-                <w:left w:val="none" w:color="auto" w:sz="0" w:space="0"/>
-                <w:bottom w:val="none" w:color="auto" w:sz="0" w:space="0"/>
-                <w:right w:val="none" w:color="auto" w:sz="0" w:space="0"/>
-              </w:pBdr>
-              <w:spacing w:before="0" w:beforeAutospacing="0" w:after="0" w:afterAutospacing="0"/>
-              <w:ind w:left="0" w:right="0"/>
-              <w:jc w:val="center"/>
-              <w:rPr>
-                <w:rFonts w:hint="eastAsia" w:ascii="宋体" w:hAnsi="宋体" w:eastAsia="宋体" w:cs="宋体"/>
-                <w:i w:val="0"/>
-                <w:color w:val="auto"/>
-                <w:kern w:val="2"/>
-                <w:sz w:val="28"/>
-                <w:szCs w:val="28"/>
-                <w:lang w:val="en-US" w:eastAsia="zh-CN" w:bidi="ar-SA"/>
-              </w:rPr>
-            </w:pPr>
-            <w:r>
-              <w:rPr>
-                <w:rFonts w:hint="eastAsia" w:ascii="宋体" w:hAnsi="宋体" w:eastAsia="宋体" w:cs="宋体"/>
-                <w:i w:val="0"/>
-                <w:color w:val="auto"/>
-                <w:kern w:val="2"/>
-                <w:sz w:val="28"/>
-                <w:szCs w:val="28"/>
-                <w:lang w:val="en-US" w:eastAsia="zh-CN" w:bidi="ar-SA"/>
-              </w:rPr>
-              <w:t>推进社区分类治理，实现服务精准施策</w:t>
-            </w:r>
-          </w:p>
-        </w:tc>
-        <w:tc>
-          <w:tcPr>
-            <w:tcW w:w="3271" w:type="dxa"/>
-            <w:tcBorders>
-              <w:top w:val="nil"/>
-              <w:left w:val="nil"/>
-              <w:bottom w:val="single" w:color="000000" w:sz="6" w:space="0"/>
-              <w:right w:val="single" w:color="000000" w:sz="6" w:space="0"/>
-            </w:tcBorders>
-            <w:shd w:val="clear" w:color="auto" w:fill="FFFFFF"/>
-            <w:noWrap w:val="0"/>
-            <w:tcMar>
-              <w:top w:w="0" w:type="dxa"/>
-              <w:bottom w:w="0" w:type="dxa"/>
-            </w:tcMar>
-            <w:vAlign w:val="center"/>
-          </w:tcPr>
-          <w:p>
-            <w:pPr>
-              <w:pStyle w:val="6"/>
-              <w:keepNext w:val="0"/>
-              <w:keepLines w:val="0"/>
-              <w:widowControl/>
-              <w:suppressLineNumbers w:val="0"/>
-              <w:pBdr>
-                <w:top w:val="none" w:color="auto" w:sz="0" w:space="0"/>
-                <w:left w:val="none" w:color="auto" w:sz="0" w:space="0"/>
-                <w:bottom w:val="none" w:color="auto" w:sz="0" w:space="0"/>
-                <w:right w:val="none" w:color="auto" w:sz="0" w:space="0"/>
-              </w:pBdr>
-              <w:spacing w:before="0" w:beforeAutospacing="0" w:after="0" w:afterAutospacing="0"/>
-              <w:ind w:left="0" w:right="0"/>
-              <w:jc w:val="center"/>
-              <w:rPr>
-                <w:rFonts w:hint="eastAsia" w:ascii="宋体" w:hAnsi="宋体" w:eastAsia="宋体" w:cs="宋体"/>
-                <w:i w:val="0"/>
-                <w:color w:val="auto"/>
-                <w:kern w:val="2"/>
-                <w:sz w:val="28"/>
-                <w:szCs w:val="28"/>
-                <w:lang w:val="en-US" w:eastAsia="zh-CN" w:bidi="ar-SA"/>
-              </w:rPr>
-            </w:pPr>
-            <w:r>
-              <w:rPr>
-                <w:rFonts w:hint="eastAsia" w:ascii="宋体" w:hAnsi="宋体" w:eastAsia="宋体" w:cs="宋体"/>
-                <w:i w:val="0"/>
-                <w:color w:val="auto"/>
-                <w:kern w:val="2"/>
-                <w:sz w:val="28"/>
-                <w:szCs w:val="28"/>
-                <w:lang w:val="en-US" w:eastAsia="zh-CN" w:bidi="ar-SA"/>
-              </w:rPr>
-              <w:t>根据不同社区类型，探索在社区治理资源配置、社区服务供给、社区居民自治等方面建立有针对性的社区治理机制</w:t>
-            </w:r>
-          </w:p>
-        </w:tc>
-      </w:tr>
-      <w:tr>
-        <w:trPr>
-          <w:trHeight w:val="1005" w:hRule="atLeast"/>
-        </w:trPr>
-        <w:tc>
-          <w:tcPr>
-            <w:tcW w:w="625" w:type="dxa"/>
-            <w:tcBorders>
-              <w:top w:val="nil"/>
-              <w:left w:val="single" w:color="000000" w:sz="6" w:space="0"/>
-              <w:bottom w:val="single" w:color="000000" w:sz="6" w:space="0"/>
-              <w:right w:val="single" w:color="000000" w:sz="6" w:space="0"/>
-            </w:tcBorders>
-            <w:shd w:val="clear" w:color="auto" w:fill="FFFFFF"/>
-            <w:noWrap w:val="0"/>
-            <w:tcMar>
-              <w:top w:w="0" w:type="dxa"/>
-              <w:bottom w:w="0" w:type="dxa"/>
-            </w:tcMar>
-            <w:vAlign w:val="center"/>
-          </w:tcPr>
-          <w:p>
-            <w:pPr>
-              <w:pStyle w:val="6"/>
-              <w:keepNext w:val="0"/>
-              <w:keepLines w:val="0"/>
-              <w:widowControl/>
-              <w:suppressLineNumbers w:val="0"/>
-              <w:pBdr>
-                <w:top w:val="none" w:color="auto" w:sz="0" w:space="0"/>
-                <w:left w:val="none" w:color="auto" w:sz="0" w:space="0"/>
-                <w:bottom w:val="none" w:color="auto" w:sz="0" w:space="0"/>
-                <w:right w:val="none" w:color="auto" w:sz="0" w:space="0"/>
-              </w:pBdr>
-              <w:spacing w:before="0" w:beforeAutospacing="0" w:after="0" w:afterAutospacing="0"/>
-              <w:ind w:left="0" w:right="0"/>
-              <w:jc w:val="center"/>
-              <w:rPr>
-                <w:rFonts w:hint="eastAsia" w:ascii="宋体" w:hAnsi="宋体" w:eastAsia="宋体" w:cs="宋体"/>
-                <w:sz w:val="28"/>
-                <w:szCs w:val="28"/>
-              </w:rPr>
-            </w:pPr>
-            <w:r>
-              <w:rPr>
-                <w:rFonts w:hint="eastAsia" w:ascii="宋体" w:hAnsi="宋体" w:eastAsia="宋体" w:cs="宋体"/>
-                <w:b w:val="0"/>
-                <w:i w:val="0"/>
-                <w:caps w:val="0"/>
-                <w:color w:val="333333"/>
-                <w:spacing w:val="0"/>
-                <w:sz w:val="28"/>
-                <w:szCs w:val="28"/>
-              </w:rPr>
-              <w:t>16</w:t>
-            </w:r>
-          </w:p>
-        </w:tc>
-        <w:tc>
-          <w:tcPr>
-            <w:tcW w:w="1438" w:type="dxa"/>
-            <w:tcBorders>
-              <w:top w:val="nil"/>
-              <w:left w:val="nil"/>
-              <w:bottom w:val="single" w:color="000000" w:sz="6" w:space="0"/>
-              <w:right w:val="single" w:color="000000" w:sz="6" w:space="0"/>
-            </w:tcBorders>
-            <w:shd w:val="clear" w:color="auto" w:fill="FFFFFF"/>
-            <w:noWrap w:val="0"/>
-            <w:tcMar>
-              <w:top w:w="0" w:type="dxa"/>
-              <w:bottom w:w="0" w:type="dxa"/>
-            </w:tcMar>
-            <w:vAlign w:val="center"/>
-          </w:tcPr>
-          <w:p>
-            <w:pPr>
-              <w:pStyle w:val="6"/>
-              <w:keepNext w:val="0"/>
-              <w:keepLines w:val="0"/>
-              <w:widowControl/>
-              <w:suppressLineNumbers w:val="0"/>
-              <w:pBdr>
-                <w:top w:val="none" w:color="auto" w:sz="0" w:space="0"/>
-                <w:left w:val="none" w:color="auto" w:sz="0" w:space="0"/>
-                <w:bottom w:val="none" w:color="auto" w:sz="0" w:space="0"/>
-                <w:right w:val="none" w:color="auto" w:sz="0" w:space="0"/>
-              </w:pBdr>
-              <w:spacing w:before="0" w:beforeAutospacing="0" w:after="0" w:afterAutospacing="0"/>
-              <w:ind w:left="0" w:right="0"/>
-              <w:jc w:val="center"/>
-              <w:rPr>
-                <w:rFonts w:hint="eastAsia" w:ascii="宋体" w:hAnsi="宋体" w:eastAsia="宋体" w:cs="宋体"/>
-                <w:i w:val="0"/>
-                <w:color w:val="auto"/>
-                <w:kern w:val="2"/>
-                <w:sz w:val="28"/>
-                <w:szCs w:val="28"/>
-                <w:lang w:val="en-US" w:eastAsia="zh-CN" w:bidi="ar-SA"/>
-              </w:rPr>
-            </w:pPr>
-            <w:r>
-              <w:rPr>
-                <w:rFonts w:hint="eastAsia" w:ascii="宋体" w:hAnsi="宋体" w:eastAsia="宋体" w:cs="宋体"/>
-                <w:i w:val="0"/>
-                <w:color w:val="auto"/>
-                <w:kern w:val="2"/>
-                <w:sz w:val="28"/>
-                <w:szCs w:val="28"/>
-                <w:lang w:val="en-US" w:eastAsia="zh-CN" w:bidi="ar-SA"/>
-              </w:rPr>
-              <w:t>山东省烟台市芝罘区</w:t>
-            </w:r>
-          </w:p>
-        </w:tc>
-        <w:tc>
-          <w:tcPr>
-            <w:tcW w:w="3228" w:type="dxa"/>
-            <w:tcBorders>
-              <w:top w:val="nil"/>
-              <w:left w:val="nil"/>
-              <w:bottom w:val="single" w:color="000000" w:sz="6" w:space="0"/>
-              <w:right w:val="single" w:color="000000" w:sz="6" w:space="0"/>
-            </w:tcBorders>
-            <w:shd w:val="clear" w:color="auto" w:fill="FFFFFF"/>
-            <w:noWrap w:val="0"/>
-            <w:tcMar>
-              <w:top w:w="0" w:type="dxa"/>
-              <w:bottom w:w="0" w:type="dxa"/>
-            </w:tcMar>
-            <w:vAlign w:val="center"/>
-          </w:tcPr>
-          <w:p>
-            <w:pPr>
-              <w:pStyle w:val="6"/>
-              <w:keepNext w:val="0"/>
-              <w:keepLines w:val="0"/>
-              <w:widowControl/>
-              <w:suppressLineNumbers w:val="0"/>
-              <w:pBdr>
-                <w:top w:val="none" w:color="auto" w:sz="0" w:space="0"/>
-                <w:left w:val="none" w:color="auto" w:sz="0" w:space="0"/>
-                <w:bottom w:val="none" w:color="auto" w:sz="0" w:space="0"/>
-                <w:right w:val="none" w:color="auto" w:sz="0" w:space="0"/>
-              </w:pBdr>
-              <w:spacing w:before="0" w:beforeAutospacing="0" w:after="0" w:afterAutospacing="0"/>
-              <w:ind w:left="0" w:right="0"/>
-              <w:jc w:val="center"/>
-              <w:rPr>
-                <w:rFonts w:hint="eastAsia" w:ascii="宋体" w:hAnsi="宋体" w:eastAsia="宋体" w:cs="宋体"/>
-                <w:i w:val="0"/>
-                <w:color w:val="auto"/>
-                <w:kern w:val="2"/>
-                <w:sz w:val="28"/>
-                <w:szCs w:val="28"/>
-                <w:lang w:val="en-US" w:eastAsia="zh-CN" w:bidi="ar-SA"/>
-              </w:rPr>
-            </w:pPr>
-            <w:r>
-              <w:rPr>
-                <w:rFonts w:hint="eastAsia" w:ascii="宋体" w:hAnsi="宋体" w:eastAsia="宋体" w:cs="宋体"/>
-                <w:i w:val="0"/>
-                <w:color w:val="auto"/>
-                <w:kern w:val="2"/>
-                <w:sz w:val="28"/>
-                <w:szCs w:val="28"/>
-                <w:lang w:val="en-US" w:eastAsia="zh-CN" w:bidi="ar-SA"/>
-              </w:rPr>
-              <w:t>推行民需项目服务法，构建服务型社区</w:t>
-            </w:r>
-          </w:p>
-        </w:tc>
-        <w:tc>
-          <w:tcPr>
-            <w:tcW w:w="3271" w:type="dxa"/>
-            <w:tcBorders>
-              <w:top w:val="nil"/>
-              <w:left w:val="nil"/>
-              <w:bottom w:val="single" w:color="000000" w:sz="6" w:space="0"/>
-              <w:right w:val="single" w:color="000000" w:sz="6" w:space="0"/>
-            </w:tcBorders>
-            <w:shd w:val="clear" w:color="auto" w:fill="FFFFFF"/>
-            <w:noWrap w:val="0"/>
-            <w:tcMar>
-              <w:top w:w="0" w:type="dxa"/>
-              <w:bottom w:w="0" w:type="dxa"/>
-            </w:tcMar>
-            <w:vAlign w:val="center"/>
-          </w:tcPr>
-          <w:p>
-            <w:pPr>
-              <w:pStyle w:val="6"/>
-              <w:keepNext w:val="0"/>
-              <w:keepLines w:val="0"/>
-              <w:widowControl/>
-              <w:suppressLineNumbers w:val="0"/>
-              <w:pBdr>
-                <w:top w:val="none" w:color="auto" w:sz="0" w:space="0"/>
-                <w:left w:val="none" w:color="auto" w:sz="0" w:space="0"/>
-                <w:bottom w:val="none" w:color="auto" w:sz="0" w:space="0"/>
-                <w:right w:val="none" w:color="auto" w:sz="0" w:space="0"/>
-              </w:pBdr>
-              <w:spacing w:before="0" w:beforeAutospacing="0" w:after="0" w:afterAutospacing="0"/>
-              <w:ind w:left="0" w:right="0"/>
-              <w:jc w:val="center"/>
-              <w:rPr>
-                <w:rFonts w:hint="eastAsia" w:ascii="宋体" w:hAnsi="宋体" w:eastAsia="宋体" w:cs="宋体"/>
-                <w:i w:val="0"/>
-                <w:color w:val="auto"/>
-                <w:kern w:val="2"/>
-                <w:sz w:val="28"/>
-                <w:szCs w:val="28"/>
-                <w:lang w:val="en-US" w:eastAsia="zh-CN" w:bidi="ar-SA"/>
-              </w:rPr>
-            </w:pPr>
-            <w:r>
-              <w:rPr>
-                <w:rFonts w:hint="eastAsia" w:ascii="宋体" w:hAnsi="宋体" w:eastAsia="宋体" w:cs="宋体"/>
-                <w:i w:val="0"/>
-                <w:color w:val="auto"/>
-                <w:kern w:val="2"/>
-                <w:sz w:val="28"/>
-                <w:szCs w:val="28"/>
-                <w:lang w:val="en-US" w:eastAsia="zh-CN" w:bidi="ar-SA"/>
-              </w:rPr>
-              <w:t>以民需项目为抓手，完善社区组织发现居民需求、统筹设计服务项目、支持社会组织承接、引导专业社会工作团队参与的“三社联动”工作体系</w:t>
-            </w:r>
-          </w:p>
-        </w:tc>
-      </w:tr>
-      <w:tr>
-        <w:trPr>
-          <w:trHeight w:val="1155" w:hRule="atLeast"/>
-        </w:trPr>
-        <w:tc>
-          <w:tcPr>
-            <w:tcW w:w="625" w:type="dxa"/>
-            <w:tcBorders>
-              <w:top w:val="nil"/>
-              <w:left w:val="single" w:color="000000" w:sz="6" w:space="0"/>
-              <w:bottom w:val="single" w:color="000000" w:sz="6" w:space="0"/>
-              <w:right w:val="single" w:color="000000" w:sz="6" w:space="0"/>
-            </w:tcBorders>
-            <w:shd w:val="clear" w:color="auto" w:fill="FFFFFF"/>
-            <w:noWrap w:val="0"/>
-            <w:tcMar>
-              <w:top w:w="0" w:type="dxa"/>
-              <w:bottom w:w="0" w:type="dxa"/>
-            </w:tcMar>
-            <w:vAlign w:val="center"/>
-          </w:tcPr>
-          <w:p>
-            <w:pPr>
-              <w:pStyle w:val="6"/>
-              <w:keepNext w:val="0"/>
-              <w:keepLines w:val="0"/>
-              <w:widowControl/>
-              <w:suppressLineNumbers w:val="0"/>
-              <w:pBdr>
-                <w:top w:val="none" w:color="auto" w:sz="0" w:space="0"/>
-                <w:left w:val="none" w:color="auto" w:sz="0" w:space="0"/>
-                <w:bottom w:val="none" w:color="auto" w:sz="0" w:space="0"/>
-                <w:right w:val="none" w:color="auto" w:sz="0" w:space="0"/>
-              </w:pBdr>
-              <w:spacing w:before="0" w:beforeAutospacing="0" w:after="0" w:afterAutospacing="0"/>
-              <w:ind w:left="0" w:right="0"/>
-              <w:jc w:val="center"/>
-              <w:rPr>
-                <w:rFonts w:hint="eastAsia" w:ascii="宋体" w:hAnsi="宋体" w:eastAsia="宋体" w:cs="宋体"/>
-                <w:sz w:val="28"/>
-                <w:szCs w:val="28"/>
-              </w:rPr>
-            </w:pPr>
-            <w:r>
-              <w:rPr>
-                <w:rFonts w:hint="eastAsia" w:ascii="宋体" w:hAnsi="宋体" w:eastAsia="宋体" w:cs="宋体"/>
-                <w:b w:val="0"/>
-                <w:i w:val="0"/>
-                <w:caps w:val="0"/>
-                <w:color w:val="333333"/>
-                <w:spacing w:val="0"/>
-                <w:sz w:val="28"/>
-                <w:szCs w:val="28"/>
-              </w:rPr>
-              <w:t>17</w:t>
-            </w:r>
-          </w:p>
-        </w:tc>
-        <w:tc>
-          <w:tcPr>
-            <w:tcW w:w="1438" w:type="dxa"/>
-            <w:tcBorders>
-              <w:top w:val="nil"/>
-              <w:left w:val="nil"/>
-              <w:bottom w:val="single" w:color="000000" w:sz="6" w:space="0"/>
-              <w:right w:val="single" w:color="000000" w:sz="6" w:space="0"/>
-            </w:tcBorders>
-            <w:shd w:val="clear" w:color="auto" w:fill="FFFFFF"/>
-            <w:noWrap w:val="0"/>
-            <w:tcMar>
-              <w:top w:w="0" w:type="dxa"/>
-              <w:bottom w:w="0" w:type="dxa"/>
-            </w:tcMar>
-            <w:vAlign w:val="center"/>
-          </w:tcPr>
-          <w:p>
-            <w:pPr>
-              <w:pStyle w:val="6"/>
-              <w:keepNext w:val="0"/>
-              <w:keepLines w:val="0"/>
-              <w:widowControl/>
-              <w:suppressLineNumbers w:val="0"/>
-              <w:pBdr>
-                <w:top w:val="none" w:color="auto" w:sz="0" w:space="0"/>
-                <w:left w:val="none" w:color="auto" w:sz="0" w:space="0"/>
-                <w:bottom w:val="none" w:color="auto" w:sz="0" w:space="0"/>
-                <w:right w:val="none" w:color="auto" w:sz="0" w:space="0"/>
-              </w:pBdr>
-              <w:spacing w:before="0" w:beforeAutospacing="0" w:after="0" w:afterAutospacing="0"/>
-              <w:ind w:left="0" w:right="0"/>
-              <w:jc w:val="center"/>
-              <w:rPr>
-                <w:rFonts w:hint="eastAsia" w:ascii="宋体" w:hAnsi="宋体" w:eastAsia="宋体" w:cs="宋体"/>
-                <w:i w:val="0"/>
-                <w:color w:val="auto"/>
-                <w:kern w:val="2"/>
-                <w:sz w:val="28"/>
-                <w:szCs w:val="28"/>
-                <w:lang w:val="en-US" w:eastAsia="zh-CN" w:bidi="ar-SA"/>
-              </w:rPr>
-            </w:pPr>
-            <w:r>
-              <w:rPr>
-                <w:rFonts w:hint="eastAsia" w:ascii="宋体" w:hAnsi="宋体" w:eastAsia="宋体" w:cs="宋体"/>
-                <w:i w:val="0"/>
-                <w:color w:val="auto"/>
-                <w:kern w:val="2"/>
-                <w:sz w:val="28"/>
-                <w:szCs w:val="28"/>
-                <w:lang w:val="en-US" w:eastAsia="zh-CN" w:bidi="ar-SA"/>
-              </w:rPr>
-              <w:t>山东省滨州市滨城区</w:t>
-            </w:r>
-          </w:p>
-        </w:tc>
-        <w:tc>
-          <w:tcPr>
-            <w:tcW w:w="3228" w:type="dxa"/>
-            <w:tcBorders>
-              <w:top w:val="nil"/>
-              <w:left w:val="nil"/>
-              <w:bottom w:val="single" w:color="000000" w:sz="6" w:space="0"/>
-              <w:right w:val="single" w:color="000000" w:sz="6" w:space="0"/>
-            </w:tcBorders>
-            <w:shd w:val="clear" w:color="auto" w:fill="FFFFFF"/>
-            <w:noWrap w:val="0"/>
-            <w:tcMar>
-              <w:top w:w="0" w:type="dxa"/>
-              <w:bottom w:w="0" w:type="dxa"/>
-            </w:tcMar>
-            <w:vAlign w:val="center"/>
-          </w:tcPr>
-          <w:p>
-            <w:pPr>
-              <w:pStyle w:val="6"/>
-              <w:keepNext w:val="0"/>
-              <w:keepLines w:val="0"/>
-              <w:widowControl/>
-              <w:suppressLineNumbers w:val="0"/>
-              <w:pBdr>
-                <w:top w:val="none" w:color="auto" w:sz="0" w:space="0"/>
-                <w:left w:val="none" w:color="auto" w:sz="0" w:space="0"/>
-                <w:bottom w:val="none" w:color="auto" w:sz="0" w:space="0"/>
-                <w:right w:val="none" w:color="auto" w:sz="0" w:space="0"/>
-              </w:pBdr>
-              <w:spacing w:before="0" w:beforeAutospacing="0" w:after="0" w:afterAutospacing="0"/>
-              <w:ind w:left="0" w:right="0"/>
-              <w:jc w:val="center"/>
-              <w:rPr>
-                <w:rFonts w:hint="eastAsia" w:ascii="宋体" w:hAnsi="宋体" w:eastAsia="宋体" w:cs="宋体"/>
-                <w:i w:val="0"/>
-                <w:color w:val="auto"/>
-                <w:kern w:val="2"/>
-                <w:sz w:val="28"/>
-                <w:szCs w:val="28"/>
-                <w:lang w:val="en-US" w:eastAsia="zh-CN" w:bidi="ar-SA"/>
-              </w:rPr>
-            </w:pPr>
-            <w:r>
-              <w:rPr>
-                <w:rFonts w:hint="eastAsia" w:ascii="宋体" w:hAnsi="宋体" w:eastAsia="宋体" w:cs="宋体"/>
-                <w:i w:val="0"/>
-                <w:color w:val="auto"/>
-                <w:kern w:val="2"/>
-                <w:sz w:val="28"/>
-                <w:szCs w:val="28"/>
-                <w:lang w:val="en-US" w:eastAsia="zh-CN" w:bidi="ar-SA"/>
-              </w:rPr>
-              <w:t>实施“五级双向工作法”，实现棚改地区居民诉求在社区的协调达成</w:t>
-            </w:r>
-          </w:p>
-        </w:tc>
-        <w:tc>
-          <w:tcPr>
-            <w:tcW w:w="3271" w:type="dxa"/>
-            <w:tcBorders>
-              <w:top w:val="nil"/>
-              <w:left w:val="nil"/>
-              <w:bottom w:val="single" w:color="000000" w:sz="6" w:space="0"/>
-              <w:right w:val="single" w:color="000000" w:sz="6" w:space="0"/>
-            </w:tcBorders>
-            <w:shd w:val="clear" w:color="auto" w:fill="FFFFFF"/>
-            <w:noWrap w:val="0"/>
-            <w:tcMar>
-              <w:top w:w="0" w:type="dxa"/>
-              <w:bottom w:w="0" w:type="dxa"/>
-            </w:tcMar>
-            <w:vAlign w:val="center"/>
-          </w:tcPr>
-          <w:p>
-            <w:pPr>
-              <w:pStyle w:val="6"/>
-              <w:keepNext w:val="0"/>
-              <w:keepLines w:val="0"/>
-              <w:widowControl/>
-              <w:suppressLineNumbers w:val="0"/>
-              <w:pBdr>
-                <w:top w:val="none" w:color="auto" w:sz="0" w:space="0"/>
-                <w:left w:val="none" w:color="auto" w:sz="0" w:space="0"/>
-                <w:bottom w:val="none" w:color="auto" w:sz="0" w:space="0"/>
-                <w:right w:val="none" w:color="auto" w:sz="0" w:space="0"/>
-              </w:pBdr>
-              <w:spacing w:before="0" w:beforeAutospacing="0" w:after="0" w:afterAutospacing="0"/>
-              <w:ind w:left="0" w:right="0"/>
-              <w:jc w:val="center"/>
-              <w:rPr>
-                <w:rFonts w:hint="eastAsia" w:ascii="宋体" w:hAnsi="宋体" w:eastAsia="宋体" w:cs="宋体"/>
-                <w:i w:val="0"/>
-                <w:color w:val="auto"/>
-                <w:kern w:val="2"/>
-                <w:sz w:val="28"/>
-                <w:szCs w:val="28"/>
-                <w:lang w:val="en-US" w:eastAsia="zh-CN" w:bidi="ar-SA"/>
-              </w:rPr>
-            </w:pPr>
-            <w:r>
-              <w:rPr>
-                <w:rFonts w:hint="eastAsia" w:ascii="宋体" w:hAnsi="宋体" w:eastAsia="宋体" w:cs="宋体"/>
-                <w:i w:val="0"/>
-                <w:color w:val="auto"/>
-                <w:kern w:val="2"/>
-                <w:sz w:val="28"/>
-                <w:szCs w:val="28"/>
-                <w:lang w:val="en-US" w:eastAsia="zh-CN" w:bidi="ar-SA"/>
-              </w:rPr>
-              <w:t>通过“五级”双向互动，实现棚改前政策规划引导到位，棚改中矛盾纠纷诉求有效解决，棚改后社区治理和服务有效运行</w:t>
-            </w:r>
-          </w:p>
-        </w:tc>
-      </w:tr>
-      <w:tr>
-        <w:trPr>
-          <w:trHeight w:val="1170" w:hRule="atLeast"/>
-        </w:trPr>
-        <w:tc>
-          <w:tcPr>
-            <w:tcW w:w="625" w:type="dxa"/>
-            <w:tcBorders>
-              <w:top w:val="nil"/>
-              <w:left w:val="single" w:color="000000" w:sz="6" w:space="0"/>
-              <w:bottom w:val="single" w:color="000000" w:sz="6" w:space="0"/>
-              <w:right w:val="single" w:color="000000" w:sz="6" w:space="0"/>
-            </w:tcBorders>
-            <w:shd w:val="clear" w:color="auto" w:fill="FFFFFF"/>
-            <w:noWrap w:val="0"/>
-            <w:tcMar>
-              <w:top w:w="0" w:type="dxa"/>
-              <w:bottom w:w="0" w:type="dxa"/>
-            </w:tcMar>
-            <w:vAlign w:val="center"/>
-          </w:tcPr>
-          <w:p>
-            <w:pPr>
-              <w:pStyle w:val="6"/>
-              <w:keepNext w:val="0"/>
-              <w:keepLines w:val="0"/>
-              <w:widowControl/>
-              <w:suppressLineNumbers w:val="0"/>
-              <w:pBdr>
-                <w:top w:val="none" w:color="auto" w:sz="0" w:space="0"/>
-                <w:left w:val="none" w:color="auto" w:sz="0" w:space="0"/>
-                <w:bottom w:val="none" w:color="auto" w:sz="0" w:space="0"/>
-                <w:right w:val="none" w:color="auto" w:sz="0" w:space="0"/>
-              </w:pBdr>
-              <w:spacing w:before="0" w:beforeAutospacing="0" w:after="0" w:afterAutospacing="0"/>
-              <w:ind w:left="0" w:right="0"/>
-              <w:jc w:val="center"/>
-              <w:rPr>
-                <w:rFonts w:hint="eastAsia" w:ascii="宋体" w:hAnsi="宋体" w:eastAsia="宋体" w:cs="宋体"/>
-                <w:sz w:val="28"/>
-                <w:szCs w:val="28"/>
-              </w:rPr>
-            </w:pPr>
-            <w:r>
-              <w:rPr>
-                <w:rFonts w:hint="eastAsia" w:ascii="宋体" w:hAnsi="宋体" w:eastAsia="宋体" w:cs="宋体"/>
-                <w:b w:val="0"/>
-                <w:i w:val="0"/>
-                <w:caps w:val="0"/>
-                <w:color w:val="333333"/>
-                <w:spacing w:val="0"/>
-                <w:sz w:val="28"/>
-                <w:szCs w:val="28"/>
-              </w:rPr>
-              <w:t>18</w:t>
-            </w:r>
-          </w:p>
-        </w:tc>
-        <w:tc>
-          <w:tcPr>
-            <w:tcW w:w="1438" w:type="dxa"/>
-            <w:tcBorders>
-              <w:top w:val="nil"/>
-              <w:left w:val="nil"/>
-              <w:bottom w:val="single" w:color="000000" w:sz="6" w:space="0"/>
-              <w:right w:val="single" w:color="000000" w:sz="6" w:space="0"/>
-            </w:tcBorders>
-            <w:shd w:val="clear" w:color="auto" w:fill="FFFFFF"/>
-            <w:noWrap w:val="0"/>
-            <w:tcMar>
-              <w:top w:w="0" w:type="dxa"/>
-              <w:bottom w:w="0" w:type="dxa"/>
-            </w:tcMar>
-            <w:vAlign w:val="center"/>
-          </w:tcPr>
-          <w:p>
-            <w:pPr>
-              <w:pStyle w:val="6"/>
-              <w:keepNext w:val="0"/>
-              <w:keepLines w:val="0"/>
-              <w:widowControl/>
-              <w:suppressLineNumbers w:val="0"/>
-              <w:pBdr>
-                <w:top w:val="none" w:color="auto" w:sz="0" w:space="0"/>
-                <w:left w:val="none" w:color="auto" w:sz="0" w:space="0"/>
-                <w:bottom w:val="none" w:color="auto" w:sz="0" w:space="0"/>
-                <w:right w:val="none" w:color="auto" w:sz="0" w:space="0"/>
-              </w:pBdr>
-              <w:spacing w:before="0" w:beforeAutospacing="0" w:after="0" w:afterAutospacing="0"/>
-              <w:ind w:left="0" w:right="0"/>
-              <w:jc w:val="center"/>
-              <w:rPr>
-                <w:rFonts w:hint="eastAsia" w:ascii="宋体" w:hAnsi="宋体" w:eastAsia="宋体" w:cs="宋体"/>
-                <w:i w:val="0"/>
-                <w:color w:val="auto"/>
-                <w:kern w:val="2"/>
-                <w:sz w:val="28"/>
-                <w:szCs w:val="28"/>
-                <w:lang w:val="en-US" w:eastAsia="zh-CN" w:bidi="ar-SA"/>
-              </w:rPr>
-            </w:pPr>
-            <w:r>
-              <w:rPr>
-                <w:rFonts w:hint="eastAsia" w:ascii="宋体" w:hAnsi="宋体" w:eastAsia="宋体" w:cs="宋体"/>
-                <w:i w:val="0"/>
-                <w:color w:val="auto"/>
-                <w:kern w:val="2"/>
-                <w:sz w:val="28"/>
-                <w:szCs w:val="28"/>
-                <w:lang w:val="en-US" w:eastAsia="zh-CN" w:bidi="ar-SA"/>
-              </w:rPr>
-              <w:t>河南省许昌市魏都区</w:t>
-            </w:r>
-          </w:p>
-        </w:tc>
-        <w:tc>
-          <w:tcPr>
-            <w:tcW w:w="3228" w:type="dxa"/>
-            <w:tcBorders>
-              <w:top w:val="nil"/>
-              <w:left w:val="nil"/>
-              <w:bottom w:val="single" w:color="000000" w:sz="6" w:space="0"/>
-              <w:right w:val="single" w:color="000000" w:sz="6" w:space="0"/>
-            </w:tcBorders>
-            <w:shd w:val="clear" w:color="auto" w:fill="FFFFFF"/>
-            <w:noWrap w:val="0"/>
-            <w:tcMar>
-              <w:top w:w="0" w:type="dxa"/>
-              <w:bottom w:w="0" w:type="dxa"/>
-            </w:tcMar>
-            <w:vAlign w:val="center"/>
-          </w:tcPr>
-          <w:p>
-            <w:pPr>
-              <w:pStyle w:val="6"/>
-              <w:keepNext w:val="0"/>
-              <w:keepLines w:val="0"/>
-              <w:widowControl/>
-              <w:suppressLineNumbers w:val="0"/>
-              <w:pBdr>
-                <w:top w:val="none" w:color="auto" w:sz="0" w:space="0"/>
-                <w:left w:val="none" w:color="auto" w:sz="0" w:space="0"/>
-                <w:bottom w:val="none" w:color="auto" w:sz="0" w:space="0"/>
-                <w:right w:val="none" w:color="auto" w:sz="0" w:space="0"/>
-              </w:pBdr>
-              <w:spacing w:before="0" w:beforeAutospacing="0" w:after="0" w:afterAutospacing="0"/>
-              <w:ind w:left="0" w:right="0"/>
-              <w:jc w:val="center"/>
-              <w:rPr>
-                <w:rFonts w:hint="eastAsia" w:ascii="宋体" w:hAnsi="宋体" w:eastAsia="宋体" w:cs="宋体"/>
-                <w:i w:val="0"/>
-                <w:color w:val="auto"/>
-                <w:kern w:val="2"/>
-                <w:sz w:val="28"/>
-                <w:szCs w:val="28"/>
-                <w:lang w:val="en-US" w:eastAsia="zh-CN" w:bidi="ar-SA"/>
-              </w:rPr>
-            </w:pPr>
-            <w:r>
-              <w:rPr>
-                <w:rFonts w:hint="eastAsia" w:ascii="宋体" w:hAnsi="宋体" w:eastAsia="宋体" w:cs="宋体"/>
-                <w:i w:val="0"/>
-                <w:color w:val="auto"/>
-                <w:kern w:val="2"/>
-                <w:sz w:val="28"/>
-                <w:szCs w:val="28"/>
-                <w:lang w:val="en-US" w:eastAsia="zh-CN" w:bidi="ar-SA"/>
-              </w:rPr>
-              <w:t>实施公约行动，探索居民公约治理机制</w:t>
-            </w:r>
-          </w:p>
-        </w:tc>
-        <w:tc>
-          <w:tcPr>
-            <w:tcW w:w="3271" w:type="dxa"/>
-            <w:tcBorders>
-              <w:top w:val="nil"/>
-              <w:left w:val="nil"/>
-              <w:bottom w:val="single" w:color="000000" w:sz="6" w:space="0"/>
-              <w:right w:val="single" w:color="000000" w:sz="6" w:space="0"/>
-            </w:tcBorders>
-            <w:shd w:val="clear" w:color="auto" w:fill="FFFFFF"/>
-            <w:noWrap w:val="0"/>
-            <w:tcMar>
-              <w:top w:w="0" w:type="dxa"/>
-              <w:bottom w:w="0" w:type="dxa"/>
-            </w:tcMar>
-            <w:vAlign w:val="center"/>
-          </w:tcPr>
-          <w:p>
-            <w:pPr>
-              <w:pStyle w:val="6"/>
-              <w:keepNext w:val="0"/>
-              <w:keepLines w:val="0"/>
-              <w:widowControl/>
-              <w:suppressLineNumbers w:val="0"/>
-              <w:pBdr>
-                <w:top w:val="none" w:color="auto" w:sz="0" w:space="0"/>
-                <w:left w:val="none" w:color="auto" w:sz="0" w:space="0"/>
-                <w:bottom w:val="none" w:color="auto" w:sz="0" w:space="0"/>
-                <w:right w:val="none" w:color="auto" w:sz="0" w:space="0"/>
-              </w:pBdr>
-              <w:spacing w:before="0" w:beforeAutospacing="0" w:after="0" w:afterAutospacing="0"/>
-              <w:ind w:left="0" w:right="0"/>
-              <w:jc w:val="center"/>
-              <w:rPr>
-                <w:rFonts w:hint="eastAsia" w:ascii="宋体" w:hAnsi="宋体" w:eastAsia="宋体" w:cs="宋体"/>
-                <w:i w:val="0"/>
-                <w:color w:val="auto"/>
-                <w:kern w:val="2"/>
-                <w:sz w:val="28"/>
-                <w:szCs w:val="28"/>
-                <w:lang w:val="en-US" w:eastAsia="zh-CN" w:bidi="ar-SA"/>
-              </w:rPr>
-            </w:pPr>
-            <w:r>
-              <w:rPr>
-                <w:rFonts w:hint="eastAsia" w:ascii="宋体" w:hAnsi="宋体" w:eastAsia="宋体" w:cs="宋体"/>
-                <w:i w:val="0"/>
-                <w:color w:val="auto"/>
-                <w:kern w:val="2"/>
-                <w:sz w:val="28"/>
-                <w:szCs w:val="28"/>
-                <w:lang w:val="en-US" w:eastAsia="zh-CN" w:bidi="ar-SA"/>
-              </w:rPr>
-              <w:t>充分发挥居民公约在社区治理中的积极作用，实现自治、法治、德治“三治融合”</w:t>
-            </w:r>
-          </w:p>
-        </w:tc>
-      </w:tr>
-      <w:tr>
-        <w:trPr>
-          <w:trHeight w:val="945" w:hRule="atLeast"/>
-        </w:trPr>
-        <w:tc>
-          <w:tcPr>
-            <w:tcW w:w="625" w:type="dxa"/>
-            <w:tcBorders>
-              <w:top w:val="nil"/>
-              <w:left w:val="single" w:color="000000" w:sz="6" w:space="0"/>
-              <w:bottom w:val="single" w:color="000000" w:sz="6" w:space="0"/>
-              <w:right w:val="single" w:color="000000" w:sz="6" w:space="0"/>
-            </w:tcBorders>
-            <w:shd w:val="clear" w:color="auto" w:fill="FFFFFF"/>
-            <w:noWrap w:val="0"/>
-            <w:tcMar>
-              <w:top w:w="0" w:type="dxa"/>
-              <w:bottom w:w="0" w:type="dxa"/>
-            </w:tcMar>
-            <w:vAlign w:val="center"/>
-          </w:tcPr>
-          <w:p>
-            <w:pPr>
-              <w:pStyle w:val="6"/>
-              <w:keepNext w:val="0"/>
-              <w:keepLines w:val="0"/>
-              <w:widowControl/>
-              <w:suppressLineNumbers w:val="0"/>
-              <w:pBdr>
-                <w:top w:val="none" w:color="auto" w:sz="0" w:space="0"/>
-                <w:left w:val="none" w:color="auto" w:sz="0" w:space="0"/>
-                <w:bottom w:val="none" w:color="auto" w:sz="0" w:space="0"/>
-                <w:right w:val="none" w:color="auto" w:sz="0" w:space="0"/>
-              </w:pBdr>
-              <w:spacing w:before="0" w:beforeAutospacing="0" w:after="0" w:afterAutospacing="0"/>
-              <w:ind w:left="0" w:right="0"/>
-              <w:jc w:val="center"/>
-              <w:rPr>
-                <w:rFonts w:hint="eastAsia" w:ascii="宋体" w:hAnsi="宋体" w:eastAsia="宋体" w:cs="宋体"/>
-                <w:sz w:val="28"/>
-                <w:szCs w:val="28"/>
-              </w:rPr>
-            </w:pPr>
-            <w:r>
-              <w:rPr>
-                <w:rFonts w:hint="eastAsia" w:ascii="宋体" w:hAnsi="宋体" w:eastAsia="宋体" w:cs="宋体"/>
-                <w:b w:val="0"/>
-                <w:i w:val="0"/>
-                <w:caps w:val="0"/>
-                <w:color w:val="333333"/>
-                <w:spacing w:val="0"/>
-                <w:sz w:val="28"/>
-                <w:szCs w:val="28"/>
-              </w:rPr>
-              <w:t>19</w:t>
-            </w:r>
-          </w:p>
-        </w:tc>
-        <w:tc>
-          <w:tcPr>
-            <w:tcW w:w="1438" w:type="dxa"/>
-            <w:tcBorders>
-              <w:top w:val="nil"/>
-              <w:left w:val="nil"/>
-              <w:bottom w:val="single" w:color="000000" w:sz="6" w:space="0"/>
-              <w:right w:val="single" w:color="000000" w:sz="6" w:space="0"/>
-            </w:tcBorders>
-            <w:shd w:val="clear" w:color="auto" w:fill="FFFFFF"/>
-            <w:noWrap w:val="0"/>
-            <w:tcMar>
-              <w:top w:w="0" w:type="dxa"/>
-              <w:bottom w:w="0" w:type="dxa"/>
-            </w:tcMar>
-            <w:vAlign w:val="center"/>
-          </w:tcPr>
-          <w:p>
-            <w:pPr>
-              <w:pStyle w:val="6"/>
-              <w:keepNext w:val="0"/>
-              <w:keepLines w:val="0"/>
-              <w:widowControl/>
-              <w:suppressLineNumbers w:val="0"/>
-              <w:pBdr>
-                <w:top w:val="none" w:color="auto" w:sz="0" w:space="0"/>
-                <w:left w:val="none" w:color="auto" w:sz="0" w:space="0"/>
-                <w:bottom w:val="none" w:color="auto" w:sz="0" w:space="0"/>
-                <w:right w:val="none" w:color="auto" w:sz="0" w:space="0"/>
-              </w:pBdr>
-              <w:spacing w:before="0" w:beforeAutospacing="0" w:after="0" w:afterAutospacing="0"/>
-              <w:ind w:left="0" w:right="0"/>
-              <w:jc w:val="center"/>
-              <w:rPr>
-                <w:rFonts w:hint="eastAsia" w:ascii="宋体" w:hAnsi="宋体" w:eastAsia="宋体" w:cs="宋体"/>
-                <w:i w:val="0"/>
-                <w:color w:val="auto"/>
-                <w:kern w:val="2"/>
-                <w:sz w:val="28"/>
-                <w:szCs w:val="28"/>
-                <w:lang w:val="en-US" w:eastAsia="zh-CN" w:bidi="ar-SA"/>
-              </w:rPr>
-            </w:pPr>
-            <w:r>
-              <w:rPr>
-                <w:rFonts w:hint="eastAsia" w:ascii="宋体" w:hAnsi="宋体" w:eastAsia="宋体" w:cs="宋体"/>
-                <w:i w:val="0"/>
-                <w:color w:val="auto"/>
-                <w:kern w:val="2"/>
-                <w:sz w:val="28"/>
-                <w:szCs w:val="28"/>
-                <w:lang w:val="en-US" w:eastAsia="zh-CN" w:bidi="ar-SA"/>
-              </w:rPr>
-              <w:t>湖北省武汉市江岸区</w:t>
-            </w:r>
-          </w:p>
-        </w:tc>
-        <w:tc>
-          <w:tcPr>
-            <w:tcW w:w="3228" w:type="dxa"/>
-            <w:tcBorders>
-              <w:top w:val="nil"/>
-              <w:left w:val="nil"/>
-              <w:bottom w:val="single" w:color="000000" w:sz="6" w:space="0"/>
-              <w:right w:val="single" w:color="000000" w:sz="6" w:space="0"/>
-            </w:tcBorders>
-            <w:shd w:val="clear" w:color="auto" w:fill="FFFFFF"/>
-            <w:noWrap w:val="0"/>
-            <w:tcMar>
-              <w:top w:w="0" w:type="dxa"/>
-              <w:bottom w:w="0" w:type="dxa"/>
-            </w:tcMar>
-            <w:vAlign w:val="center"/>
-          </w:tcPr>
-          <w:p>
-            <w:pPr>
-              <w:pStyle w:val="6"/>
-              <w:keepNext w:val="0"/>
-              <w:keepLines w:val="0"/>
-              <w:widowControl/>
-              <w:suppressLineNumbers w:val="0"/>
-              <w:pBdr>
-                <w:top w:val="none" w:color="auto" w:sz="0" w:space="0"/>
-                <w:left w:val="none" w:color="auto" w:sz="0" w:space="0"/>
-                <w:bottom w:val="none" w:color="auto" w:sz="0" w:space="0"/>
-                <w:right w:val="none" w:color="auto" w:sz="0" w:space="0"/>
-              </w:pBdr>
-              <w:spacing w:before="0" w:beforeAutospacing="0" w:after="0" w:afterAutospacing="0"/>
-              <w:ind w:left="0" w:right="0"/>
-              <w:jc w:val="center"/>
-              <w:rPr>
-                <w:rFonts w:hint="eastAsia" w:ascii="宋体" w:hAnsi="宋体" w:eastAsia="宋体" w:cs="宋体"/>
-                <w:i w:val="0"/>
-                <w:color w:val="auto"/>
-                <w:kern w:val="2"/>
-                <w:sz w:val="28"/>
-                <w:szCs w:val="28"/>
-                <w:lang w:val="en-US" w:eastAsia="zh-CN" w:bidi="ar-SA"/>
-              </w:rPr>
-            </w:pPr>
-            <w:r>
-              <w:rPr>
-                <w:rFonts w:hint="eastAsia" w:ascii="宋体" w:hAnsi="宋体" w:eastAsia="宋体" w:cs="宋体"/>
-                <w:i w:val="0"/>
-                <w:color w:val="auto"/>
-                <w:kern w:val="2"/>
-                <w:sz w:val="28"/>
-                <w:szCs w:val="28"/>
-                <w:lang w:val="en-US" w:eastAsia="zh-CN" w:bidi="ar-SA"/>
-              </w:rPr>
-              <w:t>盘活社区本地资源，创新社区治理机制</w:t>
-            </w:r>
-          </w:p>
-        </w:tc>
-        <w:tc>
-          <w:tcPr>
-            <w:tcW w:w="3271" w:type="dxa"/>
-            <w:tcBorders>
-              <w:top w:val="nil"/>
-              <w:left w:val="nil"/>
-              <w:bottom w:val="single" w:color="000000" w:sz="6" w:space="0"/>
-              <w:right w:val="single" w:color="000000" w:sz="6" w:space="0"/>
-            </w:tcBorders>
-            <w:shd w:val="clear" w:color="auto" w:fill="FFFFFF"/>
-            <w:noWrap w:val="0"/>
-            <w:tcMar>
-              <w:top w:w="0" w:type="dxa"/>
-              <w:bottom w:w="0" w:type="dxa"/>
-            </w:tcMar>
-            <w:vAlign w:val="center"/>
-          </w:tcPr>
-          <w:p>
-            <w:pPr>
-              <w:pStyle w:val="6"/>
-              <w:keepNext w:val="0"/>
-              <w:keepLines w:val="0"/>
-              <w:widowControl/>
-              <w:suppressLineNumbers w:val="0"/>
-              <w:pBdr>
-                <w:top w:val="none" w:color="auto" w:sz="0" w:space="0"/>
-                <w:left w:val="none" w:color="auto" w:sz="0" w:space="0"/>
-                <w:bottom w:val="none" w:color="auto" w:sz="0" w:space="0"/>
-                <w:right w:val="none" w:color="auto" w:sz="0" w:space="0"/>
-              </w:pBdr>
-              <w:spacing w:before="0" w:beforeAutospacing="0" w:after="0" w:afterAutospacing="0"/>
-              <w:ind w:left="0" w:right="0"/>
-              <w:jc w:val="center"/>
-              <w:rPr>
-                <w:rFonts w:hint="eastAsia" w:ascii="宋体" w:hAnsi="宋体" w:eastAsia="宋体" w:cs="宋体"/>
-                <w:i w:val="0"/>
-                <w:color w:val="auto"/>
-                <w:kern w:val="2"/>
-                <w:sz w:val="28"/>
-                <w:szCs w:val="28"/>
-                <w:lang w:val="en-US" w:eastAsia="zh-CN" w:bidi="ar-SA"/>
-              </w:rPr>
-            </w:pPr>
-            <w:r>
-              <w:rPr>
-                <w:rFonts w:hint="eastAsia" w:ascii="宋体" w:hAnsi="宋体" w:eastAsia="宋体" w:cs="宋体"/>
-                <w:i w:val="0"/>
-                <w:color w:val="auto"/>
-                <w:kern w:val="2"/>
-                <w:sz w:val="28"/>
-                <w:szCs w:val="28"/>
-                <w:lang w:val="en-US" w:eastAsia="zh-CN" w:bidi="ar-SA"/>
-              </w:rPr>
-              <w:t>探索建立内生式社区治理社会化机制，盘活社区本地资源，构建人人参与、人人尽力、人人共享的社区治理格局</w:t>
-            </w:r>
-          </w:p>
-        </w:tc>
-      </w:tr>
-      <w:tr>
-        <w:trPr>
-          <w:trHeight w:val="945" w:hRule="atLeast"/>
-        </w:trPr>
-        <w:tc>
-          <w:tcPr>
-            <w:tcW w:w="625" w:type="dxa"/>
-            <w:tcBorders>
-              <w:top w:val="nil"/>
-              <w:left w:val="single" w:color="000000" w:sz="6" w:space="0"/>
-              <w:bottom w:val="single" w:color="000000" w:sz="6" w:space="0"/>
-              <w:right w:val="single" w:color="000000" w:sz="6" w:space="0"/>
-            </w:tcBorders>
-            <w:shd w:val="clear" w:color="auto" w:fill="FFFFFF"/>
-            <w:noWrap w:val="0"/>
-            <w:tcMar>
-              <w:top w:w="0" w:type="dxa"/>
-              <w:bottom w:w="0" w:type="dxa"/>
-            </w:tcMar>
-            <w:vAlign w:val="center"/>
-          </w:tcPr>
-          <w:p>
-            <w:pPr>
-              <w:pStyle w:val="6"/>
-              <w:keepNext w:val="0"/>
-              <w:keepLines w:val="0"/>
-              <w:widowControl/>
-              <w:suppressLineNumbers w:val="0"/>
-              <w:pBdr>
-                <w:top w:val="none" w:color="auto" w:sz="0" w:space="0"/>
-                <w:left w:val="none" w:color="auto" w:sz="0" w:space="0"/>
-                <w:bottom w:val="none" w:color="auto" w:sz="0" w:space="0"/>
-                <w:right w:val="none" w:color="auto" w:sz="0" w:space="0"/>
-              </w:pBdr>
-              <w:spacing w:before="0" w:beforeAutospacing="0" w:after="0" w:afterAutospacing="0"/>
-              <w:ind w:left="0" w:right="0"/>
-              <w:jc w:val="center"/>
-              <w:rPr>
-                <w:rFonts w:hint="eastAsia" w:ascii="宋体" w:hAnsi="宋体" w:eastAsia="宋体" w:cs="宋体"/>
-                <w:sz w:val="28"/>
-                <w:szCs w:val="28"/>
-              </w:rPr>
-            </w:pPr>
-            <w:r>
-              <w:rPr>
-                <w:rFonts w:hint="eastAsia" w:ascii="宋体" w:hAnsi="宋体" w:eastAsia="宋体" w:cs="宋体"/>
-                <w:b w:val="0"/>
-                <w:i w:val="0"/>
-                <w:caps w:val="0"/>
-                <w:color w:val="333333"/>
-                <w:spacing w:val="0"/>
-                <w:sz w:val="28"/>
-                <w:szCs w:val="28"/>
-              </w:rPr>
-              <w:t>20</w:t>
-            </w:r>
-          </w:p>
-        </w:tc>
-        <w:tc>
-          <w:tcPr>
-            <w:tcW w:w="1438" w:type="dxa"/>
-            <w:tcBorders>
-              <w:top w:val="nil"/>
-              <w:left w:val="nil"/>
-              <w:bottom w:val="single" w:color="000000" w:sz="6" w:space="0"/>
-              <w:right w:val="single" w:color="000000" w:sz="6" w:space="0"/>
-            </w:tcBorders>
-            <w:shd w:val="clear" w:color="auto" w:fill="FFFFFF"/>
-            <w:noWrap w:val="0"/>
-            <w:tcMar>
-              <w:top w:w="0" w:type="dxa"/>
-              <w:bottom w:w="0" w:type="dxa"/>
-            </w:tcMar>
-            <w:vAlign w:val="center"/>
-          </w:tcPr>
-          <w:p>
-            <w:pPr>
-              <w:pStyle w:val="6"/>
-              <w:keepNext w:val="0"/>
-              <w:keepLines w:val="0"/>
-              <w:widowControl/>
-              <w:suppressLineNumbers w:val="0"/>
-              <w:pBdr>
-                <w:top w:val="none" w:color="auto" w:sz="0" w:space="0"/>
-                <w:left w:val="none" w:color="auto" w:sz="0" w:space="0"/>
-                <w:bottom w:val="none" w:color="auto" w:sz="0" w:space="0"/>
-                <w:right w:val="none" w:color="auto" w:sz="0" w:space="0"/>
-              </w:pBdr>
-              <w:spacing w:before="0" w:beforeAutospacing="0" w:after="0" w:afterAutospacing="0"/>
-              <w:ind w:left="0" w:right="0"/>
-              <w:jc w:val="center"/>
-              <w:rPr>
-                <w:rFonts w:hint="eastAsia" w:ascii="宋体" w:hAnsi="宋体" w:eastAsia="宋体" w:cs="宋体"/>
-                <w:i w:val="0"/>
-                <w:color w:val="auto"/>
-                <w:kern w:val="2"/>
-                <w:sz w:val="28"/>
-                <w:szCs w:val="28"/>
-                <w:lang w:val="en-US" w:eastAsia="zh-CN" w:bidi="ar-SA"/>
-              </w:rPr>
-            </w:pPr>
-            <w:r>
-              <w:rPr>
-                <w:rFonts w:hint="eastAsia" w:ascii="宋体" w:hAnsi="宋体" w:eastAsia="宋体" w:cs="宋体"/>
-                <w:i w:val="0"/>
-                <w:color w:val="auto"/>
-                <w:kern w:val="2"/>
-                <w:sz w:val="28"/>
-                <w:szCs w:val="28"/>
-                <w:lang w:val="en-US" w:eastAsia="zh-CN" w:bidi="ar-SA"/>
-              </w:rPr>
-              <w:t>湖北省宜都市</w:t>
-            </w:r>
-          </w:p>
-        </w:tc>
-        <w:tc>
-          <w:tcPr>
-            <w:tcW w:w="3228" w:type="dxa"/>
-            <w:tcBorders>
-              <w:top w:val="nil"/>
-              <w:left w:val="nil"/>
-              <w:bottom w:val="single" w:color="000000" w:sz="6" w:space="0"/>
-              <w:right w:val="single" w:color="000000" w:sz="6" w:space="0"/>
-            </w:tcBorders>
-            <w:shd w:val="clear" w:color="auto" w:fill="FFFFFF"/>
-            <w:noWrap w:val="0"/>
-            <w:tcMar>
-              <w:top w:w="0" w:type="dxa"/>
-              <w:bottom w:w="0" w:type="dxa"/>
-            </w:tcMar>
-            <w:vAlign w:val="center"/>
-          </w:tcPr>
-          <w:p>
-            <w:pPr>
-              <w:pStyle w:val="6"/>
-              <w:keepNext w:val="0"/>
-              <w:keepLines w:val="0"/>
-              <w:widowControl/>
-              <w:suppressLineNumbers w:val="0"/>
-              <w:pBdr>
-                <w:top w:val="none" w:color="auto" w:sz="0" w:space="0"/>
-                <w:left w:val="none" w:color="auto" w:sz="0" w:space="0"/>
-                <w:bottom w:val="none" w:color="auto" w:sz="0" w:space="0"/>
-                <w:right w:val="none" w:color="auto" w:sz="0" w:space="0"/>
-              </w:pBdr>
-              <w:spacing w:before="0" w:beforeAutospacing="0" w:after="0" w:afterAutospacing="0"/>
-              <w:ind w:left="0" w:right="0"/>
-              <w:jc w:val="center"/>
-              <w:rPr>
-                <w:rFonts w:hint="eastAsia" w:ascii="宋体" w:hAnsi="宋体" w:eastAsia="宋体" w:cs="宋体"/>
-                <w:i w:val="0"/>
-                <w:color w:val="auto"/>
-                <w:kern w:val="2"/>
-                <w:sz w:val="28"/>
-                <w:szCs w:val="28"/>
-                <w:lang w:val="en-US" w:eastAsia="zh-CN" w:bidi="ar-SA"/>
-              </w:rPr>
-            </w:pPr>
-            <w:r>
-              <w:rPr>
-                <w:rFonts w:hint="eastAsia" w:ascii="宋体" w:hAnsi="宋体" w:eastAsia="宋体" w:cs="宋体"/>
-                <w:i w:val="0"/>
-                <w:color w:val="auto"/>
-                <w:kern w:val="2"/>
-                <w:sz w:val="28"/>
-                <w:szCs w:val="28"/>
-                <w:lang w:val="en-US" w:eastAsia="zh-CN" w:bidi="ar-SA"/>
-              </w:rPr>
-              <w:t>促进社区居民自治与网格化服务管理有效衔接</w:t>
-            </w:r>
-          </w:p>
-        </w:tc>
-        <w:tc>
-          <w:tcPr>
-            <w:tcW w:w="3271" w:type="dxa"/>
-            <w:tcBorders>
-              <w:top w:val="nil"/>
-              <w:left w:val="nil"/>
-              <w:bottom w:val="single" w:color="000000" w:sz="6" w:space="0"/>
-              <w:right w:val="single" w:color="000000" w:sz="6" w:space="0"/>
-            </w:tcBorders>
-            <w:shd w:val="clear" w:color="auto" w:fill="FFFFFF"/>
-            <w:noWrap w:val="0"/>
-            <w:tcMar>
-              <w:top w:w="0" w:type="dxa"/>
-              <w:bottom w:w="0" w:type="dxa"/>
-            </w:tcMar>
-            <w:vAlign w:val="center"/>
-          </w:tcPr>
-          <w:p>
-            <w:pPr>
-              <w:pStyle w:val="6"/>
-              <w:keepNext w:val="0"/>
-              <w:keepLines w:val="0"/>
-              <w:widowControl/>
-              <w:suppressLineNumbers w:val="0"/>
-              <w:pBdr>
-                <w:top w:val="none" w:color="auto" w:sz="0" w:space="0"/>
-                <w:left w:val="none" w:color="auto" w:sz="0" w:space="0"/>
-                <w:bottom w:val="none" w:color="auto" w:sz="0" w:space="0"/>
-                <w:right w:val="none" w:color="auto" w:sz="0" w:space="0"/>
-              </w:pBdr>
-              <w:spacing w:before="0" w:beforeAutospacing="0" w:after="0" w:afterAutospacing="0"/>
-              <w:ind w:left="0" w:right="0"/>
-              <w:jc w:val="center"/>
-              <w:rPr>
-                <w:rFonts w:hint="eastAsia" w:ascii="宋体" w:hAnsi="宋体" w:eastAsia="宋体" w:cs="宋体"/>
-                <w:i w:val="0"/>
-                <w:color w:val="auto"/>
-                <w:kern w:val="2"/>
-                <w:sz w:val="28"/>
-                <w:szCs w:val="28"/>
-                <w:lang w:val="en-US" w:eastAsia="zh-CN" w:bidi="ar-SA"/>
-              </w:rPr>
-            </w:pPr>
-            <w:r>
-              <w:rPr>
-                <w:rFonts w:hint="eastAsia" w:ascii="宋体" w:hAnsi="宋体" w:eastAsia="宋体" w:cs="宋体"/>
-                <w:i w:val="0"/>
-                <w:color w:val="auto"/>
-                <w:kern w:val="2"/>
-                <w:sz w:val="28"/>
-                <w:szCs w:val="28"/>
-                <w:lang w:val="en-US" w:eastAsia="zh-CN" w:bidi="ar-SA"/>
-              </w:rPr>
-              <w:t>通过整合社区治理单元、人员、组织、职责、资源等，探索社区居民自治与网格化服务管理有效衔接和良性互动的社区治理机制</w:t>
-            </w:r>
-          </w:p>
-        </w:tc>
-      </w:tr>
-      <w:tr>
-        <w:trPr>
-          <w:trHeight w:val="945" w:hRule="atLeast"/>
-        </w:trPr>
-        <w:tc>
-          <w:tcPr>
-            <w:tcW w:w="625" w:type="dxa"/>
-            <w:tcBorders>
-              <w:top w:val="nil"/>
-              <w:left w:val="single" w:color="000000" w:sz="6" w:space="0"/>
-              <w:bottom w:val="single" w:color="000000" w:sz="6" w:space="0"/>
-              <w:right w:val="single" w:color="000000" w:sz="6" w:space="0"/>
-            </w:tcBorders>
-            <w:shd w:val="clear" w:color="auto" w:fill="FFFFFF"/>
-            <w:noWrap w:val="0"/>
-            <w:tcMar>
-              <w:top w:w="0" w:type="dxa"/>
-              <w:bottom w:w="0" w:type="dxa"/>
-            </w:tcMar>
-            <w:vAlign w:val="center"/>
-          </w:tcPr>
-          <w:p>
-            <w:pPr>
-              <w:pStyle w:val="6"/>
-              <w:keepNext w:val="0"/>
-              <w:keepLines w:val="0"/>
-              <w:widowControl/>
-              <w:suppressLineNumbers w:val="0"/>
-              <w:pBdr>
-                <w:top w:val="none" w:color="auto" w:sz="0" w:space="0"/>
-                <w:left w:val="none" w:color="auto" w:sz="0" w:space="0"/>
-                <w:bottom w:val="none" w:color="auto" w:sz="0" w:space="0"/>
-                <w:right w:val="none" w:color="auto" w:sz="0" w:space="0"/>
-              </w:pBdr>
-              <w:spacing w:before="0" w:beforeAutospacing="0" w:after="0" w:afterAutospacing="0"/>
-              <w:ind w:left="0" w:right="0"/>
-              <w:jc w:val="center"/>
-              <w:rPr>
-                <w:rFonts w:hint="eastAsia" w:ascii="宋体" w:hAnsi="宋体" w:eastAsia="宋体" w:cs="宋体"/>
-                <w:sz w:val="28"/>
-                <w:szCs w:val="28"/>
-              </w:rPr>
-            </w:pPr>
-            <w:r>
-              <w:rPr>
-                <w:rFonts w:hint="eastAsia" w:ascii="宋体" w:hAnsi="宋体" w:eastAsia="宋体" w:cs="宋体"/>
-                <w:b w:val="0"/>
-                <w:i w:val="0"/>
-                <w:caps w:val="0"/>
-                <w:color w:val="333333"/>
-                <w:spacing w:val="0"/>
-                <w:sz w:val="28"/>
-                <w:szCs w:val="28"/>
-              </w:rPr>
-              <w:t>21</w:t>
-            </w:r>
-          </w:p>
-        </w:tc>
-        <w:tc>
-          <w:tcPr>
-            <w:tcW w:w="1438" w:type="dxa"/>
-            <w:tcBorders>
-              <w:top w:val="nil"/>
-              <w:left w:val="nil"/>
-              <w:bottom w:val="single" w:color="000000" w:sz="6" w:space="0"/>
-              <w:right w:val="single" w:color="000000" w:sz="6" w:space="0"/>
-            </w:tcBorders>
-            <w:shd w:val="clear" w:color="auto" w:fill="FFFFFF"/>
-            <w:noWrap w:val="0"/>
-            <w:tcMar>
-              <w:top w:w="0" w:type="dxa"/>
-              <w:bottom w:w="0" w:type="dxa"/>
-            </w:tcMar>
-            <w:vAlign w:val="center"/>
-          </w:tcPr>
-          <w:p>
-            <w:pPr>
-              <w:pStyle w:val="6"/>
-              <w:keepNext w:val="0"/>
-              <w:keepLines w:val="0"/>
-              <w:widowControl/>
-              <w:suppressLineNumbers w:val="0"/>
-              <w:pBdr>
-                <w:top w:val="none" w:color="auto" w:sz="0" w:space="0"/>
-                <w:left w:val="none" w:color="auto" w:sz="0" w:space="0"/>
-                <w:bottom w:val="none" w:color="auto" w:sz="0" w:space="0"/>
-                <w:right w:val="none" w:color="auto" w:sz="0" w:space="0"/>
-              </w:pBdr>
-              <w:spacing w:before="0" w:beforeAutospacing="0" w:after="0" w:afterAutospacing="0"/>
-              <w:ind w:left="0" w:right="0"/>
-              <w:jc w:val="center"/>
-              <w:rPr>
-                <w:rFonts w:hint="eastAsia" w:ascii="宋体" w:hAnsi="宋体" w:eastAsia="宋体" w:cs="宋体"/>
-                <w:i w:val="0"/>
-                <w:color w:val="auto"/>
-                <w:kern w:val="2"/>
-                <w:sz w:val="28"/>
-                <w:szCs w:val="28"/>
-                <w:lang w:val="en-US" w:eastAsia="zh-CN" w:bidi="ar-SA"/>
-              </w:rPr>
-            </w:pPr>
-            <w:r>
-              <w:rPr>
-                <w:rFonts w:hint="eastAsia" w:ascii="宋体" w:hAnsi="宋体" w:eastAsia="宋体" w:cs="宋体"/>
-                <w:i w:val="0"/>
-                <w:color w:val="auto"/>
-                <w:kern w:val="2"/>
-                <w:sz w:val="28"/>
-                <w:szCs w:val="28"/>
-                <w:lang w:val="en-US" w:eastAsia="zh-CN" w:bidi="ar-SA"/>
-              </w:rPr>
-              <w:t>湖北省咸宁市</w:t>
-            </w:r>
-          </w:p>
-        </w:tc>
-        <w:tc>
-          <w:tcPr>
-            <w:tcW w:w="3228" w:type="dxa"/>
-            <w:tcBorders>
-              <w:top w:val="nil"/>
-              <w:left w:val="nil"/>
-              <w:bottom w:val="single" w:color="000000" w:sz="6" w:space="0"/>
-              <w:right w:val="single" w:color="000000" w:sz="6" w:space="0"/>
-            </w:tcBorders>
-            <w:shd w:val="clear" w:color="auto" w:fill="FFFFFF"/>
-            <w:noWrap w:val="0"/>
-            <w:tcMar>
-              <w:top w:w="0" w:type="dxa"/>
-              <w:bottom w:w="0" w:type="dxa"/>
-            </w:tcMar>
-            <w:vAlign w:val="center"/>
-          </w:tcPr>
-          <w:p>
-            <w:pPr>
-              <w:pStyle w:val="6"/>
-              <w:keepNext w:val="0"/>
-              <w:keepLines w:val="0"/>
-              <w:widowControl/>
-              <w:suppressLineNumbers w:val="0"/>
-              <w:pBdr>
-                <w:top w:val="none" w:color="auto" w:sz="0" w:space="0"/>
-                <w:left w:val="none" w:color="auto" w:sz="0" w:space="0"/>
-                <w:bottom w:val="none" w:color="auto" w:sz="0" w:space="0"/>
-                <w:right w:val="none" w:color="auto" w:sz="0" w:space="0"/>
-              </w:pBdr>
-              <w:spacing w:before="0" w:beforeAutospacing="0" w:after="0" w:afterAutospacing="0"/>
-              <w:ind w:left="0" w:right="0"/>
-              <w:jc w:val="center"/>
-              <w:rPr>
-                <w:rFonts w:hint="eastAsia" w:ascii="宋体" w:hAnsi="宋体" w:eastAsia="宋体" w:cs="宋体"/>
-                <w:i w:val="0"/>
-                <w:color w:val="auto"/>
-                <w:kern w:val="2"/>
-                <w:sz w:val="28"/>
-                <w:szCs w:val="28"/>
-                <w:lang w:val="en-US" w:eastAsia="zh-CN" w:bidi="ar-SA"/>
-              </w:rPr>
-            </w:pPr>
-            <w:r>
-              <w:rPr>
-                <w:rFonts w:hint="eastAsia" w:ascii="宋体" w:hAnsi="宋体" w:eastAsia="宋体" w:cs="宋体"/>
-                <w:i w:val="0"/>
-                <w:color w:val="auto"/>
-                <w:kern w:val="2"/>
-                <w:sz w:val="28"/>
-                <w:szCs w:val="28"/>
-                <w:lang w:val="en-US" w:eastAsia="zh-CN" w:bidi="ar-SA"/>
-              </w:rPr>
-              <w:t>探索建立以市带县的城市社区治理推进机制</w:t>
-            </w:r>
-          </w:p>
-        </w:tc>
-        <w:tc>
-          <w:tcPr>
-            <w:tcW w:w="3271" w:type="dxa"/>
-            <w:tcBorders>
-              <w:top w:val="nil"/>
-              <w:left w:val="nil"/>
-              <w:bottom w:val="single" w:color="000000" w:sz="6" w:space="0"/>
-              <w:right w:val="single" w:color="000000" w:sz="6" w:space="0"/>
-            </w:tcBorders>
-            <w:shd w:val="clear" w:color="auto" w:fill="FFFFFF"/>
-            <w:noWrap w:val="0"/>
-            <w:tcMar>
-              <w:top w:w="0" w:type="dxa"/>
-              <w:bottom w:w="0" w:type="dxa"/>
-            </w:tcMar>
-            <w:vAlign w:val="center"/>
-          </w:tcPr>
-          <w:p>
-            <w:pPr>
-              <w:pStyle w:val="6"/>
-              <w:keepNext w:val="0"/>
-              <w:keepLines w:val="0"/>
-              <w:widowControl/>
-              <w:suppressLineNumbers w:val="0"/>
-              <w:pBdr>
-                <w:top w:val="none" w:color="auto" w:sz="0" w:space="0"/>
-                <w:left w:val="none" w:color="auto" w:sz="0" w:space="0"/>
-                <w:bottom w:val="none" w:color="auto" w:sz="0" w:space="0"/>
-                <w:right w:val="none" w:color="auto" w:sz="0" w:space="0"/>
-              </w:pBdr>
-              <w:spacing w:before="0" w:beforeAutospacing="0" w:after="0" w:afterAutospacing="0"/>
-              <w:ind w:left="0" w:right="0"/>
-              <w:jc w:val="center"/>
-              <w:rPr>
-                <w:rFonts w:hint="eastAsia" w:ascii="宋体" w:hAnsi="宋体" w:eastAsia="宋体" w:cs="宋体"/>
-                <w:i w:val="0"/>
-                <w:color w:val="auto"/>
-                <w:kern w:val="2"/>
-                <w:sz w:val="28"/>
-                <w:szCs w:val="28"/>
-                <w:lang w:val="en-US" w:eastAsia="zh-CN" w:bidi="ar-SA"/>
-              </w:rPr>
-            </w:pPr>
-            <w:r>
-              <w:rPr>
-                <w:rFonts w:hint="eastAsia" w:ascii="宋体" w:hAnsi="宋体" w:eastAsia="宋体" w:cs="宋体"/>
-                <w:i w:val="0"/>
-                <w:color w:val="auto"/>
-                <w:kern w:val="2"/>
-                <w:sz w:val="28"/>
-                <w:szCs w:val="28"/>
-                <w:lang w:val="en-US" w:eastAsia="zh-CN" w:bidi="ar-SA"/>
-              </w:rPr>
-              <w:t>探索建立市级党委政府在全域统筹、政策制定、制度建设、平台打造和服务监管等方面的领导统筹推进机制，提升城市社区治理整体水平</w:t>
-            </w:r>
-          </w:p>
-        </w:tc>
-      </w:tr>
-      <w:tr>
-        <w:trPr>
-          <w:trHeight w:val="1170" w:hRule="atLeast"/>
-        </w:trPr>
-        <w:tc>
-          <w:tcPr>
-            <w:tcW w:w="625" w:type="dxa"/>
-            <w:tcBorders>
-              <w:top w:val="nil"/>
-              <w:left w:val="single" w:color="000000" w:sz="6" w:space="0"/>
-              <w:bottom w:val="single" w:color="000000" w:sz="6" w:space="0"/>
-              <w:right w:val="single" w:color="000000" w:sz="6" w:space="0"/>
-            </w:tcBorders>
-            <w:shd w:val="clear" w:color="auto" w:fill="FFFFFF"/>
-            <w:noWrap w:val="0"/>
-            <w:tcMar>
-              <w:top w:w="0" w:type="dxa"/>
-              <w:bottom w:w="0" w:type="dxa"/>
-            </w:tcMar>
-            <w:vAlign w:val="center"/>
-          </w:tcPr>
-          <w:p>
-            <w:pPr>
-              <w:pStyle w:val="6"/>
-              <w:keepNext w:val="0"/>
-              <w:keepLines w:val="0"/>
-              <w:widowControl/>
-              <w:suppressLineNumbers w:val="0"/>
-              <w:pBdr>
-                <w:top w:val="none" w:color="auto" w:sz="0" w:space="0"/>
-                <w:left w:val="none" w:color="auto" w:sz="0" w:space="0"/>
-                <w:bottom w:val="none" w:color="auto" w:sz="0" w:space="0"/>
-                <w:right w:val="none" w:color="auto" w:sz="0" w:space="0"/>
-              </w:pBdr>
-              <w:spacing w:before="0" w:beforeAutospacing="0" w:after="0" w:afterAutospacing="0"/>
-              <w:ind w:left="0" w:right="0"/>
-              <w:jc w:val="center"/>
-              <w:rPr>
-                <w:rFonts w:hint="eastAsia" w:ascii="宋体" w:hAnsi="宋体" w:eastAsia="宋体" w:cs="宋体"/>
-                <w:sz w:val="28"/>
-                <w:szCs w:val="28"/>
-              </w:rPr>
-            </w:pPr>
-            <w:r>
-              <w:rPr>
-                <w:rFonts w:hint="eastAsia" w:ascii="宋体" w:hAnsi="宋体" w:eastAsia="宋体" w:cs="宋体"/>
-                <w:b w:val="0"/>
-                <w:i w:val="0"/>
-                <w:caps w:val="0"/>
-                <w:color w:val="333333"/>
-                <w:spacing w:val="0"/>
-                <w:sz w:val="28"/>
-                <w:szCs w:val="28"/>
-              </w:rPr>
-              <w:t>22</w:t>
-            </w:r>
-          </w:p>
-        </w:tc>
-        <w:tc>
-          <w:tcPr>
-            <w:tcW w:w="1438" w:type="dxa"/>
-            <w:tcBorders>
-              <w:top w:val="nil"/>
-              <w:left w:val="nil"/>
-              <w:bottom w:val="single" w:color="000000" w:sz="6" w:space="0"/>
-              <w:right w:val="single" w:color="000000" w:sz="6" w:space="0"/>
-            </w:tcBorders>
-            <w:shd w:val="clear" w:color="auto" w:fill="FFFFFF"/>
-            <w:noWrap w:val="0"/>
-            <w:tcMar>
-              <w:top w:w="0" w:type="dxa"/>
-              <w:bottom w:w="0" w:type="dxa"/>
-            </w:tcMar>
-            <w:vAlign w:val="center"/>
-          </w:tcPr>
-          <w:p>
-            <w:pPr>
-              <w:pStyle w:val="6"/>
-              <w:keepNext w:val="0"/>
-              <w:keepLines w:val="0"/>
-              <w:widowControl/>
-              <w:suppressLineNumbers w:val="0"/>
-              <w:pBdr>
-                <w:top w:val="none" w:color="auto" w:sz="0" w:space="0"/>
-                <w:left w:val="none" w:color="auto" w:sz="0" w:space="0"/>
-                <w:bottom w:val="none" w:color="auto" w:sz="0" w:space="0"/>
-                <w:right w:val="none" w:color="auto" w:sz="0" w:space="0"/>
-              </w:pBdr>
-              <w:spacing w:before="0" w:beforeAutospacing="0" w:after="0" w:afterAutospacing="0"/>
-              <w:ind w:left="0" w:right="0"/>
-              <w:jc w:val="center"/>
-              <w:rPr>
-                <w:rFonts w:hint="eastAsia" w:ascii="宋体" w:hAnsi="宋体" w:eastAsia="宋体" w:cs="宋体"/>
-                <w:i w:val="0"/>
-                <w:color w:val="auto"/>
-                <w:kern w:val="2"/>
-                <w:sz w:val="28"/>
-                <w:szCs w:val="28"/>
-                <w:lang w:val="en-US" w:eastAsia="zh-CN" w:bidi="ar-SA"/>
-              </w:rPr>
-            </w:pPr>
-            <w:r>
-              <w:rPr>
-                <w:rFonts w:hint="eastAsia" w:ascii="宋体" w:hAnsi="宋体" w:eastAsia="宋体" w:cs="宋体"/>
-                <w:i w:val="0"/>
-                <w:color w:val="auto"/>
-                <w:kern w:val="2"/>
-                <w:sz w:val="28"/>
-                <w:szCs w:val="28"/>
-                <w:lang w:val="en-US" w:eastAsia="zh-CN" w:bidi="ar-SA"/>
-              </w:rPr>
-              <w:t>湖南省长沙市天心区</w:t>
-            </w:r>
-          </w:p>
-        </w:tc>
-        <w:tc>
-          <w:tcPr>
-            <w:tcW w:w="3228" w:type="dxa"/>
-            <w:tcBorders>
-              <w:top w:val="nil"/>
-              <w:left w:val="nil"/>
-              <w:bottom w:val="single" w:color="000000" w:sz="6" w:space="0"/>
-              <w:right w:val="single" w:color="000000" w:sz="6" w:space="0"/>
-            </w:tcBorders>
-            <w:shd w:val="clear" w:color="auto" w:fill="FFFFFF"/>
-            <w:noWrap w:val="0"/>
-            <w:tcMar>
-              <w:top w:w="0" w:type="dxa"/>
-              <w:bottom w:w="0" w:type="dxa"/>
-            </w:tcMar>
-            <w:vAlign w:val="center"/>
-          </w:tcPr>
-          <w:p>
-            <w:pPr>
-              <w:pStyle w:val="6"/>
-              <w:keepNext w:val="0"/>
-              <w:keepLines w:val="0"/>
-              <w:widowControl/>
-              <w:suppressLineNumbers w:val="0"/>
-              <w:pBdr>
-                <w:top w:val="none" w:color="auto" w:sz="0" w:space="0"/>
-                <w:left w:val="none" w:color="auto" w:sz="0" w:space="0"/>
-                <w:bottom w:val="none" w:color="auto" w:sz="0" w:space="0"/>
-                <w:right w:val="none" w:color="auto" w:sz="0" w:space="0"/>
-              </w:pBdr>
-              <w:spacing w:before="0" w:beforeAutospacing="0" w:after="0" w:afterAutospacing="0"/>
-              <w:ind w:left="0" w:right="0"/>
-              <w:jc w:val="center"/>
-              <w:rPr>
-                <w:rFonts w:hint="eastAsia" w:ascii="宋体" w:hAnsi="宋体" w:eastAsia="宋体" w:cs="宋体"/>
-                <w:i w:val="0"/>
-                <w:color w:val="auto"/>
-                <w:kern w:val="2"/>
-                <w:sz w:val="28"/>
-                <w:szCs w:val="28"/>
-                <w:lang w:val="en-US" w:eastAsia="zh-CN" w:bidi="ar-SA"/>
-              </w:rPr>
-            </w:pPr>
-            <w:r>
-              <w:rPr>
-                <w:rFonts w:hint="eastAsia" w:ascii="宋体" w:hAnsi="宋体" w:eastAsia="宋体" w:cs="宋体"/>
-                <w:i w:val="0"/>
-                <w:color w:val="auto"/>
-                <w:kern w:val="2"/>
-                <w:sz w:val="28"/>
-                <w:szCs w:val="28"/>
-                <w:lang w:val="en-US" w:eastAsia="zh-CN" w:bidi="ar-SA"/>
-              </w:rPr>
-              <w:t>打造社区15分钟生活服务圈</w:t>
-            </w:r>
-          </w:p>
-        </w:tc>
-        <w:tc>
-          <w:tcPr>
-            <w:tcW w:w="3271" w:type="dxa"/>
-            <w:tcBorders>
-              <w:top w:val="nil"/>
-              <w:left w:val="nil"/>
-              <w:bottom w:val="single" w:color="000000" w:sz="6" w:space="0"/>
-              <w:right w:val="single" w:color="000000" w:sz="6" w:space="0"/>
-            </w:tcBorders>
-            <w:shd w:val="clear" w:color="auto" w:fill="FFFFFF"/>
-            <w:noWrap w:val="0"/>
-            <w:tcMar>
-              <w:top w:w="0" w:type="dxa"/>
-              <w:bottom w:w="0" w:type="dxa"/>
-            </w:tcMar>
-            <w:vAlign w:val="center"/>
-          </w:tcPr>
-          <w:p>
-            <w:pPr>
-              <w:pStyle w:val="6"/>
-              <w:keepNext w:val="0"/>
-              <w:keepLines w:val="0"/>
-              <w:widowControl/>
-              <w:suppressLineNumbers w:val="0"/>
-              <w:pBdr>
-                <w:top w:val="none" w:color="auto" w:sz="0" w:space="0"/>
-                <w:left w:val="none" w:color="auto" w:sz="0" w:space="0"/>
-                <w:bottom w:val="none" w:color="auto" w:sz="0" w:space="0"/>
-                <w:right w:val="none" w:color="auto" w:sz="0" w:space="0"/>
-              </w:pBdr>
-              <w:spacing w:before="0" w:beforeAutospacing="0" w:after="0" w:afterAutospacing="0"/>
-              <w:ind w:left="0" w:right="0"/>
-              <w:jc w:val="center"/>
-              <w:rPr>
-                <w:rFonts w:hint="eastAsia" w:ascii="宋体" w:hAnsi="宋体" w:eastAsia="宋体" w:cs="宋体"/>
-                <w:i w:val="0"/>
-                <w:color w:val="auto"/>
-                <w:kern w:val="2"/>
-                <w:sz w:val="28"/>
-                <w:szCs w:val="28"/>
-                <w:lang w:val="en-US" w:eastAsia="zh-CN" w:bidi="ar-SA"/>
-              </w:rPr>
-            </w:pPr>
-            <w:r>
-              <w:rPr>
-                <w:rFonts w:hint="eastAsia" w:ascii="宋体" w:hAnsi="宋体" w:eastAsia="宋体" w:cs="宋体"/>
-                <w:i w:val="0"/>
-                <w:color w:val="auto"/>
-                <w:kern w:val="2"/>
-                <w:sz w:val="28"/>
-                <w:szCs w:val="28"/>
-                <w:lang w:val="en-US" w:eastAsia="zh-CN" w:bidi="ar-SA"/>
-              </w:rPr>
-              <w:t>以居民需求为导向，以社区规划为引领，以机制创新为支撑，实现服务网络全覆盖、服务居民全方位、服务阵地全开放</w:t>
-            </w:r>
-          </w:p>
-        </w:tc>
-      </w:tr>
-      <w:tr>
-        <w:trPr>
-          <w:trHeight w:val="1170" w:hRule="atLeast"/>
-        </w:trPr>
-        <w:tc>
-          <w:tcPr>
-            <w:tcW w:w="625" w:type="dxa"/>
-            <w:tcBorders>
-              <w:top w:val="nil"/>
-              <w:left w:val="single" w:color="000000" w:sz="6" w:space="0"/>
-              <w:bottom w:val="single" w:color="000000" w:sz="6" w:space="0"/>
-              <w:right w:val="single" w:color="000000" w:sz="6" w:space="0"/>
-            </w:tcBorders>
-            <w:shd w:val="clear" w:color="auto" w:fill="FFFFFF"/>
-            <w:noWrap w:val="0"/>
-            <w:tcMar>
-              <w:top w:w="0" w:type="dxa"/>
-              <w:bottom w:w="0" w:type="dxa"/>
-            </w:tcMar>
-            <w:vAlign w:val="center"/>
-          </w:tcPr>
-          <w:p>
-            <w:pPr>
-              <w:pStyle w:val="6"/>
-              <w:keepNext w:val="0"/>
-              <w:keepLines w:val="0"/>
-              <w:widowControl/>
-              <w:suppressLineNumbers w:val="0"/>
-              <w:pBdr>
-                <w:top w:val="none" w:color="auto" w:sz="0" w:space="0"/>
-                <w:left w:val="none" w:color="auto" w:sz="0" w:space="0"/>
-                <w:bottom w:val="none" w:color="auto" w:sz="0" w:space="0"/>
-                <w:right w:val="none" w:color="auto" w:sz="0" w:space="0"/>
-              </w:pBdr>
-              <w:spacing w:before="0" w:beforeAutospacing="0" w:after="0" w:afterAutospacing="0"/>
-              <w:ind w:left="0" w:right="0"/>
-              <w:jc w:val="center"/>
-              <w:rPr>
-                <w:rFonts w:hint="eastAsia" w:ascii="宋体" w:hAnsi="宋体" w:eastAsia="宋体" w:cs="宋体"/>
-                <w:sz w:val="28"/>
-                <w:szCs w:val="28"/>
-              </w:rPr>
-            </w:pPr>
-            <w:r>
-              <w:rPr>
-                <w:rFonts w:hint="eastAsia" w:ascii="宋体" w:hAnsi="宋体" w:eastAsia="宋体" w:cs="宋体"/>
-                <w:b w:val="0"/>
-                <w:i w:val="0"/>
-                <w:caps w:val="0"/>
-                <w:color w:val="333333"/>
-                <w:spacing w:val="0"/>
-                <w:sz w:val="28"/>
-                <w:szCs w:val="28"/>
-              </w:rPr>
-              <w:t>23</w:t>
-            </w:r>
-          </w:p>
-        </w:tc>
-        <w:tc>
-          <w:tcPr>
-            <w:tcW w:w="1438" w:type="dxa"/>
-            <w:tcBorders>
-              <w:top w:val="nil"/>
-              <w:left w:val="nil"/>
-              <w:bottom w:val="single" w:color="000000" w:sz="6" w:space="0"/>
-              <w:right w:val="single" w:color="000000" w:sz="6" w:space="0"/>
-            </w:tcBorders>
-            <w:shd w:val="clear" w:color="auto" w:fill="FFFFFF"/>
-            <w:noWrap w:val="0"/>
-            <w:tcMar>
-              <w:top w:w="0" w:type="dxa"/>
-              <w:bottom w:w="0" w:type="dxa"/>
-            </w:tcMar>
-            <w:vAlign w:val="center"/>
-          </w:tcPr>
-          <w:p>
-            <w:pPr>
-              <w:pStyle w:val="6"/>
-              <w:keepNext w:val="0"/>
-              <w:keepLines w:val="0"/>
-              <w:widowControl/>
-              <w:suppressLineNumbers w:val="0"/>
-              <w:pBdr>
-                <w:top w:val="none" w:color="auto" w:sz="0" w:space="0"/>
-                <w:left w:val="none" w:color="auto" w:sz="0" w:space="0"/>
-                <w:bottom w:val="none" w:color="auto" w:sz="0" w:space="0"/>
-                <w:right w:val="none" w:color="auto" w:sz="0" w:space="0"/>
-              </w:pBdr>
-              <w:spacing w:before="0" w:beforeAutospacing="0" w:after="0" w:afterAutospacing="0"/>
-              <w:ind w:left="0" w:right="0"/>
-              <w:jc w:val="center"/>
-              <w:rPr>
-                <w:rFonts w:hint="eastAsia" w:ascii="宋体" w:hAnsi="宋体" w:eastAsia="宋体" w:cs="宋体"/>
-                <w:i w:val="0"/>
-                <w:color w:val="auto"/>
-                <w:kern w:val="2"/>
-                <w:sz w:val="28"/>
-                <w:szCs w:val="28"/>
-                <w:lang w:val="en-US" w:eastAsia="zh-CN" w:bidi="ar-SA"/>
-              </w:rPr>
-            </w:pPr>
-            <w:r>
-              <w:rPr>
-                <w:rFonts w:hint="eastAsia" w:ascii="宋体" w:hAnsi="宋体" w:eastAsia="宋体" w:cs="宋体"/>
-                <w:i w:val="0"/>
-                <w:color w:val="auto"/>
-                <w:kern w:val="2"/>
-                <w:sz w:val="28"/>
-                <w:szCs w:val="28"/>
-                <w:lang w:val="en-US" w:eastAsia="zh-CN" w:bidi="ar-SA"/>
-              </w:rPr>
-              <w:t>湖南省株洲市天元区</w:t>
-            </w:r>
-          </w:p>
-        </w:tc>
-        <w:tc>
-          <w:tcPr>
-            <w:tcW w:w="3228" w:type="dxa"/>
-            <w:tcBorders>
-              <w:top w:val="nil"/>
-              <w:left w:val="nil"/>
-              <w:bottom w:val="single" w:color="000000" w:sz="6" w:space="0"/>
-              <w:right w:val="single" w:color="000000" w:sz="6" w:space="0"/>
-            </w:tcBorders>
-            <w:shd w:val="clear" w:color="auto" w:fill="FFFFFF"/>
-            <w:noWrap w:val="0"/>
-            <w:tcMar>
-              <w:top w:w="0" w:type="dxa"/>
-              <w:bottom w:w="0" w:type="dxa"/>
-            </w:tcMar>
-            <w:vAlign w:val="center"/>
-          </w:tcPr>
-          <w:p>
-            <w:pPr>
-              <w:pStyle w:val="6"/>
-              <w:keepNext w:val="0"/>
-              <w:keepLines w:val="0"/>
-              <w:widowControl/>
-              <w:suppressLineNumbers w:val="0"/>
-              <w:pBdr>
-                <w:top w:val="none" w:color="auto" w:sz="0" w:space="0"/>
-                <w:left w:val="none" w:color="auto" w:sz="0" w:space="0"/>
-                <w:bottom w:val="none" w:color="auto" w:sz="0" w:space="0"/>
-                <w:right w:val="none" w:color="auto" w:sz="0" w:space="0"/>
-              </w:pBdr>
-              <w:spacing w:before="0" w:beforeAutospacing="0" w:after="0" w:afterAutospacing="0"/>
-              <w:ind w:left="0" w:right="0"/>
-              <w:jc w:val="center"/>
-              <w:rPr>
-                <w:rFonts w:hint="eastAsia" w:ascii="宋体" w:hAnsi="宋体" w:eastAsia="宋体" w:cs="宋体"/>
-                <w:i w:val="0"/>
-                <w:color w:val="auto"/>
-                <w:kern w:val="2"/>
-                <w:sz w:val="28"/>
-                <w:szCs w:val="28"/>
-                <w:lang w:val="en-US" w:eastAsia="zh-CN" w:bidi="ar-SA"/>
-              </w:rPr>
-            </w:pPr>
-            <w:r>
-              <w:rPr>
-                <w:rFonts w:hint="eastAsia" w:ascii="宋体" w:hAnsi="宋体" w:eastAsia="宋体" w:cs="宋体"/>
-                <w:i w:val="0"/>
-                <w:color w:val="auto"/>
-                <w:kern w:val="2"/>
-                <w:sz w:val="28"/>
-                <w:szCs w:val="28"/>
-                <w:lang w:val="en-US" w:eastAsia="zh-CN" w:bidi="ar-SA"/>
-              </w:rPr>
-              <w:t>党建领航·“三社联动”</w:t>
-            </w:r>
-          </w:p>
-        </w:tc>
-        <w:tc>
-          <w:tcPr>
-            <w:tcW w:w="3271" w:type="dxa"/>
-            <w:tcBorders>
-              <w:top w:val="nil"/>
-              <w:left w:val="nil"/>
-              <w:bottom w:val="single" w:color="000000" w:sz="6" w:space="0"/>
-              <w:right w:val="single" w:color="000000" w:sz="6" w:space="0"/>
-            </w:tcBorders>
-            <w:shd w:val="clear" w:color="auto" w:fill="FFFFFF"/>
-            <w:noWrap w:val="0"/>
-            <w:tcMar>
-              <w:top w:w="0" w:type="dxa"/>
-              <w:bottom w:w="0" w:type="dxa"/>
-            </w:tcMar>
-            <w:vAlign w:val="center"/>
-          </w:tcPr>
-          <w:p>
-            <w:pPr>
-              <w:pStyle w:val="6"/>
-              <w:keepNext w:val="0"/>
-              <w:keepLines w:val="0"/>
-              <w:widowControl/>
-              <w:suppressLineNumbers w:val="0"/>
-              <w:pBdr>
-                <w:top w:val="none" w:color="auto" w:sz="0" w:space="0"/>
-                <w:left w:val="none" w:color="auto" w:sz="0" w:space="0"/>
-                <w:bottom w:val="none" w:color="auto" w:sz="0" w:space="0"/>
-                <w:right w:val="none" w:color="auto" w:sz="0" w:space="0"/>
-              </w:pBdr>
-              <w:spacing w:before="0" w:beforeAutospacing="0" w:after="0" w:afterAutospacing="0"/>
-              <w:ind w:left="0" w:right="0"/>
-              <w:jc w:val="center"/>
-              <w:rPr>
-                <w:rFonts w:hint="eastAsia" w:ascii="宋体" w:hAnsi="宋体" w:eastAsia="宋体" w:cs="宋体"/>
-                <w:i w:val="0"/>
-                <w:color w:val="auto"/>
-                <w:kern w:val="2"/>
-                <w:sz w:val="28"/>
-                <w:szCs w:val="28"/>
-                <w:lang w:val="en-US" w:eastAsia="zh-CN" w:bidi="ar-SA"/>
-              </w:rPr>
-            </w:pPr>
-            <w:r>
-              <w:rPr>
-                <w:rFonts w:hint="eastAsia" w:ascii="宋体" w:hAnsi="宋体" w:eastAsia="宋体" w:cs="宋体"/>
-                <w:i w:val="0"/>
-                <w:color w:val="auto"/>
-                <w:kern w:val="2"/>
-                <w:sz w:val="28"/>
-                <w:szCs w:val="28"/>
-                <w:lang w:val="en-US" w:eastAsia="zh-CN" w:bidi="ar-SA"/>
-              </w:rPr>
-              <w:t>探索区域化党建引领“三社联动”工作机制，完善项目化助推“三社联动”制度体系</w:t>
-            </w:r>
-          </w:p>
-        </w:tc>
-      </w:tr>
-      <w:tr>
-        <w:trPr>
-          <w:trHeight w:val="975" w:hRule="atLeast"/>
-        </w:trPr>
-        <w:tc>
-          <w:tcPr>
-            <w:tcW w:w="625" w:type="dxa"/>
-            <w:tcBorders>
-              <w:top w:val="nil"/>
-              <w:left w:val="single" w:color="000000" w:sz="6" w:space="0"/>
-              <w:bottom w:val="single" w:color="000000" w:sz="6" w:space="0"/>
-              <w:right w:val="single" w:color="000000" w:sz="6" w:space="0"/>
-            </w:tcBorders>
-            <w:shd w:val="clear" w:color="auto" w:fill="FFFFFF"/>
-            <w:noWrap w:val="0"/>
-            <w:tcMar>
-              <w:top w:w="0" w:type="dxa"/>
-              <w:bottom w:w="0" w:type="dxa"/>
-            </w:tcMar>
-            <w:vAlign w:val="center"/>
-          </w:tcPr>
-          <w:p>
-            <w:pPr>
-              <w:pStyle w:val="6"/>
-              <w:keepNext w:val="0"/>
-              <w:keepLines w:val="0"/>
-              <w:widowControl/>
-              <w:suppressLineNumbers w:val="0"/>
-              <w:pBdr>
-                <w:top w:val="none" w:color="auto" w:sz="0" w:space="0"/>
-                <w:left w:val="none" w:color="auto" w:sz="0" w:space="0"/>
-                <w:bottom w:val="none" w:color="auto" w:sz="0" w:space="0"/>
-                <w:right w:val="none" w:color="auto" w:sz="0" w:space="0"/>
-              </w:pBdr>
-              <w:spacing w:before="0" w:beforeAutospacing="0" w:after="0" w:afterAutospacing="0"/>
-              <w:ind w:left="0" w:right="0"/>
-              <w:jc w:val="center"/>
-              <w:rPr>
-                <w:rFonts w:hint="eastAsia" w:ascii="宋体" w:hAnsi="宋体" w:eastAsia="宋体" w:cs="宋体"/>
-                <w:sz w:val="28"/>
-                <w:szCs w:val="28"/>
-              </w:rPr>
-            </w:pPr>
-            <w:r>
-              <w:rPr>
-                <w:rFonts w:hint="eastAsia" w:ascii="宋体" w:hAnsi="宋体" w:eastAsia="宋体" w:cs="宋体"/>
-                <w:b w:val="0"/>
-                <w:i w:val="0"/>
-                <w:caps w:val="0"/>
-                <w:color w:val="333333"/>
-                <w:spacing w:val="0"/>
-                <w:sz w:val="28"/>
-                <w:szCs w:val="28"/>
-              </w:rPr>
-              <w:t>24</w:t>
-            </w:r>
-          </w:p>
-        </w:tc>
-        <w:tc>
-          <w:tcPr>
-            <w:tcW w:w="1438" w:type="dxa"/>
-            <w:tcBorders>
-              <w:top w:val="nil"/>
-              <w:left w:val="nil"/>
-              <w:bottom w:val="single" w:color="000000" w:sz="6" w:space="0"/>
-              <w:right w:val="single" w:color="000000" w:sz="6" w:space="0"/>
-            </w:tcBorders>
-            <w:shd w:val="clear" w:color="auto" w:fill="FFFFFF"/>
-            <w:noWrap w:val="0"/>
-            <w:tcMar>
-              <w:top w:w="0" w:type="dxa"/>
-              <w:bottom w:w="0" w:type="dxa"/>
-            </w:tcMar>
-            <w:vAlign w:val="center"/>
-          </w:tcPr>
-          <w:p>
-            <w:pPr>
-              <w:pStyle w:val="6"/>
-              <w:keepNext w:val="0"/>
-              <w:keepLines w:val="0"/>
-              <w:widowControl/>
-              <w:suppressLineNumbers w:val="0"/>
-              <w:pBdr>
-                <w:top w:val="none" w:color="auto" w:sz="0" w:space="0"/>
-                <w:left w:val="none" w:color="auto" w:sz="0" w:space="0"/>
-                <w:bottom w:val="none" w:color="auto" w:sz="0" w:space="0"/>
-                <w:right w:val="none" w:color="auto" w:sz="0" w:space="0"/>
-              </w:pBdr>
-              <w:spacing w:before="0" w:beforeAutospacing="0" w:after="0" w:afterAutospacing="0"/>
-              <w:ind w:left="0" w:right="0"/>
-              <w:jc w:val="center"/>
-              <w:rPr>
-                <w:rFonts w:hint="eastAsia" w:ascii="宋体" w:hAnsi="宋体" w:eastAsia="宋体" w:cs="宋体"/>
-                <w:i w:val="0"/>
-                <w:color w:val="auto"/>
-                <w:kern w:val="2"/>
-                <w:sz w:val="28"/>
-                <w:szCs w:val="28"/>
-                <w:lang w:val="en-US" w:eastAsia="zh-CN" w:bidi="ar-SA"/>
-              </w:rPr>
-            </w:pPr>
-            <w:r>
-              <w:rPr>
-                <w:rFonts w:hint="eastAsia" w:ascii="宋体" w:hAnsi="宋体" w:eastAsia="宋体" w:cs="宋体"/>
-                <w:i w:val="0"/>
-                <w:color w:val="auto"/>
-                <w:kern w:val="2"/>
-                <w:sz w:val="28"/>
-                <w:szCs w:val="28"/>
-                <w:lang w:val="en-US" w:eastAsia="zh-CN" w:bidi="ar-SA"/>
-              </w:rPr>
-              <w:t>广东省佛山市禅城区</w:t>
-            </w:r>
-          </w:p>
-        </w:tc>
-        <w:tc>
-          <w:tcPr>
-            <w:tcW w:w="3228" w:type="dxa"/>
-            <w:tcBorders>
-              <w:top w:val="nil"/>
-              <w:left w:val="nil"/>
-              <w:bottom w:val="single" w:color="000000" w:sz="6" w:space="0"/>
-              <w:right w:val="single" w:color="000000" w:sz="6" w:space="0"/>
-            </w:tcBorders>
-            <w:shd w:val="clear" w:color="auto" w:fill="FFFFFF"/>
-            <w:noWrap w:val="0"/>
-            <w:tcMar>
-              <w:top w:w="0" w:type="dxa"/>
-              <w:bottom w:w="0" w:type="dxa"/>
-            </w:tcMar>
-            <w:vAlign w:val="center"/>
-          </w:tcPr>
-          <w:p>
-            <w:pPr>
-              <w:pStyle w:val="6"/>
-              <w:keepNext w:val="0"/>
-              <w:keepLines w:val="0"/>
-              <w:widowControl/>
-              <w:suppressLineNumbers w:val="0"/>
-              <w:pBdr>
-                <w:top w:val="none" w:color="auto" w:sz="0" w:space="0"/>
-                <w:left w:val="none" w:color="auto" w:sz="0" w:space="0"/>
-                <w:bottom w:val="none" w:color="auto" w:sz="0" w:space="0"/>
-                <w:right w:val="none" w:color="auto" w:sz="0" w:space="0"/>
-              </w:pBdr>
-              <w:spacing w:before="0" w:beforeAutospacing="0" w:after="0" w:afterAutospacing="0"/>
-              <w:ind w:left="0" w:right="0"/>
-              <w:jc w:val="center"/>
-              <w:rPr>
-                <w:rFonts w:hint="eastAsia" w:ascii="宋体" w:hAnsi="宋体" w:eastAsia="宋体" w:cs="宋体"/>
-                <w:i w:val="0"/>
-                <w:color w:val="auto"/>
-                <w:kern w:val="2"/>
-                <w:sz w:val="28"/>
-                <w:szCs w:val="28"/>
-                <w:lang w:val="en-US" w:eastAsia="zh-CN" w:bidi="ar-SA"/>
-              </w:rPr>
-            </w:pPr>
-            <w:r>
-              <w:rPr>
-                <w:rFonts w:hint="eastAsia" w:ascii="宋体" w:hAnsi="宋体" w:eastAsia="宋体" w:cs="宋体"/>
-                <w:i w:val="0"/>
-                <w:color w:val="auto"/>
-                <w:kern w:val="2"/>
-                <w:sz w:val="28"/>
-                <w:szCs w:val="28"/>
-                <w:lang w:val="en-US" w:eastAsia="zh-CN" w:bidi="ar-SA"/>
-              </w:rPr>
-              <w:t>打造社区微服务综合体系，提升社区治理和服务水平</w:t>
-            </w:r>
-          </w:p>
-        </w:tc>
-        <w:tc>
-          <w:tcPr>
-            <w:tcW w:w="3271" w:type="dxa"/>
-            <w:tcBorders>
-              <w:top w:val="nil"/>
-              <w:left w:val="nil"/>
-              <w:bottom w:val="single" w:color="000000" w:sz="6" w:space="0"/>
-              <w:right w:val="single" w:color="000000" w:sz="6" w:space="0"/>
-            </w:tcBorders>
-            <w:shd w:val="clear" w:color="auto" w:fill="FFFFFF"/>
-            <w:noWrap w:val="0"/>
-            <w:tcMar>
-              <w:top w:w="0" w:type="dxa"/>
-              <w:bottom w:w="0" w:type="dxa"/>
-            </w:tcMar>
-            <w:vAlign w:val="center"/>
-          </w:tcPr>
-          <w:p>
-            <w:pPr>
-              <w:pStyle w:val="6"/>
-              <w:keepNext w:val="0"/>
-              <w:keepLines w:val="0"/>
-              <w:widowControl/>
-              <w:suppressLineNumbers w:val="0"/>
-              <w:pBdr>
-                <w:top w:val="none" w:color="auto" w:sz="0" w:space="0"/>
-                <w:left w:val="none" w:color="auto" w:sz="0" w:space="0"/>
-                <w:bottom w:val="none" w:color="auto" w:sz="0" w:space="0"/>
-                <w:right w:val="none" w:color="auto" w:sz="0" w:space="0"/>
-              </w:pBdr>
-              <w:spacing w:before="0" w:beforeAutospacing="0" w:after="0" w:afterAutospacing="0"/>
-              <w:ind w:left="0" w:right="0"/>
-              <w:jc w:val="center"/>
-              <w:rPr>
-                <w:rFonts w:hint="eastAsia" w:ascii="宋体" w:hAnsi="宋体" w:eastAsia="宋体" w:cs="宋体"/>
-                <w:i w:val="0"/>
-                <w:color w:val="auto"/>
-                <w:kern w:val="2"/>
-                <w:sz w:val="28"/>
-                <w:szCs w:val="28"/>
-                <w:lang w:val="en-US" w:eastAsia="zh-CN" w:bidi="ar-SA"/>
-              </w:rPr>
-            </w:pPr>
-            <w:r>
-              <w:rPr>
-                <w:rFonts w:hint="eastAsia" w:ascii="宋体" w:hAnsi="宋体" w:eastAsia="宋体" w:cs="宋体"/>
-                <w:i w:val="0"/>
-                <w:color w:val="auto"/>
-                <w:kern w:val="2"/>
-                <w:sz w:val="28"/>
-                <w:szCs w:val="28"/>
-                <w:lang w:val="en-US" w:eastAsia="zh-CN" w:bidi="ar-SA"/>
-              </w:rPr>
-              <w:t>以信息化技术为支撑，建设覆盖区、街道、社区三级的社区微服务综合体系，实现宏观群体资源与微观个体需求精准对接</w:t>
-            </w:r>
-          </w:p>
-        </w:tc>
-      </w:tr>
-      <w:tr>
-        <w:trPr>
-          <w:trHeight w:val="1020" w:hRule="atLeast"/>
-        </w:trPr>
-        <w:tc>
-          <w:tcPr>
-            <w:tcW w:w="625" w:type="dxa"/>
-            <w:tcBorders>
-              <w:top w:val="nil"/>
-              <w:left w:val="single" w:color="000000" w:sz="6" w:space="0"/>
-              <w:bottom w:val="single" w:color="000000" w:sz="6" w:space="0"/>
-              <w:right w:val="single" w:color="000000" w:sz="6" w:space="0"/>
-            </w:tcBorders>
-            <w:shd w:val="clear" w:color="auto" w:fill="FFFFFF"/>
-            <w:noWrap w:val="0"/>
-            <w:tcMar>
-              <w:top w:w="0" w:type="dxa"/>
-              <w:bottom w:w="0" w:type="dxa"/>
-            </w:tcMar>
-            <w:vAlign w:val="center"/>
-          </w:tcPr>
-          <w:p>
-            <w:pPr>
-              <w:pStyle w:val="6"/>
-              <w:keepNext w:val="0"/>
-              <w:keepLines w:val="0"/>
-              <w:widowControl/>
-              <w:suppressLineNumbers w:val="0"/>
-              <w:pBdr>
-                <w:top w:val="none" w:color="auto" w:sz="0" w:space="0"/>
-                <w:left w:val="none" w:color="auto" w:sz="0" w:space="0"/>
-                <w:bottom w:val="none" w:color="auto" w:sz="0" w:space="0"/>
-                <w:right w:val="none" w:color="auto" w:sz="0" w:space="0"/>
-              </w:pBdr>
-              <w:spacing w:before="0" w:beforeAutospacing="0" w:after="0" w:afterAutospacing="0"/>
-              <w:ind w:left="0" w:right="0"/>
-              <w:jc w:val="center"/>
-              <w:rPr>
-                <w:rFonts w:hint="eastAsia" w:ascii="宋体" w:hAnsi="宋体" w:eastAsia="宋体" w:cs="宋体"/>
-                <w:sz w:val="28"/>
-                <w:szCs w:val="28"/>
-              </w:rPr>
-            </w:pPr>
-            <w:r>
-              <w:rPr>
-                <w:rFonts w:hint="eastAsia" w:ascii="宋体" w:hAnsi="宋体" w:eastAsia="宋体" w:cs="宋体"/>
-                <w:b w:val="0"/>
-                <w:i w:val="0"/>
-                <w:caps w:val="0"/>
-                <w:color w:val="333333"/>
-                <w:spacing w:val="0"/>
-                <w:sz w:val="28"/>
-                <w:szCs w:val="28"/>
-              </w:rPr>
-              <w:t>25</w:t>
-            </w:r>
-          </w:p>
-        </w:tc>
-        <w:tc>
-          <w:tcPr>
-            <w:tcW w:w="1438" w:type="dxa"/>
-            <w:tcBorders>
-              <w:top w:val="nil"/>
-              <w:left w:val="nil"/>
-              <w:bottom w:val="single" w:color="000000" w:sz="6" w:space="0"/>
-              <w:right w:val="single" w:color="000000" w:sz="6" w:space="0"/>
-            </w:tcBorders>
-            <w:shd w:val="clear" w:color="auto" w:fill="FFFFFF"/>
-            <w:noWrap w:val="0"/>
-            <w:tcMar>
-              <w:top w:w="0" w:type="dxa"/>
-              <w:bottom w:w="0" w:type="dxa"/>
-            </w:tcMar>
-            <w:vAlign w:val="center"/>
-          </w:tcPr>
-          <w:p>
-            <w:pPr>
-              <w:pStyle w:val="6"/>
-              <w:keepNext w:val="0"/>
-              <w:keepLines w:val="0"/>
-              <w:widowControl/>
-              <w:suppressLineNumbers w:val="0"/>
-              <w:pBdr>
-                <w:top w:val="none" w:color="auto" w:sz="0" w:space="0"/>
-                <w:left w:val="none" w:color="auto" w:sz="0" w:space="0"/>
-                <w:bottom w:val="none" w:color="auto" w:sz="0" w:space="0"/>
-                <w:right w:val="none" w:color="auto" w:sz="0" w:space="0"/>
-              </w:pBdr>
-              <w:spacing w:before="0" w:beforeAutospacing="0" w:after="0" w:afterAutospacing="0"/>
-              <w:ind w:left="0" w:right="0"/>
-              <w:jc w:val="center"/>
-              <w:rPr>
-                <w:rFonts w:hint="eastAsia" w:ascii="宋体" w:hAnsi="宋体" w:eastAsia="宋体" w:cs="宋体"/>
-                <w:i w:val="0"/>
-                <w:color w:val="auto"/>
-                <w:kern w:val="2"/>
-                <w:sz w:val="28"/>
-                <w:szCs w:val="28"/>
-                <w:lang w:val="en-US" w:eastAsia="zh-CN" w:bidi="ar-SA"/>
-              </w:rPr>
-            </w:pPr>
-            <w:r>
-              <w:rPr>
-                <w:rFonts w:hint="eastAsia" w:ascii="宋体" w:hAnsi="宋体" w:eastAsia="宋体" w:cs="宋体"/>
-                <w:i w:val="0"/>
-                <w:color w:val="auto"/>
-                <w:kern w:val="2"/>
-                <w:sz w:val="28"/>
-                <w:szCs w:val="28"/>
-                <w:lang w:val="en-US" w:eastAsia="zh-CN" w:bidi="ar-SA"/>
-              </w:rPr>
-              <w:t>重庆市江北区</w:t>
-            </w:r>
-          </w:p>
-        </w:tc>
-        <w:tc>
-          <w:tcPr>
-            <w:tcW w:w="3228" w:type="dxa"/>
-            <w:tcBorders>
-              <w:top w:val="nil"/>
-              <w:left w:val="nil"/>
-              <w:bottom w:val="single" w:color="000000" w:sz="6" w:space="0"/>
-              <w:right w:val="single" w:color="000000" w:sz="6" w:space="0"/>
-            </w:tcBorders>
-            <w:shd w:val="clear" w:color="auto" w:fill="FFFFFF"/>
-            <w:noWrap w:val="0"/>
-            <w:tcMar>
-              <w:top w:w="0" w:type="dxa"/>
-              <w:bottom w:w="0" w:type="dxa"/>
-            </w:tcMar>
-            <w:vAlign w:val="center"/>
-          </w:tcPr>
-          <w:p>
-            <w:pPr>
-              <w:pStyle w:val="6"/>
-              <w:keepNext w:val="0"/>
-              <w:keepLines w:val="0"/>
-              <w:widowControl/>
-              <w:suppressLineNumbers w:val="0"/>
-              <w:pBdr>
-                <w:top w:val="none" w:color="auto" w:sz="0" w:space="0"/>
-                <w:left w:val="none" w:color="auto" w:sz="0" w:space="0"/>
-                <w:bottom w:val="none" w:color="auto" w:sz="0" w:space="0"/>
-                <w:right w:val="none" w:color="auto" w:sz="0" w:space="0"/>
-              </w:pBdr>
-              <w:spacing w:before="0" w:beforeAutospacing="0" w:after="0" w:afterAutospacing="0"/>
-              <w:ind w:left="0" w:right="0"/>
-              <w:jc w:val="center"/>
-              <w:rPr>
-                <w:rFonts w:hint="eastAsia" w:ascii="宋体" w:hAnsi="宋体" w:eastAsia="宋体" w:cs="宋体"/>
-                <w:i w:val="0"/>
-                <w:color w:val="auto"/>
-                <w:kern w:val="2"/>
-                <w:sz w:val="28"/>
-                <w:szCs w:val="28"/>
-                <w:lang w:val="en-US" w:eastAsia="zh-CN" w:bidi="ar-SA"/>
-              </w:rPr>
-            </w:pPr>
-            <w:r>
-              <w:rPr>
-                <w:rFonts w:hint="eastAsia" w:ascii="宋体" w:hAnsi="宋体" w:eastAsia="宋体" w:cs="宋体"/>
-                <w:i w:val="0"/>
-                <w:color w:val="auto"/>
-                <w:kern w:val="2"/>
-                <w:sz w:val="28"/>
-                <w:szCs w:val="28"/>
-                <w:lang w:val="en-US" w:eastAsia="zh-CN" w:bidi="ar-SA"/>
-              </w:rPr>
-              <w:t>构建“三社+N”联动体系，增强社区治理和服务“六个能力”</w:t>
-            </w:r>
-          </w:p>
-        </w:tc>
-        <w:tc>
-          <w:tcPr>
-            <w:tcW w:w="3271" w:type="dxa"/>
-            <w:tcBorders>
-              <w:top w:val="nil"/>
-              <w:left w:val="nil"/>
-              <w:bottom w:val="single" w:color="000000" w:sz="6" w:space="0"/>
-              <w:right w:val="single" w:color="000000" w:sz="6" w:space="0"/>
-            </w:tcBorders>
-            <w:shd w:val="clear" w:color="auto" w:fill="FFFFFF"/>
-            <w:noWrap w:val="0"/>
-            <w:tcMar>
-              <w:top w:w="0" w:type="dxa"/>
-              <w:bottom w:w="0" w:type="dxa"/>
-            </w:tcMar>
-            <w:vAlign w:val="center"/>
-          </w:tcPr>
-          <w:p>
-            <w:pPr>
-              <w:pStyle w:val="6"/>
-              <w:keepNext w:val="0"/>
-              <w:keepLines w:val="0"/>
-              <w:widowControl/>
-              <w:suppressLineNumbers w:val="0"/>
-              <w:pBdr>
-                <w:top w:val="none" w:color="auto" w:sz="0" w:space="0"/>
-                <w:left w:val="none" w:color="auto" w:sz="0" w:space="0"/>
-                <w:bottom w:val="none" w:color="auto" w:sz="0" w:space="0"/>
-                <w:right w:val="none" w:color="auto" w:sz="0" w:space="0"/>
-              </w:pBdr>
-              <w:spacing w:before="0" w:beforeAutospacing="0" w:after="0" w:afterAutospacing="0"/>
-              <w:ind w:left="0" w:right="0"/>
-              <w:jc w:val="center"/>
-              <w:rPr>
-                <w:rFonts w:hint="eastAsia" w:ascii="宋体" w:hAnsi="宋体" w:eastAsia="宋体" w:cs="宋体"/>
-                <w:i w:val="0"/>
-                <w:color w:val="auto"/>
-                <w:kern w:val="2"/>
-                <w:sz w:val="28"/>
-                <w:szCs w:val="28"/>
-                <w:lang w:val="en-US" w:eastAsia="zh-CN" w:bidi="ar-SA"/>
-              </w:rPr>
-            </w:pPr>
-            <w:r>
-              <w:rPr>
-                <w:rFonts w:hint="eastAsia" w:ascii="宋体" w:hAnsi="宋体" w:eastAsia="宋体" w:cs="宋体"/>
-                <w:i w:val="0"/>
-                <w:color w:val="auto"/>
-                <w:kern w:val="2"/>
-                <w:sz w:val="28"/>
-                <w:szCs w:val="28"/>
-                <w:lang w:val="en-US" w:eastAsia="zh-CN" w:bidi="ar-SA"/>
-              </w:rPr>
-              <w:t>探索建立以社区为平台、社会组织为载体、社会工作为支撑，多方力量积极参与、深度融合的“三社+N”联动体系，实现社区治理和服务“六个能力”提升</w:t>
-            </w:r>
-          </w:p>
-        </w:tc>
-      </w:tr>
-      <w:tr>
-        <w:trPr>
-          <w:trHeight w:val="930" w:hRule="atLeast"/>
-        </w:trPr>
-        <w:tc>
-          <w:tcPr>
-            <w:tcW w:w="625" w:type="dxa"/>
-            <w:tcBorders>
-              <w:top w:val="nil"/>
-              <w:left w:val="single" w:color="000000" w:sz="6" w:space="0"/>
-              <w:bottom w:val="single" w:color="000000" w:sz="6" w:space="0"/>
-              <w:right w:val="single" w:color="000000" w:sz="6" w:space="0"/>
-            </w:tcBorders>
-            <w:shd w:val="clear" w:color="auto" w:fill="FFFFFF"/>
-            <w:noWrap w:val="0"/>
-            <w:tcMar>
-              <w:top w:w="0" w:type="dxa"/>
-              <w:bottom w:w="0" w:type="dxa"/>
-            </w:tcMar>
-            <w:vAlign w:val="center"/>
-          </w:tcPr>
-          <w:p>
-            <w:pPr>
-              <w:pStyle w:val="6"/>
-              <w:keepNext w:val="0"/>
-              <w:keepLines w:val="0"/>
-              <w:widowControl/>
-              <w:suppressLineNumbers w:val="0"/>
-              <w:pBdr>
-                <w:top w:val="none" w:color="auto" w:sz="0" w:space="0"/>
-                <w:left w:val="none" w:color="auto" w:sz="0" w:space="0"/>
-                <w:bottom w:val="none" w:color="auto" w:sz="0" w:space="0"/>
-                <w:right w:val="none" w:color="auto" w:sz="0" w:space="0"/>
-              </w:pBdr>
-              <w:spacing w:before="0" w:beforeAutospacing="0" w:after="0" w:afterAutospacing="0"/>
-              <w:ind w:left="0" w:right="0"/>
-              <w:jc w:val="center"/>
-              <w:rPr>
-                <w:rFonts w:hint="eastAsia" w:ascii="宋体" w:hAnsi="宋体" w:eastAsia="宋体" w:cs="宋体"/>
-                <w:sz w:val="28"/>
-                <w:szCs w:val="28"/>
-              </w:rPr>
-            </w:pPr>
-            <w:r>
-              <w:rPr>
-                <w:rFonts w:hint="eastAsia" w:ascii="宋体" w:hAnsi="宋体" w:eastAsia="宋体" w:cs="宋体"/>
-                <w:b w:val="0"/>
-                <w:i w:val="0"/>
-                <w:caps w:val="0"/>
-                <w:color w:val="333333"/>
-                <w:spacing w:val="0"/>
-                <w:sz w:val="28"/>
-                <w:szCs w:val="28"/>
-              </w:rPr>
-              <w:t>26</w:t>
-            </w:r>
-          </w:p>
-        </w:tc>
-        <w:tc>
-          <w:tcPr>
-            <w:tcW w:w="1438" w:type="dxa"/>
-            <w:tcBorders>
-              <w:top w:val="nil"/>
-              <w:left w:val="nil"/>
-              <w:bottom w:val="single" w:color="000000" w:sz="6" w:space="0"/>
-              <w:right w:val="single" w:color="000000" w:sz="6" w:space="0"/>
-            </w:tcBorders>
-            <w:shd w:val="clear" w:color="auto" w:fill="FFFFFF"/>
-            <w:noWrap w:val="0"/>
-            <w:tcMar>
-              <w:top w:w="0" w:type="dxa"/>
-              <w:bottom w:w="0" w:type="dxa"/>
-            </w:tcMar>
-            <w:vAlign w:val="center"/>
-          </w:tcPr>
-          <w:p>
-            <w:pPr>
-              <w:pStyle w:val="6"/>
-              <w:keepNext w:val="0"/>
-              <w:keepLines w:val="0"/>
-              <w:widowControl/>
-              <w:suppressLineNumbers w:val="0"/>
-              <w:pBdr>
-                <w:top w:val="none" w:color="auto" w:sz="0" w:space="0"/>
-                <w:left w:val="none" w:color="auto" w:sz="0" w:space="0"/>
-                <w:bottom w:val="none" w:color="auto" w:sz="0" w:space="0"/>
-                <w:right w:val="none" w:color="auto" w:sz="0" w:space="0"/>
-              </w:pBdr>
-              <w:spacing w:before="0" w:beforeAutospacing="0" w:after="0" w:afterAutospacing="0"/>
-              <w:ind w:left="0" w:right="0"/>
-              <w:jc w:val="center"/>
-              <w:rPr>
-                <w:rFonts w:hint="eastAsia" w:ascii="宋体" w:hAnsi="宋体" w:eastAsia="宋体" w:cs="宋体"/>
-                <w:i w:val="0"/>
-                <w:color w:val="auto"/>
-                <w:kern w:val="2"/>
-                <w:sz w:val="28"/>
-                <w:szCs w:val="28"/>
-                <w:lang w:val="en-US" w:eastAsia="zh-CN" w:bidi="ar-SA"/>
-              </w:rPr>
-            </w:pPr>
-            <w:r>
-              <w:rPr>
-                <w:rFonts w:hint="eastAsia" w:ascii="宋体" w:hAnsi="宋体" w:eastAsia="宋体" w:cs="宋体"/>
-                <w:i w:val="0"/>
-                <w:color w:val="auto"/>
-                <w:kern w:val="2"/>
-                <w:sz w:val="28"/>
-                <w:szCs w:val="28"/>
-                <w:lang w:val="en-US" w:eastAsia="zh-CN" w:bidi="ar-SA"/>
-              </w:rPr>
-              <w:t>四川省成都市金牛区</w:t>
-            </w:r>
-          </w:p>
-        </w:tc>
-        <w:tc>
-          <w:tcPr>
-            <w:tcW w:w="3228" w:type="dxa"/>
-            <w:tcBorders>
-              <w:top w:val="nil"/>
-              <w:left w:val="nil"/>
-              <w:bottom w:val="single" w:color="000000" w:sz="6" w:space="0"/>
-              <w:right w:val="single" w:color="000000" w:sz="6" w:space="0"/>
-            </w:tcBorders>
-            <w:shd w:val="clear" w:color="auto" w:fill="FFFFFF"/>
-            <w:noWrap w:val="0"/>
-            <w:tcMar>
-              <w:top w:w="0" w:type="dxa"/>
-              <w:bottom w:w="0" w:type="dxa"/>
-            </w:tcMar>
-            <w:vAlign w:val="center"/>
-          </w:tcPr>
-          <w:p>
-            <w:pPr>
-              <w:pStyle w:val="6"/>
-              <w:keepNext w:val="0"/>
-              <w:keepLines w:val="0"/>
-              <w:widowControl/>
-              <w:suppressLineNumbers w:val="0"/>
-              <w:pBdr>
-                <w:top w:val="none" w:color="auto" w:sz="0" w:space="0"/>
-                <w:left w:val="none" w:color="auto" w:sz="0" w:space="0"/>
-                <w:bottom w:val="none" w:color="auto" w:sz="0" w:space="0"/>
-                <w:right w:val="none" w:color="auto" w:sz="0" w:space="0"/>
-              </w:pBdr>
-              <w:spacing w:before="0" w:beforeAutospacing="0" w:after="0" w:afterAutospacing="0"/>
-              <w:ind w:left="0" w:right="0"/>
-              <w:jc w:val="center"/>
-              <w:rPr>
-                <w:rFonts w:hint="eastAsia" w:ascii="宋体" w:hAnsi="宋体" w:eastAsia="宋体" w:cs="宋体"/>
-                <w:i w:val="0"/>
-                <w:color w:val="auto"/>
-                <w:kern w:val="2"/>
-                <w:sz w:val="28"/>
-                <w:szCs w:val="28"/>
-                <w:lang w:val="en-US" w:eastAsia="zh-CN" w:bidi="ar-SA"/>
-              </w:rPr>
-            </w:pPr>
-            <w:r>
-              <w:rPr>
-                <w:rFonts w:hint="eastAsia" w:ascii="宋体" w:hAnsi="宋体" w:eastAsia="宋体" w:cs="宋体"/>
-                <w:i w:val="0"/>
-                <w:color w:val="auto"/>
-                <w:kern w:val="2"/>
-                <w:sz w:val="28"/>
-                <w:szCs w:val="28"/>
-                <w:lang w:val="en-US" w:eastAsia="zh-CN" w:bidi="ar-SA"/>
-              </w:rPr>
-              <w:t>探索建立党建引领的社区提案工作机制</w:t>
-            </w:r>
-          </w:p>
-        </w:tc>
-        <w:tc>
-          <w:tcPr>
-            <w:tcW w:w="3271" w:type="dxa"/>
-            <w:tcBorders>
-              <w:top w:val="nil"/>
-              <w:left w:val="nil"/>
-              <w:bottom w:val="single" w:color="000000" w:sz="6" w:space="0"/>
-              <w:right w:val="single" w:color="000000" w:sz="6" w:space="0"/>
-            </w:tcBorders>
-            <w:shd w:val="clear" w:color="auto" w:fill="FFFFFF"/>
-            <w:noWrap w:val="0"/>
-            <w:tcMar>
-              <w:top w:w="0" w:type="dxa"/>
-              <w:bottom w:w="0" w:type="dxa"/>
-            </w:tcMar>
-            <w:vAlign w:val="center"/>
-          </w:tcPr>
-          <w:p>
-            <w:pPr>
-              <w:pStyle w:val="6"/>
-              <w:keepNext w:val="0"/>
-              <w:keepLines w:val="0"/>
-              <w:widowControl/>
-              <w:suppressLineNumbers w:val="0"/>
-              <w:pBdr>
-                <w:top w:val="none" w:color="auto" w:sz="0" w:space="0"/>
-                <w:left w:val="none" w:color="auto" w:sz="0" w:space="0"/>
-                <w:bottom w:val="none" w:color="auto" w:sz="0" w:space="0"/>
-                <w:right w:val="none" w:color="auto" w:sz="0" w:space="0"/>
-              </w:pBdr>
-              <w:spacing w:before="0" w:beforeAutospacing="0" w:after="0" w:afterAutospacing="0"/>
-              <w:ind w:left="0" w:right="0"/>
-              <w:jc w:val="center"/>
-              <w:rPr>
-                <w:rFonts w:hint="eastAsia" w:ascii="宋体" w:hAnsi="宋体" w:eastAsia="宋体" w:cs="宋体"/>
-                <w:i w:val="0"/>
-                <w:color w:val="auto"/>
-                <w:kern w:val="2"/>
-                <w:sz w:val="28"/>
-                <w:szCs w:val="28"/>
-                <w:lang w:val="en-US" w:eastAsia="zh-CN" w:bidi="ar-SA"/>
-              </w:rPr>
-            </w:pPr>
-            <w:r>
-              <w:rPr>
-                <w:rFonts w:hint="eastAsia" w:ascii="宋体" w:hAnsi="宋体" w:eastAsia="宋体" w:cs="宋体"/>
-                <w:i w:val="0"/>
-                <w:color w:val="auto"/>
-                <w:kern w:val="2"/>
-                <w:sz w:val="28"/>
-                <w:szCs w:val="28"/>
-                <w:lang w:val="en-US" w:eastAsia="zh-CN" w:bidi="ar-SA"/>
-              </w:rPr>
-              <w:t>探索建立党领导下的社区提案收集、分拣、审议、公开、落实、评估机制，构建多方参与、共同治理的社区治理体系</w:t>
-            </w:r>
-          </w:p>
-        </w:tc>
-      </w:tr>
-      <w:tr>
-        <w:trPr>
-          <w:trHeight w:val="945" w:hRule="atLeast"/>
-        </w:trPr>
-        <w:tc>
-          <w:tcPr>
-            <w:tcW w:w="625" w:type="dxa"/>
-            <w:tcBorders>
-              <w:top w:val="nil"/>
-              <w:left w:val="single" w:color="000000" w:sz="6" w:space="0"/>
-              <w:bottom w:val="single" w:color="000000" w:sz="6" w:space="0"/>
-              <w:right w:val="single" w:color="000000" w:sz="6" w:space="0"/>
-            </w:tcBorders>
-            <w:shd w:val="clear" w:color="auto" w:fill="FFFFFF"/>
-            <w:noWrap w:val="0"/>
-            <w:tcMar>
-              <w:top w:w="0" w:type="dxa"/>
-              <w:bottom w:w="0" w:type="dxa"/>
-            </w:tcMar>
-            <w:vAlign w:val="center"/>
-          </w:tcPr>
-          <w:p>
-            <w:pPr>
-              <w:pStyle w:val="6"/>
-              <w:keepNext w:val="0"/>
-              <w:keepLines w:val="0"/>
-              <w:widowControl/>
-              <w:suppressLineNumbers w:val="0"/>
-              <w:pBdr>
-                <w:top w:val="none" w:color="auto" w:sz="0" w:space="0"/>
-                <w:left w:val="none" w:color="auto" w:sz="0" w:space="0"/>
-                <w:bottom w:val="none" w:color="auto" w:sz="0" w:space="0"/>
-                <w:right w:val="none" w:color="auto" w:sz="0" w:space="0"/>
-              </w:pBdr>
-              <w:spacing w:before="0" w:beforeAutospacing="0" w:after="0" w:afterAutospacing="0"/>
-              <w:ind w:left="0" w:right="0"/>
-              <w:jc w:val="center"/>
-              <w:rPr>
-                <w:rFonts w:hint="eastAsia" w:ascii="宋体" w:hAnsi="宋体" w:eastAsia="宋体" w:cs="宋体"/>
-                <w:sz w:val="28"/>
-                <w:szCs w:val="28"/>
-              </w:rPr>
-            </w:pPr>
-            <w:r>
-              <w:rPr>
-                <w:rFonts w:hint="eastAsia" w:ascii="宋体" w:hAnsi="宋体" w:eastAsia="宋体" w:cs="宋体"/>
-                <w:b w:val="0"/>
-                <w:i w:val="0"/>
-                <w:caps w:val="0"/>
-                <w:color w:val="333333"/>
-                <w:spacing w:val="0"/>
-                <w:sz w:val="28"/>
-                <w:szCs w:val="28"/>
-              </w:rPr>
-              <w:t>27</w:t>
-            </w:r>
-          </w:p>
-        </w:tc>
-        <w:tc>
-          <w:tcPr>
-            <w:tcW w:w="1438" w:type="dxa"/>
-            <w:tcBorders>
-              <w:top w:val="nil"/>
-              <w:left w:val="nil"/>
-              <w:bottom w:val="single" w:color="000000" w:sz="6" w:space="0"/>
-              <w:right w:val="single" w:color="000000" w:sz="6" w:space="0"/>
-            </w:tcBorders>
-            <w:shd w:val="clear" w:color="auto" w:fill="FFFFFF"/>
-            <w:noWrap w:val="0"/>
-            <w:tcMar>
-              <w:top w:w="0" w:type="dxa"/>
-              <w:bottom w:w="0" w:type="dxa"/>
-            </w:tcMar>
-            <w:vAlign w:val="center"/>
-          </w:tcPr>
-          <w:p>
-            <w:pPr>
-              <w:pStyle w:val="6"/>
-              <w:keepNext w:val="0"/>
-              <w:keepLines w:val="0"/>
-              <w:widowControl/>
-              <w:suppressLineNumbers w:val="0"/>
-              <w:pBdr>
-                <w:top w:val="none" w:color="auto" w:sz="0" w:space="0"/>
-                <w:left w:val="none" w:color="auto" w:sz="0" w:space="0"/>
-                <w:bottom w:val="none" w:color="auto" w:sz="0" w:space="0"/>
-                <w:right w:val="none" w:color="auto" w:sz="0" w:space="0"/>
-              </w:pBdr>
-              <w:spacing w:before="0" w:beforeAutospacing="0" w:after="0" w:afterAutospacing="0"/>
-              <w:ind w:left="0" w:right="0"/>
-              <w:jc w:val="center"/>
-              <w:rPr>
-                <w:rFonts w:hint="eastAsia" w:ascii="宋体" w:hAnsi="宋体" w:eastAsia="宋体" w:cs="宋体"/>
-                <w:i w:val="0"/>
-                <w:color w:val="auto"/>
-                <w:kern w:val="2"/>
-                <w:sz w:val="28"/>
-                <w:szCs w:val="28"/>
-                <w:lang w:val="en-US" w:eastAsia="zh-CN" w:bidi="ar-SA"/>
-              </w:rPr>
-            </w:pPr>
-            <w:r>
-              <w:rPr>
-                <w:rFonts w:hint="eastAsia" w:ascii="宋体" w:hAnsi="宋体" w:eastAsia="宋体" w:cs="宋体"/>
-                <w:i w:val="0"/>
-                <w:color w:val="auto"/>
-                <w:kern w:val="2"/>
-                <w:sz w:val="28"/>
-                <w:szCs w:val="28"/>
-                <w:lang w:val="en-US" w:eastAsia="zh-CN" w:bidi="ar-SA"/>
-              </w:rPr>
-              <w:t>四川省成都市新都区</w:t>
-            </w:r>
-          </w:p>
-        </w:tc>
-        <w:tc>
-          <w:tcPr>
-            <w:tcW w:w="3228" w:type="dxa"/>
-            <w:tcBorders>
-              <w:top w:val="nil"/>
-              <w:left w:val="nil"/>
-              <w:bottom w:val="single" w:color="000000" w:sz="6" w:space="0"/>
-              <w:right w:val="single" w:color="000000" w:sz="6" w:space="0"/>
-            </w:tcBorders>
-            <w:shd w:val="clear" w:color="auto" w:fill="FFFFFF"/>
-            <w:noWrap w:val="0"/>
-            <w:tcMar>
-              <w:top w:w="0" w:type="dxa"/>
-              <w:bottom w:w="0" w:type="dxa"/>
-            </w:tcMar>
-            <w:vAlign w:val="center"/>
-          </w:tcPr>
-          <w:p>
-            <w:pPr>
-              <w:pStyle w:val="6"/>
-              <w:keepNext w:val="0"/>
-              <w:keepLines w:val="0"/>
-              <w:widowControl/>
-              <w:suppressLineNumbers w:val="0"/>
-              <w:pBdr>
-                <w:top w:val="none" w:color="auto" w:sz="0" w:space="0"/>
-                <w:left w:val="none" w:color="auto" w:sz="0" w:space="0"/>
-                <w:bottom w:val="none" w:color="auto" w:sz="0" w:space="0"/>
-                <w:right w:val="none" w:color="auto" w:sz="0" w:space="0"/>
-              </w:pBdr>
-              <w:spacing w:before="0" w:beforeAutospacing="0" w:after="0" w:afterAutospacing="0"/>
-              <w:ind w:left="0" w:right="0"/>
-              <w:jc w:val="center"/>
-              <w:rPr>
-                <w:rFonts w:hint="eastAsia" w:ascii="宋体" w:hAnsi="宋体" w:eastAsia="宋体" w:cs="宋体"/>
-                <w:i w:val="0"/>
-                <w:color w:val="auto"/>
-                <w:kern w:val="2"/>
-                <w:sz w:val="28"/>
-                <w:szCs w:val="28"/>
-                <w:lang w:val="en-US" w:eastAsia="zh-CN" w:bidi="ar-SA"/>
-              </w:rPr>
-            </w:pPr>
-            <w:r>
-              <w:rPr>
-                <w:rFonts w:hint="eastAsia" w:ascii="宋体" w:hAnsi="宋体" w:eastAsia="宋体" w:cs="宋体"/>
-                <w:i w:val="0"/>
-                <w:color w:val="auto"/>
-                <w:kern w:val="2"/>
-                <w:sz w:val="28"/>
-                <w:szCs w:val="28"/>
-                <w:lang w:val="en-US" w:eastAsia="zh-CN" w:bidi="ar-SA"/>
-              </w:rPr>
-              <w:t>创新党领导的社区多方协商共治机制</w:t>
-            </w:r>
-          </w:p>
-        </w:tc>
-        <w:tc>
-          <w:tcPr>
-            <w:tcW w:w="3271" w:type="dxa"/>
-            <w:tcBorders>
-              <w:top w:val="nil"/>
-              <w:left w:val="nil"/>
-              <w:bottom w:val="single" w:color="000000" w:sz="6" w:space="0"/>
-              <w:right w:val="single" w:color="000000" w:sz="6" w:space="0"/>
-            </w:tcBorders>
-            <w:shd w:val="clear" w:color="auto" w:fill="FFFFFF"/>
-            <w:noWrap w:val="0"/>
-            <w:tcMar>
-              <w:top w:w="0" w:type="dxa"/>
-              <w:bottom w:w="0" w:type="dxa"/>
-            </w:tcMar>
-            <w:vAlign w:val="center"/>
-          </w:tcPr>
-          <w:p>
-            <w:pPr>
-              <w:pStyle w:val="6"/>
-              <w:keepNext w:val="0"/>
-              <w:keepLines w:val="0"/>
-              <w:widowControl/>
-              <w:suppressLineNumbers w:val="0"/>
-              <w:pBdr>
-                <w:top w:val="none" w:color="auto" w:sz="0" w:space="0"/>
-                <w:left w:val="none" w:color="auto" w:sz="0" w:space="0"/>
-                <w:bottom w:val="none" w:color="auto" w:sz="0" w:space="0"/>
-                <w:right w:val="none" w:color="auto" w:sz="0" w:space="0"/>
-              </w:pBdr>
-              <w:spacing w:before="0" w:beforeAutospacing="0" w:after="0" w:afterAutospacing="0"/>
-              <w:ind w:left="0" w:right="0"/>
-              <w:jc w:val="center"/>
-              <w:rPr>
-                <w:rFonts w:hint="eastAsia" w:ascii="宋体" w:hAnsi="宋体" w:eastAsia="宋体" w:cs="宋体"/>
-                <w:i w:val="0"/>
-                <w:color w:val="auto"/>
-                <w:kern w:val="2"/>
-                <w:sz w:val="28"/>
-                <w:szCs w:val="28"/>
-                <w:lang w:val="en-US" w:eastAsia="zh-CN" w:bidi="ar-SA"/>
-              </w:rPr>
-            </w:pPr>
-            <w:r>
-              <w:rPr>
-                <w:rFonts w:hint="eastAsia" w:ascii="宋体" w:hAnsi="宋体" w:eastAsia="宋体" w:cs="宋体"/>
-                <w:i w:val="0"/>
-                <w:color w:val="auto"/>
-                <w:kern w:val="2"/>
-                <w:sz w:val="28"/>
-                <w:szCs w:val="28"/>
-                <w:lang w:val="en-US" w:eastAsia="zh-CN" w:bidi="ar-SA"/>
-              </w:rPr>
-              <w:t>探索建立积分激励、指数监测、信息化支撑、智库支持等工作机制，有效提升社区协商工作水平</w:t>
-            </w:r>
-          </w:p>
-        </w:tc>
-      </w:tr>
-      <w:tr>
-        <w:trPr>
-          <w:trHeight w:val="915" w:hRule="atLeast"/>
-        </w:trPr>
-        <w:tc>
-          <w:tcPr>
-            <w:tcW w:w="625" w:type="dxa"/>
-            <w:tcBorders>
-              <w:top w:val="nil"/>
-              <w:left w:val="single" w:color="000000" w:sz="6" w:space="0"/>
-              <w:bottom w:val="single" w:color="000000" w:sz="6" w:space="0"/>
-              <w:right w:val="single" w:color="000000" w:sz="6" w:space="0"/>
-            </w:tcBorders>
-            <w:shd w:val="clear" w:color="auto" w:fill="FFFFFF"/>
-            <w:noWrap w:val="0"/>
-            <w:tcMar>
-              <w:top w:w="0" w:type="dxa"/>
-              <w:bottom w:w="0" w:type="dxa"/>
-            </w:tcMar>
-            <w:vAlign w:val="center"/>
-          </w:tcPr>
-          <w:p>
-            <w:pPr>
-              <w:pStyle w:val="6"/>
-              <w:keepNext w:val="0"/>
-              <w:keepLines w:val="0"/>
-              <w:widowControl/>
-              <w:suppressLineNumbers w:val="0"/>
-              <w:pBdr>
-                <w:top w:val="none" w:color="auto" w:sz="0" w:space="0"/>
-                <w:left w:val="none" w:color="auto" w:sz="0" w:space="0"/>
-                <w:bottom w:val="none" w:color="auto" w:sz="0" w:space="0"/>
-                <w:right w:val="none" w:color="auto" w:sz="0" w:space="0"/>
-              </w:pBdr>
-              <w:spacing w:before="0" w:beforeAutospacing="0" w:after="0" w:afterAutospacing="0"/>
-              <w:ind w:left="0" w:right="0"/>
-              <w:jc w:val="center"/>
-              <w:rPr>
-                <w:rFonts w:hint="eastAsia" w:ascii="宋体" w:hAnsi="宋体" w:eastAsia="宋体" w:cs="宋体"/>
-                <w:sz w:val="28"/>
-                <w:szCs w:val="28"/>
-              </w:rPr>
-            </w:pPr>
-            <w:r>
-              <w:rPr>
-                <w:rFonts w:hint="eastAsia" w:ascii="宋体" w:hAnsi="宋体" w:eastAsia="宋体" w:cs="宋体"/>
-                <w:b w:val="0"/>
-                <w:i w:val="0"/>
-                <w:caps w:val="0"/>
-                <w:color w:val="333333"/>
-                <w:spacing w:val="0"/>
-                <w:sz w:val="28"/>
-                <w:szCs w:val="28"/>
-              </w:rPr>
-              <w:t>28</w:t>
-            </w:r>
-          </w:p>
-        </w:tc>
-        <w:tc>
-          <w:tcPr>
-            <w:tcW w:w="1438" w:type="dxa"/>
-            <w:tcBorders>
-              <w:top w:val="nil"/>
-              <w:left w:val="nil"/>
-              <w:bottom w:val="single" w:color="000000" w:sz="6" w:space="0"/>
-              <w:right w:val="single" w:color="000000" w:sz="6" w:space="0"/>
-            </w:tcBorders>
-            <w:shd w:val="clear" w:color="auto" w:fill="FFFFFF"/>
-            <w:noWrap w:val="0"/>
-            <w:tcMar>
-              <w:top w:w="0" w:type="dxa"/>
-              <w:bottom w:w="0" w:type="dxa"/>
-            </w:tcMar>
-            <w:vAlign w:val="center"/>
-          </w:tcPr>
-          <w:p>
-            <w:pPr>
-              <w:pStyle w:val="6"/>
-              <w:keepNext w:val="0"/>
-              <w:keepLines w:val="0"/>
-              <w:widowControl/>
-              <w:suppressLineNumbers w:val="0"/>
-              <w:pBdr>
-                <w:top w:val="none" w:color="auto" w:sz="0" w:space="0"/>
-                <w:left w:val="none" w:color="auto" w:sz="0" w:space="0"/>
-                <w:bottom w:val="none" w:color="auto" w:sz="0" w:space="0"/>
-                <w:right w:val="none" w:color="auto" w:sz="0" w:space="0"/>
-              </w:pBdr>
-              <w:spacing w:before="0" w:beforeAutospacing="0" w:after="0" w:afterAutospacing="0"/>
-              <w:ind w:left="0" w:right="0"/>
-              <w:jc w:val="center"/>
-              <w:rPr>
-                <w:rFonts w:hint="eastAsia" w:ascii="宋体" w:hAnsi="宋体" w:eastAsia="宋体" w:cs="宋体"/>
-                <w:i w:val="0"/>
-                <w:color w:val="auto"/>
-                <w:kern w:val="2"/>
-                <w:sz w:val="28"/>
-                <w:szCs w:val="28"/>
-                <w:lang w:val="en-US" w:eastAsia="zh-CN" w:bidi="ar-SA"/>
-              </w:rPr>
-            </w:pPr>
-            <w:r>
-              <w:rPr>
-                <w:rFonts w:hint="eastAsia" w:ascii="宋体" w:hAnsi="宋体" w:eastAsia="宋体" w:cs="宋体"/>
-                <w:i w:val="0"/>
-                <w:color w:val="auto"/>
-                <w:kern w:val="2"/>
-                <w:sz w:val="28"/>
-                <w:szCs w:val="28"/>
-                <w:lang w:val="en-US" w:eastAsia="zh-CN" w:bidi="ar-SA"/>
-              </w:rPr>
-              <w:t>四川省邛崃市</w:t>
-            </w:r>
-          </w:p>
-        </w:tc>
-        <w:tc>
-          <w:tcPr>
-            <w:tcW w:w="3228" w:type="dxa"/>
-            <w:tcBorders>
-              <w:top w:val="nil"/>
-              <w:left w:val="nil"/>
-              <w:bottom w:val="single" w:color="000000" w:sz="6" w:space="0"/>
-              <w:right w:val="single" w:color="000000" w:sz="6" w:space="0"/>
-            </w:tcBorders>
-            <w:shd w:val="clear" w:color="auto" w:fill="FFFFFF"/>
-            <w:noWrap w:val="0"/>
-            <w:tcMar>
-              <w:top w:w="0" w:type="dxa"/>
-              <w:bottom w:w="0" w:type="dxa"/>
-            </w:tcMar>
-            <w:vAlign w:val="center"/>
-          </w:tcPr>
-          <w:p>
-            <w:pPr>
-              <w:pStyle w:val="6"/>
-              <w:keepNext w:val="0"/>
-              <w:keepLines w:val="0"/>
-              <w:widowControl/>
-              <w:suppressLineNumbers w:val="0"/>
-              <w:pBdr>
-                <w:top w:val="none" w:color="auto" w:sz="0" w:space="0"/>
-                <w:left w:val="none" w:color="auto" w:sz="0" w:space="0"/>
-                <w:bottom w:val="none" w:color="auto" w:sz="0" w:space="0"/>
-                <w:right w:val="none" w:color="auto" w:sz="0" w:space="0"/>
-              </w:pBdr>
-              <w:spacing w:before="0" w:beforeAutospacing="0" w:after="0" w:afterAutospacing="0"/>
-              <w:ind w:left="0" w:right="0"/>
-              <w:jc w:val="center"/>
-              <w:rPr>
-                <w:rFonts w:hint="eastAsia" w:ascii="宋体" w:hAnsi="宋体" w:eastAsia="宋体" w:cs="宋体"/>
-                <w:i w:val="0"/>
-                <w:color w:val="auto"/>
-                <w:kern w:val="2"/>
-                <w:sz w:val="28"/>
-                <w:szCs w:val="28"/>
-                <w:lang w:val="en-US" w:eastAsia="zh-CN" w:bidi="ar-SA"/>
-              </w:rPr>
-            </w:pPr>
-            <w:r>
-              <w:rPr>
-                <w:rFonts w:hint="eastAsia" w:ascii="宋体" w:hAnsi="宋体" w:eastAsia="宋体" w:cs="宋体"/>
-                <w:i w:val="0"/>
-                <w:color w:val="auto"/>
-                <w:kern w:val="2"/>
-                <w:sz w:val="28"/>
-                <w:szCs w:val="28"/>
-                <w:lang w:val="en-US" w:eastAsia="zh-CN" w:bidi="ar-SA"/>
-              </w:rPr>
-              <w:t>建立驻社区机关企事业单位履行社区治理责任评价体系</w:t>
-            </w:r>
-          </w:p>
-        </w:tc>
-        <w:tc>
-          <w:tcPr>
-            <w:tcW w:w="3271" w:type="dxa"/>
-            <w:tcBorders>
-              <w:top w:val="nil"/>
-              <w:left w:val="nil"/>
-              <w:bottom w:val="single" w:color="000000" w:sz="6" w:space="0"/>
-              <w:right w:val="single" w:color="000000" w:sz="6" w:space="0"/>
-            </w:tcBorders>
-            <w:shd w:val="clear" w:color="auto" w:fill="FFFFFF"/>
-            <w:noWrap w:val="0"/>
-            <w:tcMar>
-              <w:top w:w="0" w:type="dxa"/>
-              <w:bottom w:w="0" w:type="dxa"/>
-            </w:tcMar>
-            <w:vAlign w:val="center"/>
-          </w:tcPr>
-          <w:p>
-            <w:pPr>
-              <w:pStyle w:val="6"/>
-              <w:keepNext w:val="0"/>
-              <w:keepLines w:val="0"/>
-              <w:widowControl/>
-              <w:suppressLineNumbers w:val="0"/>
-              <w:pBdr>
-                <w:top w:val="none" w:color="auto" w:sz="0" w:space="0"/>
-                <w:left w:val="none" w:color="auto" w:sz="0" w:space="0"/>
-                <w:bottom w:val="none" w:color="auto" w:sz="0" w:space="0"/>
-                <w:right w:val="none" w:color="auto" w:sz="0" w:space="0"/>
-              </w:pBdr>
-              <w:spacing w:before="0" w:beforeAutospacing="0" w:after="0" w:afterAutospacing="0"/>
-              <w:ind w:left="0" w:right="0"/>
-              <w:jc w:val="center"/>
-              <w:rPr>
-                <w:rFonts w:hint="eastAsia" w:ascii="宋体" w:hAnsi="宋体" w:eastAsia="宋体" w:cs="宋体"/>
-                <w:i w:val="0"/>
-                <w:color w:val="auto"/>
-                <w:kern w:val="2"/>
-                <w:sz w:val="28"/>
-                <w:szCs w:val="28"/>
-                <w:lang w:val="en-US" w:eastAsia="zh-CN" w:bidi="ar-SA"/>
-              </w:rPr>
-            </w:pPr>
-            <w:r>
-              <w:rPr>
-                <w:rFonts w:hint="eastAsia" w:ascii="宋体" w:hAnsi="宋体" w:eastAsia="宋体" w:cs="宋体"/>
-                <w:i w:val="0"/>
-                <w:color w:val="auto"/>
-                <w:kern w:val="2"/>
-                <w:sz w:val="28"/>
-                <w:szCs w:val="28"/>
-                <w:lang w:val="en-US" w:eastAsia="zh-CN" w:bidi="ar-SA"/>
-              </w:rPr>
-              <w:t>探索建立驻社区机关企事业单位履行社区治理责任清单、考核评价、结果运用机制，构建共建共治共享社区治理格局</w:t>
-            </w:r>
-          </w:p>
-        </w:tc>
-      </w:tr>
-      <w:tr>
-        <w:trPr>
-          <w:trHeight w:val="1050" w:hRule="atLeast"/>
-        </w:trPr>
-        <w:tc>
-          <w:tcPr>
-            <w:tcW w:w="625" w:type="dxa"/>
-            <w:tcBorders>
-              <w:top w:val="nil"/>
-              <w:left w:val="single" w:color="000000" w:sz="6" w:space="0"/>
-              <w:bottom w:val="single" w:color="000000" w:sz="6" w:space="0"/>
-              <w:right w:val="single" w:color="000000" w:sz="6" w:space="0"/>
-            </w:tcBorders>
-            <w:shd w:val="clear" w:color="auto" w:fill="FFFFFF"/>
-            <w:noWrap w:val="0"/>
-            <w:tcMar>
-              <w:top w:w="0" w:type="dxa"/>
-              <w:bottom w:w="0" w:type="dxa"/>
-            </w:tcMar>
-            <w:vAlign w:val="center"/>
-          </w:tcPr>
-          <w:p>
-            <w:pPr>
-              <w:pStyle w:val="6"/>
-              <w:keepNext w:val="0"/>
-              <w:keepLines w:val="0"/>
-              <w:widowControl/>
-              <w:suppressLineNumbers w:val="0"/>
-              <w:pBdr>
-                <w:top w:val="none" w:color="auto" w:sz="0" w:space="0"/>
-                <w:left w:val="none" w:color="auto" w:sz="0" w:space="0"/>
-                <w:bottom w:val="none" w:color="auto" w:sz="0" w:space="0"/>
-                <w:right w:val="none" w:color="auto" w:sz="0" w:space="0"/>
-              </w:pBdr>
-              <w:spacing w:before="0" w:beforeAutospacing="0" w:after="0" w:afterAutospacing="0"/>
-              <w:ind w:left="0" w:right="0"/>
-              <w:jc w:val="center"/>
-              <w:rPr>
-                <w:rFonts w:hint="eastAsia" w:ascii="宋体" w:hAnsi="宋体" w:eastAsia="宋体" w:cs="宋体"/>
-                <w:sz w:val="28"/>
-                <w:szCs w:val="28"/>
-              </w:rPr>
-            </w:pPr>
-            <w:r>
-              <w:rPr>
-                <w:rFonts w:hint="eastAsia" w:ascii="宋体" w:hAnsi="宋体" w:eastAsia="宋体" w:cs="宋体"/>
-                <w:b w:val="0"/>
-                <w:i w:val="0"/>
-                <w:caps w:val="0"/>
-                <w:color w:val="333333"/>
-                <w:spacing w:val="0"/>
-                <w:sz w:val="28"/>
-                <w:szCs w:val="28"/>
-              </w:rPr>
-              <w:t>29</w:t>
-            </w:r>
-          </w:p>
-        </w:tc>
-        <w:tc>
-          <w:tcPr>
-            <w:tcW w:w="1438" w:type="dxa"/>
-            <w:tcBorders>
-              <w:top w:val="nil"/>
-              <w:left w:val="nil"/>
-              <w:bottom w:val="single" w:color="000000" w:sz="6" w:space="0"/>
-              <w:right w:val="single" w:color="000000" w:sz="6" w:space="0"/>
-            </w:tcBorders>
-            <w:shd w:val="clear" w:color="auto" w:fill="FFFFFF"/>
-            <w:noWrap w:val="0"/>
-            <w:tcMar>
-              <w:top w:w="0" w:type="dxa"/>
-              <w:bottom w:w="0" w:type="dxa"/>
-            </w:tcMar>
-            <w:vAlign w:val="center"/>
-          </w:tcPr>
-          <w:p>
-            <w:pPr>
-              <w:pStyle w:val="6"/>
-              <w:keepNext w:val="0"/>
-              <w:keepLines w:val="0"/>
-              <w:widowControl/>
-              <w:suppressLineNumbers w:val="0"/>
-              <w:pBdr>
-                <w:top w:val="none" w:color="auto" w:sz="0" w:space="0"/>
-                <w:left w:val="none" w:color="auto" w:sz="0" w:space="0"/>
-                <w:bottom w:val="none" w:color="auto" w:sz="0" w:space="0"/>
-                <w:right w:val="none" w:color="auto" w:sz="0" w:space="0"/>
-              </w:pBdr>
-              <w:spacing w:before="0" w:beforeAutospacing="0" w:after="0" w:afterAutospacing="0"/>
-              <w:ind w:left="0" w:right="0"/>
-              <w:jc w:val="center"/>
-              <w:rPr>
-                <w:rFonts w:hint="eastAsia" w:ascii="宋体" w:hAnsi="宋体" w:eastAsia="宋体" w:cs="宋体"/>
-                <w:i w:val="0"/>
-                <w:color w:val="auto"/>
-                <w:kern w:val="2"/>
-                <w:sz w:val="28"/>
-                <w:szCs w:val="28"/>
-                <w:lang w:val="en-US" w:eastAsia="zh-CN" w:bidi="ar-SA"/>
-              </w:rPr>
-            </w:pPr>
-            <w:r>
-              <w:rPr>
-                <w:rFonts w:hint="eastAsia" w:ascii="宋体" w:hAnsi="宋体" w:eastAsia="宋体" w:cs="宋体"/>
-                <w:i w:val="0"/>
-                <w:color w:val="auto"/>
-                <w:kern w:val="2"/>
-                <w:sz w:val="28"/>
-                <w:szCs w:val="28"/>
-                <w:lang w:val="en-US" w:eastAsia="zh-CN" w:bidi="ar-SA"/>
-              </w:rPr>
-              <w:t>陕西省西安市莲湖区</w:t>
-            </w:r>
-          </w:p>
-        </w:tc>
-        <w:tc>
-          <w:tcPr>
-            <w:tcW w:w="3228" w:type="dxa"/>
-            <w:tcBorders>
-              <w:top w:val="nil"/>
-              <w:left w:val="nil"/>
-              <w:bottom w:val="single" w:color="000000" w:sz="6" w:space="0"/>
-              <w:right w:val="single" w:color="000000" w:sz="6" w:space="0"/>
-            </w:tcBorders>
-            <w:shd w:val="clear" w:color="auto" w:fill="FFFFFF"/>
-            <w:noWrap w:val="0"/>
-            <w:tcMar>
-              <w:top w:w="0" w:type="dxa"/>
-              <w:bottom w:w="0" w:type="dxa"/>
-            </w:tcMar>
-            <w:vAlign w:val="center"/>
-          </w:tcPr>
-          <w:p>
-            <w:pPr>
-              <w:pStyle w:val="6"/>
-              <w:keepNext w:val="0"/>
-              <w:keepLines w:val="0"/>
-              <w:widowControl/>
-              <w:suppressLineNumbers w:val="0"/>
-              <w:pBdr>
-                <w:top w:val="none" w:color="auto" w:sz="0" w:space="0"/>
-                <w:left w:val="none" w:color="auto" w:sz="0" w:space="0"/>
-                <w:bottom w:val="none" w:color="auto" w:sz="0" w:space="0"/>
-                <w:right w:val="none" w:color="auto" w:sz="0" w:space="0"/>
-              </w:pBdr>
-              <w:spacing w:before="0" w:beforeAutospacing="0" w:after="0" w:afterAutospacing="0"/>
-              <w:ind w:left="0" w:right="0"/>
-              <w:jc w:val="center"/>
-              <w:rPr>
-                <w:rFonts w:hint="eastAsia" w:ascii="宋体" w:hAnsi="宋体" w:eastAsia="宋体" w:cs="宋体"/>
-                <w:i w:val="0"/>
-                <w:color w:val="auto"/>
-                <w:kern w:val="2"/>
-                <w:sz w:val="28"/>
-                <w:szCs w:val="28"/>
-                <w:lang w:val="en-US" w:eastAsia="zh-CN" w:bidi="ar-SA"/>
-              </w:rPr>
-            </w:pPr>
-            <w:r>
-              <w:rPr>
-                <w:rFonts w:hint="eastAsia" w:ascii="宋体" w:hAnsi="宋体" w:eastAsia="宋体" w:cs="宋体"/>
-                <w:i w:val="0"/>
-                <w:color w:val="auto"/>
-                <w:kern w:val="2"/>
-                <w:sz w:val="28"/>
-                <w:szCs w:val="28"/>
-                <w:lang w:val="en-US" w:eastAsia="zh-CN" w:bidi="ar-SA"/>
-              </w:rPr>
-              <w:t>实施清单准入制度，推进社区减负增效</w:t>
-            </w:r>
-          </w:p>
-        </w:tc>
-        <w:tc>
-          <w:tcPr>
-            <w:tcW w:w="3271" w:type="dxa"/>
-            <w:tcBorders>
-              <w:top w:val="nil"/>
-              <w:left w:val="nil"/>
-              <w:bottom w:val="single" w:color="000000" w:sz="6" w:space="0"/>
-              <w:right w:val="single" w:color="000000" w:sz="6" w:space="0"/>
-            </w:tcBorders>
-            <w:shd w:val="clear" w:color="auto" w:fill="FFFFFF"/>
-            <w:noWrap w:val="0"/>
-            <w:tcMar>
-              <w:top w:w="0" w:type="dxa"/>
-              <w:bottom w:w="0" w:type="dxa"/>
-            </w:tcMar>
-            <w:vAlign w:val="center"/>
-          </w:tcPr>
-          <w:p>
-            <w:pPr>
-              <w:pStyle w:val="6"/>
-              <w:keepNext w:val="0"/>
-              <w:keepLines w:val="0"/>
-              <w:widowControl/>
-              <w:suppressLineNumbers w:val="0"/>
-              <w:pBdr>
-                <w:top w:val="none" w:color="auto" w:sz="0" w:space="0"/>
-                <w:left w:val="none" w:color="auto" w:sz="0" w:space="0"/>
-                <w:bottom w:val="none" w:color="auto" w:sz="0" w:space="0"/>
-                <w:right w:val="none" w:color="auto" w:sz="0" w:space="0"/>
-              </w:pBdr>
-              <w:spacing w:before="0" w:beforeAutospacing="0" w:after="0" w:afterAutospacing="0"/>
-              <w:ind w:left="0" w:right="0"/>
-              <w:jc w:val="center"/>
-              <w:rPr>
-                <w:rFonts w:hint="eastAsia" w:ascii="宋体" w:hAnsi="宋体" w:eastAsia="宋体" w:cs="宋体"/>
-                <w:i w:val="0"/>
-                <w:color w:val="auto"/>
-                <w:kern w:val="2"/>
-                <w:sz w:val="28"/>
-                <w:szCs w:val="28"/>
-                <w:lang w:val="en-US" w:eastAsia="zh-CN" w:bidi="ar-SA"/>
-              </w:rPr>
-            </w:pPr>
-            <w:r>
-              <w:rPr>
-                <w:rFonts w:hint="eastAsia" w:ascii="宋体" w:hAnsi="宋体" w:eastAsia="宋体" w:cs="宋体"/>
-                <w:i w:val="0"/>
-                <w:color w:val="auto"/>
-                <w:kern w:val="2"/>
-                <w:sz w:val="28"/>
-                <w:szCs w:val="28"/>
-                <w:lang w:val="en-US" w:eastAsia="zh-CN" w:bidi="ar-SA"/>
-              </w:rPr>
-              <w:t>完善社区工作事项“三个清单”，全面探索实行社区工作事项准入机制，推进社区减负增效，提升社区治理和服务水平</w:t>
-            </w:r>
-          </w:p>
-        </w:tc>
-      </w:tr>
-      <w:tr>
-        <w:trPr>
-          <w:trHeight w:val="915" w:hRule="atLeast"/>
-        </w:trPr>
-        <w:tc>
-          <w:tcPr>
-            <w:tcW w:w="625" w:type="dxa"/>
-            <w:tcBorders>
-              <w:top w:val="nil"/>
-              <w:left w:val="single" w:color="000000" w:sz="6" w:space="0"/>
-              <w:bottom w:val="single" w:color="000000" w:sz="6" w:space="0"/>
-              <w:right w:val="single" w:color="000000" w:sz="6" w:space="0"/>
-            </w:tcBorders>
-            <w:shd w:val="clear" w:color="auto" w:fill="FFFFFF"/>
-            <w:noWrap w:val="0"/>
-            <w:tcMar>
-              <w:top w:w="0" w:type="dxa"/>
-              <w:bottom w:w="0" w:type="dxa"/>
-            </w:tcMar>
-            <w:vAlign w:val="center"/>
-          </w:tcPr>
-          <w:p>
-            <w:pPr>
-              <w:pStyle w:val="6"/>
-              <w:keepNext w:val="0"/>
-              <w:keepLines w:val="0"/>
-              <w:widowControl/>
-              <w:suppressLineNumbers w:val="0"/>
-              <w:pBdr>
-                <w:top w:val="none" w:color="auto" w:sz="0" w:space="0"/>
-                <w:left w:val="none" w:color="auto" w:sz="0" w:space="0"/>
-                <w:bottom w:val="none" w:color="auto" w:sz="0" w:space="0"/>
-                <w:right w:val="none" w:color="auto" w:sz="0" w:space="0"/>
-              </w:pBdr>
-              <w:spacing w:before="0" w:beforeAutospacing="0" w:after="0" w:afterAutospacing="0"/>
-              <w:ind w:left="0" w:right="0"/>
-              <w:jc w:val="center"/>
-              <w:rPr>
-                <w:rFonts w:hint="eastAsia" w:ascii="宋体" w:hAnsi="宋体" w:eastAsia="宋体" w:cs="宋体"/>
-                <w:sz w:val="28"/>
-                <w:szCs w:val="28"/>
-              </w:rPr>
-            </w:pPr>
-            <w:r>
-              <w:rPr>
-                <w:rFonts w:hint="eastAsia" w:ascii="宋体" w:hAnsi="宋体" w:eastAsia="宋体" w:cs="宋体"/>
-                <w:b w:val="0"/>
-                <w:i w:val="0"/>
-                <w:caps w:val="0"/>
-                <w:color w:val="333333"/>
-                <w:spacing w:val="0"/>
-                <w:sz w:val="28"/>
-                <w:szCs w:val="28"/>
-              </w:rPr>
-              <w:t>30</w:t>
-            </w:r>
-          </w:p>
-        </w:tc>
-        <w:tc>
-          <w:tcPr>
-            <w:tcW w:w="1438" w:type="dxa"/>
-            <w:tcBorders>
-              <w:top w:val="nil"/>
-              <w:left w:val="nil"/>
-              <w:bottom w:val="single" w:color="000000" w:sz="6" w:space="0"/>
-              <w:right w:val="single" w:color="000000" w:sz="6" w:space="0"/>
-            </w:tcBorders>
-            <w:shd w:val="clear" w:color="auto" w:fill="FFFFFF"/>
-            <w:noWrap w:val="0"/>
-            <w:tcMar>
-              <w:top w:w="0" w:type="dxa"/>
-              <w:bottom w:w="0" w:type="dxa"/>
-            </w:tcMar>
-            <w:vAlign w:val="center"/>
-          </w:tcPr>
-          <w:p>
-            <w:pPr>
-              <w:pStyle w:val="6"/>
-              <w:keepNext w:val="0"/>
-              <w:keepLines w:val="0"/>
-              <w:widowControl/>
-              <w:suppressLineNumbers w:val="0"/>
-              <w:pBdr>
-                <w:top w:val="none" w:color="auto" w:sz="0" w:space="0"/>
-                <w:left w:val="none" w:color="auto" w:sz="0" w:space="0"/>
-                <w:bottom w:val="none" w:color="auto" w:sz="0" w:space="0"/>
-                <w:right w:val="none" w:color="auto" w:sz="0" w:space="0"/>
-              </w:pBdr>
-              <w:spacing w:before="0" w:beforeAutospacing="0" w:after="0" w:afterAutospacing="0"/>
-              <w:ind w:left="0" w:right="0"/>
-              <w:jc w:val="center"/>
-              <w:rPr>
-                <w:rFonts w:hint="eastAsia" w:ascii="宋体" w:hAnsi="宋体" w:eastAsia="宋体" w:cs="宋体"/>
-                <w:i w:val="0"/>
-                <w:color w:val="auto"/>
-                <w:kern w:val="2"/>
-                <w:sz w:val="28"/>
-                <w:szCs w:val="28"/>
-                <w:lang w:val="en-US" w:eastAsia="zh-CN" w:bidi="ar-SA"/>
-              </w:rPr>
-            </w:pPr>
-            <w:r>
-              <w:rPr>
-                <w:rFonts w:hint="eastAsia" w:ascii="宋体" w:hAnsi="宋体" w:eastAsia="宋体" w:cs="宋体"/>
-                <w:i w:val="0"/>
-                <w:color w:val="auto"/>
-                <w:kern w:val="2"/>
-                <w:sz w:val="28"/>
-                <w:szCs w:val="28"/>
-                <w:lang w:val="en-US" w:eastAsia="zh-CN" w:bidi="ar-SA"/>
-              </w:rPr>
-              <w:t>陕西省榆林市榆阳区</w:t>
-            </w:r>
-          </w:p>
-        </w:tc>
-        <w:tc>
-          <w:tcPr>
-            <w:tcW w:w="3228" w:type="dxa"/>
-            <w:tcBorders>
-              <w:top w:val="nil"/>
-              <w:left w:val="nil"/>
-              <w:bottom w:val="single" w:color="000000" w:sz="6" w:space="0"/>
-              <w:right w:val="single" w:color="000000" w:sz="6" w:space="0"/>
-            </w:tcBorders>
-            <w:shd w:val="clear" w:color="auto" w:fill="FFFFFF"/>
-            <w:noWrap w:val="0"/>
-            <w:tcMar>
-              <w:top w:w="0" w:type="dxa"/>
-              <w:bottom w:w="0" w:type="dxa"/>
-            </w:tcMar>
-            <w:vAlign w:val="center"/>
-          </w:tcPr>
-          <w:p>
-            <w:pPr>
-              <w:pStyle w:val="6"/>
-              <w:keepNext w:val="0"/>
-              <w:keepLines w:val="0"/>
-              <w:widowControl/>
-              <w:suppressLineNumbers w:val="0"/>
-              <w:pBdr>
-                <w:top w:val="none" w:color="auto" w:sz="0" w:space="0"/>
-                <w:left w:val="none" w:color="auto" w:sz="0" w:space="0"/>
-                <w:bottom w:val="none" w:color="auto" w:sz="0" w:space="0"/>
-                <w:right w:val="none" w:color="auto" w:sz="0" w:space="0"/>
-              </w:pBdr>
-              <w:spacing w:before="0" w:beforeAutospacing="0" w:after="0" w:afterAutospacing="0"/>
-              <w:ind w:left="0" w:right="0"/>
-              <w:jc w:val="center"/>
-              <w:rPr>
-                <w:rFonts w:hint="eastAsia" w:ascii="宋体" w:hAnsi="宋体" w:eastAsia="宋体" w:cs="宋体"/>
-                <w:i w:val="0"/>
-                <w:color w:val="auto"/>
-                <w:kern w:val="2"/>
-                <w:sz w:val="28"/>
-                <w:szCs w:val="28"/>
-                <w:lang w:val="en-US" w:eastAsia="zh-CN" w:bidi="ar-SA"/>
-              </w:rPr>
-            </w:pPr>
-            <w:r>
-              <w:rPr>
-                <w:rFonts w:hint="eastAsia" w:ascii="宋体" w:hAnsi="宋体" w:eastAsia="宋体" w:cs="宋体"/>
-                <w:i w:val="0"/>
-                <w:color w:val="auto"/>
-                <w:kern w:val="2"/>
-                <w:sz w:val="28"/>
-                <w:szCs w:val="28"/>
-                <w:lang w:val="en-US" w:eastAsia="zh-CN" w:bidi="ar-SA"/>
-              </w:rPr>
-              <w:t>促进社区居民自治与网格化服务管理有效衔接</w:t>
-            </w:r>
-          </w:p>
-        </w:tc>
-        <w:tc>
-          <w:tcPr>
-            <w:tcW w:w="3271" w:type="dxa"/>
-            <w:tcBorders>
-              <w:top w:val="nil"/>
-              <w:left w:val="nil"/>
-              <w:bottom w:val="single" w:color="000000" w:sz="6" w:space="0"/>
-              <w:right w:val="single" w:color="000000" w:sz="6" w:space="0"/>
-            </w:tcBorders>
-            <w:shd w:val="clear" w:color="auto" w:fill="FFFFFF"/>
-            <w:noWrap w:val="0"/>
-            <w:tcMar>
-              <w:top w:w="0" w:type="dxa"/>
-              <w:bottom w:w="0" w:type="dxa"/>
-            </w:tcMar>
-            <w:vAlign w:val="center"/>
-          </w:tcPr>
-          <w:p>
-            <w:pPr>
-              <w:pStyle w:val="6"/>
-              <w:keepNext w:val="0"/>
-              <w:keepLines w:val="0"/>
-              <w:widowControl/>
-              <w:suppressLineNumbers w:val="0"/>
-              <w:pBdr>
-                <w:top w:val="none" w:color="auto" w:sz="0" w:space="0"/>
-                <w:left w:val="none" w:color="auto" w:sz="0" w:space="0"/>
-                <w:bottom w:val="none" w:color="auto" w:sz="0" w:space="0"/>
-                <w:right w:val="none" w:color="auto" w:sz="0" w:space="0"/>
-              </w:pBdr>
-              <w:spacing w:before="0" w:beforeAutospacing="0" w:after="0" w:afterAutospacing="0"/>
-              <w:ind w:left="0" w:right="0"/>
-              <w:jc w:val="center"/>
-              <w:rPr>
-                <w:rFonts w:hint="eastAsia" w:ascii="宋体" w:hAnsi="宋体" w:eastAsia="宋体" w:cs="宋体"/>
-                <w:i w:val="0"/>
-                <w:color w:val="auto"/>
-                <w:kern w:val="2"/>
-                <w:sz w:val="28"/>
-                <w:szCs w:val="28"/>
-                <w:lang w:val="en-US" w:eastAsia="zh-CN" w:bidi="ar-SA"/>
-              </w:rPr>
-            </w:pPr>
-            <w:r>
-              <w:rPr>
-                <w:rFonts w:hint="eastAsia" w:ascii="宋体" w:hAnsi="宋体" w:eastAsia="宋体" w:cs="宋体"/>
-                <w:i w:val="0"/>
-                <w:color w:val="auto"/>
-                <w:kern w:val="2"/>
-                <w:sz w:val="28"/>
-                <w:szCs w:val="28"/>
-                <w:lang w:val="en-US" w:eastAsia="zh-CN" w:bidi="ar-SA"/>
-              </w:rPr>
-              <w:t>从设置优化、功能互补、体系融合、人员整合、资源下沉等方面，探索实现社区居民自治与网格化服务管理有效衔接</w:t>
-            </w:r>
-          </w:p>
-        </w:tc>
-      </w:tr>
-      <w:tr>
-        <w:trPr>
-          <w:trHeight w:val="1005" w:hRule="atLeast"/>
-        </w:trPr>
-        <w:tc>
-          <w:tcPr>
-            <w:tcW w:w="625" w:type="dxa"/>
-            <w:tcBorders>
-              <w:top w:val="nil"/>
-              <w:left w:val="single" w:color="000000" w:sz="6" w:space="0"/>
-              <w:bottom w:val="single" w:color="000000" w:sz="6" w:space="0"/>
-              <w:right w:val="single" w:color="000000" w:sz="6" w:space="0"/>
-            </w:tcBorders>
-            <w:shd w:val="clear" w:color="auto" w:fill="FFFFFF"/>
-            <w:noWrap w:val="0"/>
-            <w:tcMar>
-              <w:top w:w="0" w:type="dxa"/>
-              <w:bottom w:w="0" w:type="dxa"/>
-            </w:tcMar>
-            <w:vAlign w:val="center"/>
-          </w:tcPr>
-          <w:p>
-            <w:pPr>
-              <w:pStyle w:val="6"/>
-              <w:keepNext w:val="0"/>
-              <w:keepLines w:val="0"/>
-              <w:widowControl/>
-              <w:suppressLineNumbers w:val="0"/>
-              <w:pBdr>
-                <w:top w:val="none" w:color="auto" w:sz="0" w:space="0"/>
-                <w:left w:val="none" w:color="auto" w:sz="0" w:space="0"/>
-                <w:bottom w:val="none" w:color="auto" w:sz="0" w:space="0"/>
-                <w:right w:val="none" w:color="auto" w:sz="0" w:space="0"/>
-              </w:pBdr>
-              <w:spacing w:before="0" w:beforeAutospacing="0" w:after="0" w:afterAutospacing="0"/>
-              <w:ind w:left="0" w:right="0"/>
-              <w:jc w:val="center"/>
-              <w:rPr>
-                <w:rFonts w:hint="eastAsia" w:ascii="宋体" w:hAnsi="宋体" w:eastAsia="宋体" w:cs="宋体"/>
-                <w:sz w:val="28"/>
-                <w:szCs w:val="28"/>
-              </w:rPr>
-            </w:pPr>
-            <w:r>
-              <w:rPr>
-                <w:rFonts w:hint="eastAsia" w:ascii="宋体" w:hAnsi="宋体" w:eastAsia="宋体" w:cs="宋体"/>
-                <w:b w:val="0"/>
-                <w:i w:val="0"/>
-                <w:caps w:val="0"/>
-                <w:color w:val="333333"/>
-                <w:spacing w:val="0"/>
-                <w:sz w:val="28"/>
-                <w:szCs w:val="28"/>
-              </w:rPr>
-              <w:t>31</w:t>
-            </w:r>
-          </w:p>
-        </w:tc>
-        <w:tc>
-          <w:tcPr>
-            <w:tcW w:w="1438" w:type="dxa"/>
-            <w:tcBorders>
-              <w:top w:val="nil"/>
-              <w:left w:val="nil"/>
-              <w:bottom w:val="single" w:color="000000" w:sz="6" w:space="0"/>
-              <w:right w:val="single" w:color="000000" w:sz="6" w:space="0"/>
-            </w:tcBorders>
-            <w:shd w:val="clear" w:color="auto" w:fill="FFFFFF"/>
-            <w:noWrap w:val="0"/>
-            <w:tcMar>
-              <w:top w:w="0" w:type="dxa"/>
-              <w:bottom w:w="0" w:type="dxa"/>
-            </w:tcMar>
-            <w:vAlign w:val="center"/>
-          </w:tcPr>
-          <w:p>
-            <w:pPr>
-              <w:pStyle w:val="6"/>
-              <w:keepNext w:val="0"/>
-              <w:keepLines w:val="0"/>
-              <w:widowControl/>
-              <w:suppressLineNumbers w:val="0"/>
-              <w:pBdr>
-                <w:top w:val="none" w:color="auto" w:sz="0" w:space="0"/>
-                <w:left w:val="none" w:color="auto" w:sz="0" w:space="0"/>
-                <w:bottom w:val="none" w:color="auto" w:sz="0" w:space="0"/>
-                <w:right w:val="none" w:color="auto" w:sz="0" w:space="0"/>
-              </w:pBdr>
-              <w:spacing w:before="0" w:beforeAutospacing="0" w:after="0" w:afterAutospacing="0"/>
-              <w:ind w:left="0" w:right="0"/>
-              <w:jc w:val="center"/>
-              <w:rPr>
-                <w:rFonts w:hint="eastAsia" w:ascii="宋体" w:hAnsi="宋体" w:eastAsia="宋体" w:cs="宋体"/>
-                <w:i w:val="0"/>
-                <w:color w:val="auto"/>
-                <w:kern w:val="2"/>
-                <w:sz w:val="28"/>
-                <w:szCs w:val="28"/>
-                <w:lang w:val="en-US" w:eastAsia="zh-CN" w:bidi="ar-SA"/>
-              </w:rPr>
-            </w:pPr>
-            <w:r>
-              <w:rPr>
-                <w:rFonts w:hint="eastAsia" w:ascii="宋体" w:hAnsi="宋体" w:eastAsia="宋体" w:cs="宋体"/>
-                <w:i w:val="0"/>
-                <w:color w:val="auto"/>
-                <w:kern w:val="2"/>
-                <w:sz w:val="28"/>
-                <w:szCs w:val="28"/>
-                <w:lang w:val="en-US" w:eastAsia="zh-CN" w:bidi="ar-SA"/>
-              </w:rPr>
-              <w:t>甘肃省酒泉市肃州区</w:t>
-            </w:r>
-          </w:p>
-        </w:tc>
-        <w:tc>
-          <w:tcPr>
-            <w:tcW w:w="3228" w:type="dxa"/>
-            <w:tcBorders>
-              <w:top w:val="nil"/>
-              <w:left w:val="nil"/>
-              <w:bottom w:val="single" w:color="000000" w:sz="6" w:space="0"/>
-              <w:right w:val="single" w:color="000000" w:sz="6" w:space="0"/>
-            </w:tcBorders>
-            <w:shd w:val="clear" w:color="auto" w:fill="FFFFFF"/>
-            <w:noWrap w:val="0"/>
-            <w:tcMar>
-              <w:top w:w="0" w:type="dxa"/>
-              <w:bottom w:w="0" w:type="dxa"/>
-            </w:tcMar>
-            <w:vAlign w:val="center"/>
-          </w:tcPr>
-          <w:p>
-            <w:pPr>
-              <w:pStyle w:val="6"/>
-              <w:keepNext w:val="0"/>
-              <w:keepLines w:val="0"/>
-              <w:widowControl/>
-              <w:suppressLineNumbers w:val="0"/>
-              <w:pBdr>
-                <w:top w:val="none" w:color="auto" w:sz="0" w:space="0"/>
-                <w:left w:val="none" w:color="auto" w:sz="0" w:space="0"/>
-                <w:bottom w:val="none" w:color="auto" w:sz="0" w:space="0"/>
-                <w:right w:val="none" w:color="auto" w:sz="0" w:space="0"/>
-              </w:pBdr>
-              <w:spacing w:before="0" w:beforeAutospacing="0" w:after="0" w:afterAutospacing="0"/>
-              <w:ind w:left="0" w:right="0"/>
-              <w:jc w:val="center"/>
-              <w:rPr>
-                <w:rFonts w:hint="eastAsia" w:ascii="宋体" w:hAnsi="宋体" w:eastAsia="宋体" w:cs="宋体"/>
-                <w:i w:val="0"/>
-                <w:color w:val="auto"/>
-                <w:kern w:val="2"/>
-                <w:sz w:val="28"/>
-                <w:szCs w:val="28"/>
-                <w:lang w:val="en-US" w:eastAsia="zh-CN" w:bidi="ar-SA"/>
-              </w:rPr>
-            </w:pPr>
-            <w:r>
-              <w:rPr>
-                <w:rFonts w:hint="eastAsia" w:ascii="宋体" w:hAnsi="宋体" w:eastAsia="宋体" w:cs="宋体"/>
-                <w:i w:val="0"/>
-                <w:color w:val="auto"/>
-                <w:kern w:val="2"/>
-                <w:sz w:val="28"/>
-                <w:szCs w:val="28"/>
-                <w:lang w:val="en-US" w:eastAsia="zh-CN" w:bidi="ar-SA"/>
-              </w:rPr>
-              <w:t>探索完善欠发达地区“三社联动”工作体系</w:t>
-            </w:r>
-          </w:p>
-        </w:tc>
-        <w:tc>
-          <w:tcPr>
-            <w:tcW w:w="3271" w:type="dxa"/>
-            <w:tcBorders>
-              <w:top w:val="nil"/>
-              <w:left w:val="nil"/>
-              <w:bottom w:val="single" w:color="000000" w:sz="6" w:space="0"/>
-              <w:right w:val="single" w:color="000000" w:sz="6" w:space="0"/>
-            </w:tcBorders>
-            <w:shd w:val="clear" w:color="auto" w:fill="FFFFFF"/>
-            <w:noWrap w:val="0"/>
-            <w:tcMar>
-              <w:top w:w="0" w:type="dxa"/>
-              <w:bottom w:w="0" w:type="dxa"/>
-            </w:tcMar>
-            <w:vAlign w:val="center"/>
-          </w:tcPr>
-          <w:p>
-            <w:pPr>
-              <w:pStyle w:val="6"/>
-              <w:keepNext w:val="0"/>
-              <w:keepLines w:val="0"/>
-              <w:widowControl/>
-              <w:suppressLineNumbers w:val="0"/>
-              <w:pBdr>
-                <w:top w:val="none" w:color="auto" w:sz="0" w:space="0"/>
-                <w:left w:val="none" w:color="auto" w:sz="0" w:space="0"/>
-                <w:bottom w:val="none" w:color="auto" w:sz="0" w:space="0"/>
-                <w:right w:val="none" w:color="auto" w:sz="0" w:space="0"/>
-              </w:pBdr>
-              <w:spacing w:before="0" w:beforeAutospacing="0" w:after="0" w:afterAutospacing="0"/>
-              <w:ind w:left="0" w:right="0"/>
-              <w:jc w:val="center"/>
-              <w:rPr>
-                <w:rFonts w:hint="eastAsia" w:ascii="宋体" w:hAnsi="宋体" w:eastAsia="宋体" w:cs="宋体"/>
-                <w:i w:val="0"/>
-                <w:color w:val="auto"/>
-                <w:kern w:val="2"/>
-                <w:sz w:val="28"/>
-                <w:szCs w:val="28"/>
-                <w:lang w:val="en-US" w:eastAsia="zh-CN" w:bidi="ar-SA"/>
-              </w:rPr>
-            </w:pPr>
-            <w:r>
-              <w:rPr>
-                <w:rFonts w:hint="eastAsia" w:ascii="宋体" w:hAnsi="宋体" w:eastAsia="宋体" w:cs="宋体"/>
-                <w:i w:val="0"/>
-                <w:color w:val="auto"/>
-                <w:kern w:val="2"/>
-                <w:sz w:val="28"/>
-                <w:szCs w:val="28"/>
-                <w:lang w:val="en-US" w:eastAsia="zh-CN" w:bidi="ar-SA"/>
-              </w:rPr>
-              <w:t>完善“三大平台”，创新“五大机制”，探索欠发达地区通过“三社联动”提升社区治理和服务水平新路径</w:t>
-            </w:r>
-          </w:p>
-        </w:tc>
-      </w:tr>
-    </w:tbl>
-    <w:p>
-      <w:bookmarkStart w:id="0" w:name="_GoBack"/>
-      <w:bookmarkEnd w:id="0"/>
-    </w:p>
+    <w:p/>
     <w:sectPr>
       <w:pgSz w:w="11906" w:h="16838"/>
       <w:pgMar w:top="1440" w:right="1800" w:bottom="1440" w:left="1800" w:header="851" w:footer="992" w:gutter="0"/>
@@ -19100,26 +11625,6 @@
     </w:sectPr>
   </w:body>
 </w:document>
-</file>
-
-<file path=word/numbering.xml><?xml version="1.0" encoding="utf-8"?>
-<w:numbering xmlns:wpc="http://schemas.microsoft.com/office/word/2010/wordprocessingCanvas" xmlns:mc="http://schemas.openxmlformats.org/markup-compatibility/2006" xmlns:o="urn:schemas-microsoft-com:office:office" xmlns:r="http://schemas.openxmlformats.org/officeDocument/2006/relationships" xmlns:m="http://schemas.openxmlformats.org/officeDocument/2006/math" xmlns:v="urn:schemas-microsoft-com:vml" xmlns:wp14="http://schemas.microsoft.com/office/word/2010/wordprocessingDrawing" xmlns:wp="http://schemas.openxmlformats.org/drawingml/2006/wordprocessingDrawing" xmlns:w10="urn:schemas-microsoft-com:office:word" xmlns:w="http://schemas.openxmlformats.org/wordprocessingml/2006/main" xmlns:w14="http://schemas.microsoft.com/office/word/2010/wordml" xmlns:wpg="http://schemas.microsoft.com/office/word/2010/wordprocessingGroup" xmlns:wpi="http://schemas.microsoft.com/office/word/2010/wordprocessingInk" xmlns:wne="http://schemas.microsoft.com/office/word/2006/wordml" xmlns:wps="http://schemas.microsoft.com/office/word/2010/wordprocessingShape" xmlns:wpsCustomData="http://www.wps.cn/officeDocument/2013/wpsCustomData" mc:Ignorable="w14 wp14">
-  <w:abstractNum w:abstractNumId="0">
-    <w:nsid w:val="8A2982CF"/>
-    <w:multiLevelType w:val="singleLevel"/>
-    <w:tmpl w:val="8A2982CF"/>
-    <w:lvl w:ilvl="0" w:tentative="0">
-      <w:start w:val="4"/>
-      <w:numFmt w:val="decimal"/>
-      <w:suff w:val="nothing"/>
-      <w:lvlText w:val="%1、"/>
-      <w:lvlJc w:val="left"/>
-    </w:lvl>
-  </w:abstractNum>
-  <w:num w:numId="1">
-    <w:abstractNumId w:val="0"/>
-  </w:num>
-</w:numbering>
 </file>
 
 <file path=word/styles.xml><?xml version="1.0" encoding="utf-8"?>
